--- a/chapters/03-observational-studies.docx
+++ b/chapters/03-observational-studies.docx
@@ -4260,7 +4260,7 @@
       </w:r>
     </w:p>
     <w:bookmarkEnd w:id="45"/>
-    <w:bookmarkStart w:id="48" w:name="references"/>
+    <w:bookmarkStart w:id="49" w:name="references"/>
     <w:p>
       <w:pPr>
         <w:pStyle w:val="Heading2"/>
@@ -4269,8 +4269,8 @@
         <w:t xml:space="preserve">8 References</w:t>
       </w:r>
     </w:p>
-    <w:bookmarkStart w:id="47" w:name="refs"/>
-    <w:bookmarkStart w:id="46" w:name="ref-hernan2020causal"/>
+    <w:bookmarkStart w:id="48" w:name="refs"/>
+    <w:bookmarkStart w:id="47" w:name="ref-hernan2020causal"/>
     <w:p>
       <w:pPr>
         <w:pStyle w:val="Bibliography"/>
@@ -4291,10 +4291,24 @@
       <w:r>
         <w:t xml:space="preserve">. Boca Raton: Chapman &amp; Hall/CRC.</w:t>
       </w:r>
-    </w:p>
-    <w:bookmarkEnd w:id="46"/>
+      <w:r>
+        <w:t xml:space="preserve"> </w:t>
+      </w:r>
+      <w:hyperlink r:id="rId46">
+        <w:r>
+          <w:rPr>
+            <w:rStyle w:val="Hyperlink"/>
+          </w:rPr>
+          <w:t xml:space="preserve">https://miguelhernan.org/whatifbook</w:t>
+        </w:r>
+      </w:hyperlink>
+      <w:r>
+        <w:t xml:space="preserve">.</w:t>
+      </w:r>
+    </w:p>
     <w:bookmarkEnd w:id="47"/>
     <w:bookmarkEnd w:id="48"/>
+    <w:bookmarkEnd w:id="49"/>
     <w:sectPr>
       <w:footnotePr>
         <w:numRestart w:val="eachSect"/>

--- a/chapters/03-observational-studies.docx
+++ b/chapters/03-observational-studies.docx
@@ -79,6 +79,13 @@
       </w:r>
     </w:p>
     <w:p>
+      <w:r>
+        <w:pict>
+          <v:rect style="width:0;height:1.5pt" o:hralign="center" o:hrstd="t" o:hr="t"/>
+        </w:pict>
+      </w:r>
+    </w:p>
+    <w:p>
       <w:pPr>
         <w:pStyle w:val="FirstParagraph"/>
       </w:pPr>
@@ -437,6 +444,13 @@
       </w:pPr>
       <w:r>
         <w:t xml:space="preserve">2 3.2 Exchangeability (pp. 27-29)</w:t>
+      </w:r>
+    </w:p>
+    <w:p>
+      <w:r>
+        <w:pict>
+          <v:rect style="width:0;height:1.5pt" o:hralign="center" o:hrstd="t" o:hr="t"/>
+        </w:pict>
       </w:r>
     </w:p>
     <w:p>
@@ -1464,6 +1478,13 @@
       </w:pPr>
       <w:r>
         <w:t xml:space="preserve">3 3.3 Positivity (pp. 29-30)</w:t>
+      </w:r>
+    </w:p>
+    <w:p>
+      <w:r>
+        <w:pict>
+          <v:rect style="width:0;height:1.5pt" o:hralign="center" o:hrstd="t" o:hr="t"/>
+        </w:pict>
       </w:r>
     </w:p>
     <w:p>
@@ -2043,6 +2064,13 @@
       </w:r>
     </w:p>
     <w:p>
+      <w:r>
+        <w:pict>
+          <v:rect style="width:0;height:1.5pt" o:hralign="center" o:hrstd="t" o:hr="t"/>
+        </w:pict>
+      </w:r>
+    </w:p>
+    <w:p>
       <w:pPr>
         <w:pStyle w:val="FirstParagraph"/>
       </w:pPr>
@@ -2609,6 +2637,13 @@
       </w:r>
     </w:p>
     <w:p>
+      <w:r>
+        <w:pict>
+          <v:rect style="width:0;height:1.5pt" o:hralign="center" o:hrstd="t" o:hr="t"/>
+        </w:pict>
+      </w:r>
+    </w:p>
+    <w:p>
       <w:pPr>
         <w:pStyle w:val="FirstParagraph"/>
       </w:pPr>
@@ -3182,6 +3217,13 @@
       </w:pPr>
       <w:r>
         <w:t xml:space="preserve">6 3.6 The Target Trial (pp. 34-36)</w:t>
+      </w:r>
+    </w:p>
+    <w:p>
+      <w:r>
+        <w:pict>
+          <v:rect style="width:0;height:1.5pt" o:hralign="center" o:hrstd="t" o:hr="t"/>
+        </w:pict>
       </w:r>
     </w:p>
     <w:p>
@@ -3880,6 +3922,13 @@
       </w:r>
     </w:p>
     <w:p>
+      <w:r>
+        <w:pict>
+          <v:rect style="width:0;height:1.5pt" o:hralign="center" o:hrstd="t" o:hr="t"/>
+        </w:pict>
+      </w:r>
+    </w:p>
+    <w:p>
       <w:pPr>
         <w:pStyle w:val="FirstParagraph"/>
       </w:pPr>
@@ -4267,6 +4316,13 @@
       </w:pPr>
       <w:r>
         <w:t xml:space="preserve">8 References</w:t>
+      </w:r>
+    </w:p>
+    <w:p>
+      <w:r>
+        <w:pict>
+          <v:rect style="width:0;height:1.5pt" o:hralign="center" o:hrstd="t" o:hr="t"/>
+        </w:pict>
       </w:r>
     </w:p>
     <w:bookmarkStart w:id="48" w:name="refs"/>

--- a/chapters/03-observational-studies.docx
+++ b/chapters/03-observational-studies.docx
@@ -69,7 +69,7 @@
         <w:t xml:space="preserve">.</w:t>
       </w:r>
     </w:p>
-    <w:bookmarkStart w:id="22" w:name="identifiability-conditions-pp.-25-27"/>
+    <w:bookmarkStart w:id="11" w:name="identifiability-conditions-pp.-25-27"/>
     <w:p>
       <w:pPr>
         <w:pStyle w:val="Heading2"/>
@@ -114,7 +114,7 @@
         <w:t xml:space="preserve">.</w:t>
       </w:r>
     </w:p>
-    <w:bookmarkStart w:id="20" w:name="def-identifiability"/>
+    <w:bookmarkStart w:id="9" w:name="def-identifiability"/>
     <w:p>
       <w:pPr>
         <w:pStyle w:val="BodyText"/>
@@ -149,7 +149,7 @@
         <w:t xml:space="preserve">if it can be computed from the observed data distribution under a given set of assumptions.</w:t>
       </w:r>
     </w:p>
-    <w:bookmarkEnd w:id="20"/>
+    <w:bookmarkEnd w:id="9"/>
     <w:p>
       <w:pPr>
         <w:pStyle w:val="BodyText"/>
@@ -282,7 +282,7 @@
         <w:t xml:space="preserve">Note that randomized experiments automatically satisfy exchangeability (by design) and typically satisfy positivity (by protocol). However, even randomized experiments require the consistency assumption.</w:t>
       </w:r>
     </w:p>
-    <w:bookmarkStart w:id="21" w:name="why-identifiability-matters"/>
+    <w:bookmarkStart w:id="10" w:name="why-identifiability-matters"/>
     <w:p>
       <w:pPr>
         <w:pStyle w:val="Heading3"/>
@@ -435,9 +435,9 @@
         <w:t xml:space="preserve">The remainder of this chapter explores each condition in detail.</w:t>
       </w:r>
     </w:p>
-    <w:bookmarkEnd w:id="21"/>
-    <w:bookmarkEnd w:id="22"/>
-    <w:bookmarkStart w:id="27" w:name="exchangeability-pp.-27-29"/>
+    <w:bookmarkEnd w:id="10"/>
+    <w:bookmarkEnd w:id="11"/>
+    <w:bookmarkStart w:id="16" w:name="exchangeability-pp.-27-29"/>
     <w:p>
       <w:pPr>
         <w:pStyle w:val="Heading2"/>
@@ -474,7 +474,7 @@
         <w:t xml:space="preserve">. Informally, exchangeability means that the treated and untreated are comparable with respect to their potential outcomes.</w:t>
       </w:r>
     </w:p>
-    <w:bookmarkStart w:id="23" w:name="def-exchangeability-conditional"/>
+    <w:bookmarkStart w:id="12" w:name="def-exchangeability-conditional"/>
     <w:p>
       <w:pPr>
         <w:pStyle w:val="BodyText"/>
@@ -649,7 +649,7 @@
         <w:t xml:space="preserve">.</w:t>
       </w:r>
     </w:p>
-    <w:bookmarkEnd w:id="23"/>
+    <w:bookmarkEnd w:id="12"/>
     <w:p>
       <w:pPr>
         <w:pStyle w:val="BodyText"/>
@@ -673,64 +673,24 @@
           <m:r>
             <m:t>r</m:t>
           </m:r>
-          <m:d>
-            <m:dPr>
-              <m:begChr m:val="["/>
-              <m:sepChr m:val=""/>
-              <m:endChr m:val="]"/>
-              <m:grow/>
-            </m:dPr>
+          <m:r>
+            <m:rPr>
+              <m:sty m:val="p"/>
+            </m:rPr>
+            <m:t>[</m:t>
+          </m:r>
+          <m:sSup>
             <m:e>
-              <m:sSup>
-                <m:e>
-                  <m:r>
-                    <m:t>Y</m:t>
-                  </m:r>
-                </m:e>
-                <m:sup>
-                  <m:r>
-                    <m:t>a</m:t>
-                  </m:r>
-                </m:sup>
-              </m:sSup>
               <m:r>
-                <m:rPr>
-                  <m:sty m:val="p"/>
-                </m:rPr>
-                <m:t>=</m:t>
-              </m:r>
-              <m:r>
-                <m:t>1</m:t>
-              </m:r>
-              <m:r>
-                <m:rPr>
-                  <m:sty m:val="p"/>
-                </m:rPr>
-                <m:t>|</m:t>
-              </m:r>
-              <m:r>
-                <m:t>A</m:t>
-              </m:r>
-              <m:r>
-                <m:rPr>
-                  <m:sty m:val="p"/>
-                </m:rPr>
-                <m:t>=</m:t>
-              </m:r>
-              <m:r>
-                <m:t>1</m:t>
-              </m:r>
-              <m:r>
-                <m:rPr>
-                  <m:sty m:val="p"/>
-                </m:rPr>
-                <m:t>,</m:t>
-              </m:r>
-              <m:r>
-                <m:t>L</m:t>
+                <m:t>Y</m:t>
               </m:r>
             </m:e>
-          </m:d>
+            <m:sup>
+              <m:r>
+                <m:t>a</m:t>
+              </m:r>
+            </m:sup>
+          </m:sSup>
           <m:r>
             <m:rPr>
               <m:sty m:val="p"/>
@@ -738,69 +698,17 @@
             <m:t>=</m:t>
           </m:r>
           <m:r>
-            <m:t>P</m:t>
-          </m:r>
-          <m:r>
-            <m:t>r</m:t>
-          </m:r>
-          <m:d>
-            <m:dPr>
-              <m:begChr m:val="["/>
-              <m:sepChr m:val=""/>
-              <m:endChr m:val="]"/>
-              <m:grow/>
-            </m:dPr>
-            <m:e>
-              <m:sSup>
-                <m:e>
-                  <m:r>
-                    <m:t>Y</m:t>
-                  </m:r>
-                </m:e>
-                <m:sup>
-                  <m:r>
-                    <m:t>a</m:t>
-                  </m:r>
-                </m:sup>
-              </m:sSup>
-              <m:r>
-                <m:rPr>
-                  <m:sty m:val="p"/>
-                </m:rPr>
-                <m:t>=</m:t>
-              </m:r>
-              <m:r>
-                <m:t>1</m:t>
-              </m:r>
-              <m:r>
-                <m:rPr>
-                  <m:sty m:val="p"/>
-                </m:rPr>
-                <m:t>|</m:t>
-              </m:r>
-              <m:r>
-                <m:t>A</m:t>
-              </m:r>
-              <m:r>
-                <m:rPr>
-                  <m:sty m:val="p"/>
-                </m:rPr>
-                <m:t>=</m:t>
-              </m:r>
-              <m:r>
-                <m:t>0</m:t>
-              </m:r>
-              <m:r>
-                <m:rPr>
-                  <m:sty m:val="p"/>
-                </m:rPr>
-                <m:t>,</m:t>
-              </m:r>
-              <m:r>
-                <m:t>L</m:t>
-              </m:r>
-            </m:e>
-          </m:d>
+            <m:t>1</m:t>
+          </m:r>
+          <m:r>
+            <m:rPr>
+              <m:sty m:val="p"/>
+            </m:rPr>
+            <m:t>|</m:t>
+          </m:r>
+          <m:r>
+            <m:t>A</m:t>
+          </m:r>
           <m:r>
             <m:rPr>
               <m:sty m:val="p"/>
@@ -808,51 +716,149 @@
             <m:t>=</m:t>
           </m:r>
           <m:r>
+            <m:t>1</m:t>
+          </m:r>
+          <m:r>
+            <m:rPr>
+              <m:sty m:val="p"/>
+            </m:rPr>
+            <m:t>,</m:t>
+          </m:r>
+          <m:r>
+            <m:t>L</m:t>
+          </m:r>
+          <m:r>
+            <m:rPr>
+              <m:sty m:val="p"/>
+            </m:rPr>
+            <m:t>]</m:t>
+          </m:r>
+          <m:r>
+            <m:rPr>
+              <m:sty m:val="p"/>
+            </m:rPr>
+            <m:t>=</m:t>
+          </m:r>
+          <m:r>
             <m:t>P</m:t>
           </m:r>
           <m:r>
             <m:t>r</m:t>
           </m:r>
-          <m:d>
-            <m:dPr>
-              <m:begChr m:val="["/>
-              <m:sepChr m:val=""/>
-              <m:endChr m:val="]"/>
-              <m:grow/>
-            </m:dPr>
+          <m:r>
+            <m:rPr>
+              <m:sty m:val="p"/>
+            </m:rPr>
+            <m:t>[</m:t>
+          </m:r>
+          <m:sSup>
             <m:e>
-              <m:sSup>
-                <m:e>
-                  <m:r>
-                    <m:t>Y</m:t>
-                  </m:r>
-                </m:e>
-                <m:sup>
-                  <m:r>
-                    <m:t>a</m:t>
-                  </m:r>
-                </m:sup>
-              </m:sSup>
               <m:r>
-                <m:rPr>
-                  <m:sty m:val="p"/>
-                </m:rPr>
-                <m:t>=</m:t>
-              </m:r>
-              <m:r>
-                <m:t>1</m:t>
-              </m:r>
-              <m:r>
-                <m:rPr>
-                  <m:sty m:val="p"/>
-                </m:rPr>
-                <m:t>|</m:t>
-              </m:r>
-              <m:r>
-                <m:t>L</m:t>
+                <m:t>Y</m:t>
               </m:r>
             </m:e>
-          </m:d>
+            <m:sup>
+              <m:r>
+                <m:t>a</m:t>
+              </m:r>
+            </m:sup>
+          </m:sSup>
+          <m:r>
+            <m:rPr>
+              <m:sty m:val="p"/>
+            </m:rPr>
+            <m:t>=</m:t>
+          </m:r>
+          <m:r>
+            <m:t>1</m:t>
+          </m:r>
+          <m:r>
+            <m:rPr>
+              <m:sty m:val="p"/>
+            </m:rPr>
+            <m:t>|</m:t>
+          </m:r>
+          <m:r>
+            <m:t>A</m:t>
+          </m:r>
+          <m:r>
+            <m:rPr>
+              <m:sty m:val="p"/>
+            </m:rPr>
+            <m:t>=</m:t>
+          </m:r>
+          <m:r>
+            <m:t>0</m:t>
+          </m:r>
+          <m:r>
+            <m:rPr>
+              <m:sty m:val="p"/>
+            </m:rPr>
+            <m:t>,</m:t>
+          </m:r>
+          <m:r>
+            <m:t>L</m:t>
+          </m:r>
+          <m:r>
+            <m:rPr>
+              <m:sty m:val="p"/>
+            </m:rPr>
+            <m:t>]</m:t>
+          </m:r>
+          <m:r>
+            <m:rPr>
+              <m:sty m:val="p"/>
+            </m:rPr>
+            <m:t>=</m:t>
+          </m:r>
+          <m:r>
+            <m:t>P</m:t>
+          </m:r>
+          <m:r>
+            <m:t>r</m:t>
+          </m:r>
+          <m:r>
+            <m:rPr>
+              <m:sty m:val="p"/>
+            </m:rPr>
+            <m:t>[</m:t>
+          </m:r>
+          <m:sSup>
+            <m:e>
+              <m:r>
+                <m:t>Y</m:t>
+              </m:r>
+            </m:e>
+            <m:sup>
+              <m:r>
+                <m:t>a</m:t>
+              </m:r>
+            </m:sup>
+          </m:sSup>
+          <m:r>
+            <m:rPr>
+              <m:sty m:val="p"/>
+            </m:rPr>
+            <m:t>=</m:t>
+          </m:r>
+          <m:r>
+            <m:t>1</m:t>
+          </m:r>
+          <m:r>
+            <m:rPr>
+              <m:sty m:val="p"/>
+            </m:rPr>
+            <m:t>|</m:t>
+          </m:r>
+          <m:r>
+            <m:t>L</m:t>
+          </m:r>
+          <m:r>
+            <m:rPr>
+              <m:sty m:val="p"/>
+            </m:rPr>
+            <m:t>]</m:t>
+          </m:r>
         </m:oMath>
       </m:oMathPara>
     </w:p>
@@ -1029,7 +1035,7 @@
         <w:t xml:space="preserve">denotes statistical independence.</w:t>
       </w:r>
     </w:p>
-    <w:bookmarkStart w:id="25" w:name="exchangeability-and-confounding"/>
+    <w:bookmarkStart w:id="14" w:name="exchangeability-and-confounding"/>
     <w:p>
       <w:pPr>
         <w:pStyle w:val="Heading3"/>
@@ -1056,7 +1062,7 @@
         <w:t xml:space="preserve">is the absence of exchangeability. When exchangeability fails, comparing treated and untreated groups yields a biased estimate of the causal effect.</w:t>
       </w:r>
     </w:p>
-    <w:bookmarkStart w:id="24" w:name="exm-confounding"/>
+    <w:bookmarkStart w:id="13" w:name="exm-confounding"/>
     <w:p>
       <w:pPr>
         <w:pStyle w:val="BodyText"/>
@@ -1090,52 +1096,21 @@
           <m:r>
             <m:t>r</m:t>
           </m:r>
-          <m:d>
-            <m:dPr>
-              <m:begChr m:val="["/>
-              <m:sepChr m:val=""/>
-              <m:endChr m:val="]"/>
-              <m:grow/>
-            </m:dPr>
+          <m:r>
+            <m:rPr>
+              <m:sty m:val="p"/>
+            </m:rPr>
+            <m:t>[</m:t>
+          </m:r>
+          <m:sSup>
             <m:e>
-              <m:sSup>
-                <m:e>
-                  <m:r>
-                    <m:t>Y</m:t>
-                  </m:r>
-                </m:e>
-                <m:sup>
-                  <m:r>
-                    <m:t>a</m:t>
-                  </m:r>
-                  <m:r>
-                    <m:rPr>
-                      <m:sty m:val="p"/>
-                    </m:rPr>
-                    <m:t>=</m:t>
-                  </m:r>
-                  <m:r>
-                    <m:t>1</m:t>
-                  </m:r>
-                </m:sup>
-              </m:sSup>
               <m:r>
-                <m:rPr>
-                  <m:sty m:val="p"/>
-                </m:rPr>
-                <m:t>=</m:t>
+                <m:t>Y</m:t>
               </m:r>
+            </m:e>
+            <m:sup>
               <m:r>
-                <m:t>1</m:t>
-              </m:r>
-              <m:r>
-                <m:rPr>
-                  <m:sty m:val="p"/>
-                </m:rPr>
-                <m:t>|</m:t>
-              </m:r>
-              <m:r>
-                <m:t>A</m:t>
+                <m:t>a</m:t>
               </m:r>
               <m:r>
                 <m:rPr>
@@ -1146,8 +1121,41 @@
               <m:r>
                 <m:t>1</m:t>
               </m:r>
-            </m:e>
-          </m:d>
+            </m:sup>
+          </m:sSup>
+          <m:r>
+            <m:rPr>
+              <m:sty m:val="p"/>
+            </m:rPr>
+            <m:t>=</m:t>
+          </m:r>
+          <m:r>
+            <m:t>1</m:t>
+          </m:r>
+          <m:r>
+            <m:rPr>
+              <m:sty m:val="p"/>
+            </m:rPr>
+            <m:t>|</m:t>
+          </m:r>
+          <m:r>
+            <m:t>A</m:t>
+          </m:r>
+          <m:r>
+            <m:rPr>
+              <m:sty m:val="p"/>
+            </m:rPr>
+            <m:t>=</m:t>
+          </m:r>
+          <m:r>
+            <m:t>1</m:t>
+          </m:r>
+          <m:r>
+            <m:rPr>
+              <m:sty m:val="p"/>
+            </m:rPr>
+            <m:t>]</m:t>
+          </m:r>
           <m:r>
             <m:rPr>
               <m:sty m:val="p"/>
@@ -1160,585 +1168,21 @@
           <m:r>
             <m:t>r</m:t>
           </m:r>
-          <m:d>
-            <m:dPr>
-              <m:begChr m:val="["/>
-              <m:sepChr m:val=""/>
-              <m:endChr m:val="]"/>
-              <m:grow/>
-            </m:dPr>
-            <m:e>
-              <m:sSup>
-                <m:e>
-                  <m:r>
-                    <m:t>Y</m:t>
-                  </m:r>
-                </m:e>
-                <m:sup>
-                  <m:r>
-                    <m:t>a</m:t>
-                  </m:r>
-                  <m:r>
-                    <m:rPr>
-                      <m:sty m:val="p"/>
-                    </m:rPr>
-                    <m:t>=</m:t>
-                  </m:r>
-                  <m:r>
-                    <m:t>1</m:t>
-                  </m:r>
-                </m:sup>
-              </m:sSup>
-              <m:r>
-                <m:rPr>
-                  <m:sty m:val="p"/>
-                </m:rPr>
-                <m:t>=</m:t>
-              </m:r>
-              <m:r>
-                <m:t>1</m:t>
-              </m:r>
-              <m:r>
-                <m:rPr>
-                  <m:sty m:val="p"/>
-                </m:rPr>
-                <m:t>|</m:t>
-              </m:r>
-              <m:r>
-                <m:t>A</m:t>
-              </m:r>
-              <m:r>
-                <m:rPr>
-                  <m:sty m:val="p"/>
-                </m:rPr>
-                <m:t>=</m:t>
-              </m:r>
-              <m:r>
-                <m:t>0</m:t>
-              </m:r>
-            </m:e>
-          </m:d>
-        </m:oMath>
-      </m:oMathPara>
-    </w:p>
-    <w:p>
-      <w:pPr>
-        <w:pStyle w:val="FirstParagraph"/>
-      </w:pPr>
-      <w:r>
-        <w:t xml:space="preserve">The potential outcome under smoking is not independent of actual smoking status. The treated (smokers) are not exchangeable with the untreated (non-smokers).</w:t>
-      </w:r>
-    </w:p>
-    <w:bookmarkEnd w:id="24"/>
-    <w:bookmarkEnd w:id="25"/>
-    <w:bookmarkStart w:id="26" w:name="achieving-conditional-exchangeability"/>
-    <w:p>
-      <w:pPr>
-        <w:pStyle w:val="Heading3"/>
-      </w:pPr>
-      <w:r>
-        <w:t xml:space="preserve">2.2 Achieving Conditional Exchangeability</w:t>
-      </w:r>
-    </w:p>
-    <w:p>
-      <w:pPr>
-        <w:pStyle w:val="FirstParagraph"/>
-      </w:pPr>
-      <w:r>
-        <w:t xml:space="preserve">In observational studies, we try to achieve conditional exchangeability by:</w:t>
-      </w:r>
-    </w:p>
-    <w:p>
-      <w:pPr>
-        <w:pStyle w:val="Compact"/>
-        <w:numPr>
-          <w:ilvl w:val="0"/>
-          <w:numId w:val="1004"/>
-        </w:numPr>
-      </w:pPr>
-      <w:r>
-        <w:rPr>
-          <w:b/>
-          <w:bCs/>
-        </w:rPr>
-        <w:t xml:space="preserve">Identifying</w:t>
-      </w:r>
-      <w:r>
-        <w:t xml:space="preserve"> </w:t>
-      </w:r>
-      <w:r>
-        <w:t xml:space="preserve">potential confounders</w:t>
-      </w:r>
-      <w:r>
-        <w:t xml:space="preserve"> </w:t>
-      </w:r>
-      <m:oMath>
-        <m:r>
-          <m:t>L</m:t>
-        </m:r>
-      </m:oMath>
-      <w:r>
-        <w:t xml:space="preserve"> </w:t>
-      </w:r>
-      <w:r>
-        <w:t xml:space="preserve">based on subject-matter knowledge</w:t>
-      </w:r>
-    </w:p>
-    <w:p>
-      <w:pPr>
-        <w:pStyle w:val="Compact"/>
-        <w:numPr>
-          <w:ilvl w:val="0"/>
-          <w:numId w:val="1004"/>
-        </w:numPr>
-      </w:pPr>
-      <w:r>
-        <w:rPr>
-          <w:b/>
-          <w:bCs/>
-        </w:rPr>
-        <w:t xml:space="preserve">Measuring</w:t>
-      </w:r>
-      <w:r>
-        <w:t xml:space="preserve"> </w:t>
-      </w:r>
-      <w:r>
-        <w:t xml:space="preserve">these confounders accurately</w:t>
-      </w:r>
-    </w:p>
-    <w:p>
-      <w:pPr>
-        <w:pStyle w:val="Compact"/>
-        <w:numPr>
-          <w:ilvl w:val="0"/>
-          <w:numId w:val="1004"/>
-        </w:numPr>
-      </w:pPr>
-      <w:r>
-        <w:rPr>
-          <w:b/>
-          <w:bCs/>
-        </w:rPr>
-        <w:t xml:space="preserve">Adjusting</w:t>
-      </w:r>
-      <w:r>
-        <w:t xml:space="preserve"> </w:t>
-      </w:r>
-      <w:r>
-        <w:t xml:space="preserve">for confounders using appropriate statistical methods</w:t>
-      </w:r>
-    </w:p>
-    <w:p>
-      <w:pPr>
-        <w:pStyle w:val="FirstParagraph"/>
-      </w:pPr>
-      <w:r>
-        <w:rPr>
-          <w:b/>
-          <w:bCs/>
-        </w:rPr>
-        <w:t xml:space="preserve">Critical limitation</w:t>
-      </w:r>
-      <w:r>
-        <w:t xml:space="preserve">: Conditional exchangeability is an</w:t>
-      </w:r>
-      <w:r>
-        <w:t xml:space="preserve"> </w:t>
-      </w:r>
-      <w:r>
-        <w:rPr>
-          <w:b/>
-          <w:bCs/>
-        </w:rPr>
-        <w:t xml:space="preserve">untestable assumption</w:t>
-      </w:r>
-      <w:r>
-        <w:t xml:space="preserve">. We can never verify from data alone that we have measured and adjusted for all confounders.</w:t>
-      </w:r>
-    </w:p>
-    <w:p>
-      <w:pPr>
-        <w:pStyle w:val="BodyText"/>
-      </w:pPr>
-      <w:r>
-        <w:t xml:space="preserve">This is why subject-matter knowledge is essential in causal inference. We must use:</w:t>
-      </w:r>
-    </w:p>
-    <w:p>
-      <w:pPr>
-        <w:pStyle w:val="Compact"/>
-        <w:numPr>
-          <w:ilvl w:val="0"/>
-          <w:numId w:val="1005"/>
-        </w:numPr>
-      </w:pPr>
-      <w:r>
-        <w:t xml:space="preserve">Prior research</w:t>
-      </w:r>
-    </w:p>
-    <w:p>
-      <w:pPr>
-        <w:pStyle w:val="Compact"/>
-        <w:numPr>
-          <w:ilvl w:val="0"/>
-          <w:numId w:val="1005"/>
-        </w:numPr>
-      </w:pPr>
-      <w:r>
-        <w:t xml:space="preserve">Biological mechanisms</w:t>
-      </w:r>
-      <w:r>
-        <w:br/>
-      </w:r>
-    </w:p>
-    <w:p>
-      <w:pPr>
-        <w:pStyle w:val="Compact"/>
-        <w:numPr>
-          <w:ilvl w:val="0"/>
-          <w:numId w:val="1005"/>
-        </w:numPr>
-      </w:pPr>
-      <w:r>
-        <w:t xml:space="preserve">Causal diagrams (introduced in Chapter 6)</w:t>
-      </w:r>
-    </w:p>
-    <w:p>
-      <w:pPr>
-        <w:pStyle w:val="Compact"/>
-        <w:numPr>
-          <w:ilvl w:val="0"/>
-          <w:numId w:val="1005"/>
-        </w:numPr>
-      </w:pPr>
-      <w:r>
-        <w:t xml:space="preserve">Expert opinion</w:t>
-      </w:r>
-    </w:p>
-    <w:p>
-      <w:pPr>
-        <w:pStyle w:val="FirstParagraph"/>
-      </w:pPr>
-      <w:r>
-        <w:t xml:space="preserve">to identify the set of confounders</w:t>
-      </w:r>
-      <w:r>
-        <w:t xml:space="preserve"> </w:t>
-      </w:r>
-      <m:oMath>
-        <m:r>
-          <m:t>L</m:t>
-        </m:r>
-      </m:oMath>
-      <w:r>
-        <w:t xml:space="preserve"> </w:t>
-      </w:r>
-      <w:r>
-        <w:t xml:space="preserve">that, if measured and adjusted for, would render the treated and untreated exchangeable.</w:t>
-      </w:r>
-    </w:p>
-    <w:p>
-      <w:pPr>
-        <w:pStyle w:val="BodyText"/>
-      </w:pPr>
-      <w:r>
-        <w:t xml:space="preserve">If there exist</w:t>
-      </w:r>
-      <w:r>
-        <w:t xml:space="preserve"> </w:t>
-      </w:r>
-      <w:r>
-        <w:rPr>
-          <w:b/>
-          <w:bCs/>
-        </w:rPr>
-        <w:t xml:space="preserve">unmeasured confounders</w:t>
-      </w:r>
-      <w:r>
-        <w:t xml:space="preserve">—variables that affect both treatment and outcome but are not in</w:t>
-      </w:r>
-      <w:r>
-        <w:t xml:space="preserve"> </w:t>
-      </w:r>
-      <m:oMath>
-        <m:r>
-          <m:t>L</m:t>
-        </m:r>
-      </m:oMath>
-      <w:r>
-        <w:t xml:space="preserve">—then conditional exchangeability fails, and our causal effect estimates will be biased.</w:t>
-      </w:r>
-    </w:p>
-    <w:bookmarkEnd w:id="26"/>
-    <w:bookmarkEnd w:id="27"/>
-    <w:bookmarkStart w:id="31" w:name="positivity-pp.-29-30"/>
-    <w:p>
-      <w:pPr>
-        <w:pStyle w:val="Heading2"/>
-      </w:pPr>
-      <w:r>
-        <w:t xml:space="preserve">3 3.3 Positivity (pp. 29-30)</w:t>
-      </w:r>
-    </w:p>
-    <w:p>
-      <w:r>
-        <w:pict>
-          <v:rect style="width:0;height:1.5pt" o:hralign="center" o:hrstd="t" o:hr="t"/>
-        </w:pict>
-      </w:r>
-    </w:p>
-    <w:p>
-      <w:pPr>
-        <w:pStyle w:val="FirstParagraph"/>
-      </w:pPr>
-      <w:r>
-        <w:t xml:space="preserve">The second identifiability condition is</w:t>
-      </w:r>
-      <w:r>
-        <w:t xml:space="preserve"> </w:t>
-      </w:r>
-      <w:r>
-        <w:rPr>
-          <w:b/>
-          <w:bCs/>
-        </w:rPr>
-        <w:t xml:space="preserve">positivity</w:t>
-      </w:r>
-      <w:r>
-        <w:t xml:space="preserve">, also called the experimental treatment assignment assumption.</w:t>
-      </w:r>
-    </w:p>
-    <w:bookmarkStart w:id="28" w:name="def-positivity"/>
-    <w:p>
-      <w:pPr>
-        <w:pStyle w:val="BodyText"/>
-      </w:pPr>
-      <w:r>
-        <w:rPr>
-          <w:b/>
-          <w:bCs/>
-        </w:rPr>
-        <w:t xml:space="preserve">Definition 3 (Positivity)</w:t>
-      </w:r>
-      <w:r>
-        <w:t xml:space="preserve"> </w:t>
-      </w:r>
-      <w:r>
-        <w:rPr>
-          <w:b/>
-          <w:bCs/>
-        </w:rPr>
-        <w:t xml:space="preserve">Positivity</w:t>
-      </w:r>
-      <w:r>
-        <w:t xml:space="preserve"> </w:t>
-      </w:r>
-      <w:r>
-        <w:t xml:space="preserve">requires that, for every combination of values of</w:t>
-      </w:r>
-      <w:r>
-        <w:t xml:space="preserve"> </w:t>
-      </w:r>
-      <m:oMath>
-        <m:r>
-          <m:t>L</m:t>
-        </m:r>
-      </m:oMath>
-      <w:r>
-        <w:t xml:space="preserve"> </w:t>
-      </w:r>
-      <w:r>
-        <w:t xml:space="preserve">for which</w:t>
-      </w:r>
-      <w:r>
-        <w:t xml:space="preserve"> </w:t>
-      </w:r>
-      <m:oMath>
-        <m:r>
-          <m:t>P</m:t>
-        </m:r>
-        <m:r>
-          <m:t>r</m:t>
-        </m:r>
-        <m:d>
-          <m:dPr>
-            <m:begChr m:val="["/>
-            <m:sepChr m:val=""/>
-            <m:endChr m:val="]"/>
-            <m:grow/>
-          </m:dPr>
-          <m:e>
-            <m:r>
-              <m:t>L</m:t>
-            </m:r>
-          </m:e>
-        </m:d>
-        <m:r>
-          <m:rPr>
-            <m:sty m:val="p"/>
-          </m:rPr>
-          <m:t>&gt;</m:t>
-        </m:r>
-        <m:r>
-          <m:t>0</m:t>
-        </m:r>
-      </m:oMath>
-      <w:r>
-        <w:t xml:space="preserve">:</w:t>
-      </w:r>
-    </w:p>
-    <w:p>
-      <w:pPr>
-        <w:pStyle w:val="BodyText"/>
-      </w:pPr>
-      <m:oMathPara>
-        <m:oMathParaPr>
-          <m:jc m:val="center"/>
-        </m:oMathParaPr>
-        <m:oMath>
-          <m:r>
-            <m:t>P</m:t>
-          </m:r>
-          <m:r>
-            <m:t>r</m:t>
-          </m:r>
-          <m:d>
-            <m:dPr>
-              <m:begChr m:val="["/>
-              <m:sepChr m:val=""/>
-              <m:endChr m:val="]"/>
-              <m:grow/>
-            </m:dPr>
-            <m:e>
-              <m:r>
-                <m:t>A</m:t>
-              </m:r>
-              <m:r>
-                <m:rPr>
-                  <m:sty m:val="p"/>
-                </m:rPr>
-                <m:t>=</m:t>
-              </m:r>
-              <m:r>
-                <m:t>a</m:t>
-              </m:r>
-              <m:r>
-                <m:rPr>
-                  <m:sty m:val="p"/>
-                </m:rPr>
-                <m:t>|</m:t>
-              </m:r>
-              <m:r>
-                <m:t>L</m:t>
-              </m:r>
-            </m:e>
-          </m:d>
           <m:r>
             <m:rPr>
               <m:sty m:val="p"/>
             </m:rPr>
-            <m:t>&gt;</m:t>
-          </m:r>
-          <m:r>
-            <m:t>0</m:t>
-          </m:r>
-          <m:r>
-            <m:t> </m:t>
-          </m:r>
-          <m:r>
-            <m:rPr>
-              <m:nor/>
-              <m:sty m:val="p"/>
-            </m:rPr>
-            <m:t>for all </m:t>
-          </m:r>
-          <m:r>
-            <m:t>a</m:t>
-          </m:r>
-        </m:oMath>
-      </m:oMathPara>
-    </w:p>
-    <w:p>
-      <w:pPr>
-        <w:pStyle w:val="FirstParagraph"/>
-      </w:pPr>
-      <w:r>
-        <w:t xml:space="preserve">In words: every individual has a non-zero probability of receiving every level of treatment, conditional on their measured covariates.</w:t>
-      </w:r>
-    </w:p>
-    <w:bookmarkEnd w:id="28"/>
-    <w:bookmarkStart w:id="30" w:name="why-positivity-matters"/>
-    <w:p>
-      <w:pPr>
-        <w:pStyle w:val="Heading3"/>
-      </w:pPr>
-      <w:r>
-        <w:t xml:space="preserve">3.1 Why Positivity Matters</w:t>
-      </w:r>
-    </w:p>
-    <w:p>
-      <w:pPr>
-        <w:pStyle w:val="FirstParagraph"/>
-      </w:pPr>
-      <w:r>
-        <w:t xml:space="preserve">Without positivity, we cannot estimate causal effects for all individuals. If certain individuals (with specific values of</w:t>
-      </w:r>
-      <w:r>
-        <w:t xml:space="preserve"> </w:t>
-      </w:r>
-      <m:oMath>
-        <m:r>
-          <m:t>L</m:t>
-        </m:r>
-      </m:oMath>
-      <w:r>
-        <w:t xml:space="preserve">) have zero probability of receiving treatment, we cannot learn about their counterfactual outcome under treatment from the data.</w:t>
-      </w:r>
-    </w:p>
-    <w:bookmarkStart w:id="29" w:name="exm-positivity-violation"/>
-    <w:p>
-      <w:pPr>
-        <w:pStyle w:val="BodyText"/>
-      </w:pPr>
-      <w:r>
-        <w:rPr>
-          <w:b/>
-          <w:bCs/>
-        </w:rPr>
-        <w:t xml:space="preserve">Example 2 (Positivity Violation Example)</w:t>
-      </w:r>
-      <w:r>
-        <w:t xml:space="preserve"> </w:t>
-      </w:r>
-      <w:r>
-        <w:t xml:space="preserve">Suppose we want to estimate the effect of a treatment on 90-year-old individuals, but in our data, no 90-year-old person received the treatment. Then:</w:t>
-      </w:r>
-    </w:p>
-    <w:p>
-      <w:pPr>
-        <w:pStyle w:val="BodyText"/>
-      </w:pPr>
-      <m:oMathPara>
-        <m:oMathParaPr>
-          <m:jc m:val="center"/>
-        </m:oMathParaPr>
-        <m:oMath>
-          <m:r>
-            <m:t>P</m:t>
-          </m:r>
-          <m:r>
-            <m:t>r</m:t>
-          </m:r>
-          <m:d>
-            <m:dPr>
-              <m:begChr m:val="["/>
-              <m:sepChr m:val=""/>
-              <m:endChr m:val="]"/>
-              <m:grow/>
-            </m:dPr>
+            <m:t>[</m:t>
+          </m:r>
+          <m:sSup>
             <m:e>
               <m:r>
-                <m:t>A</m:t>
+                <m:t>Y</m:t>
+              </m:r>
+            </m:e>
+            <m:sup>
+              <m:r>
+                <m:t>a</m:t>
               </m:r>
               <m:r>
                 <m:rPr>
@@ -1749,30 +1193,8 @@
               <m:r>
                 <m:t>1</m:t>
               </m:r>
-              <m:r>
-                <m:rPr>
-                  <m:sty m:val="p"/>
-                </m:rPr>
-                <m:t>|</m:t>
-              </m:r>
-              <m:r>
-                <m:rPr>
-                  <m:nor/>
-                  <m:sty m:val="p"/>
-                </m:rPr>
-                <m:t>Age</m:t>
-              </m:r>
-              <m:r>
-                <m:rPr>
-                  <m:sty m:val="p"/>
-                </m:rPr>
-                <m:t>=</m:t>
-              </m:r>
-              <m:r>
-                <m:t>90</m:t>
-              </m:r>
-            </m:e>
-          </m:d>
+            </m:sup>
+          </m:sSup>
           <m:r>
             <m:rPr>
               <m:sty m:val="p"/>
@@ -1780,7 +1202,31 @@
             <m:t>=</m:t>
           </m:r>
           <m:r>
+            <m:t>1</m:t>
+          </m:r>
+          <m:r>
+            <m:rPr>
+              <m:sty m:val="p"/>
+            </m:rPr>
+            <m:t>|</m:t>
+          </m:r>
+          <m:r>
+            <m:t>A</m:t>
+          </m:r>
+          <m:r>
+            <m:rPr>
+              <m:sty m:val="p"/>
+            </m:rPr>
+            <m:t>=</m:t>
+          </m:r>
+          <m:r>
             <m:t>0</m:t>
+          </m:r>
+          <m:r>
+            <m:rPr>
+              <m:sty m:val="p"/>
+            </m:rPr>
+            <m:t>]</m:t>
           </m:r>
         </m:oMath>
       </m:oMathPara>
@@ -1790,6 +1236,576 @@
         <w:pStyle w:val="FirstParagraph"/>
       </w:pPr>
       <w:r>
+        <w:t xml:space="preserve">The potential outcome under smoking is not independent of actual smoking status. The treated (smokers) are not exchangeable with the untreated (non-smokers).</w:t>
+      </w:r>
+    </w:p>
+    <w:bookmarkEnd w:id="13"/>
+    <w:bookmarkEnd w:id="14"/>
+    <w:bookmarkStart w:id="15" w:name="achieving-conditional-exchangeability"/>
+    <w:p>
+      <w:pPr>
+        <w:pStyle w:val="Heading3"/>
+      </w:pPr>
+      <w:r>
+        <w:t xml:space="preserve">2.2 Achieving Conditional Exchangeability</w:t>
+      </w:r>
+    </w:p>
+    <w:p>
+      <w:pPr>
+        <w:pStyle w:val="FirstParagraph"/>
+      </w:pPr>
+      <w:r>
+        <w:t xml:space="preserve">In observational studies, we try to achieve conditional exchangeability by:</w:t>
+      </w:r>
+    </w:p>
+    <w:p>
+      <w:pPr>
+        <w:pStyle w:val="Compact"/>
+        <w:numPr>
+          <w:ilvl w:val="0"/>
+          <w:numId w:val="1004"/>
+        </w:numPr>
+      </w:pPr>
+      <w:r>
+        <w:rPr>
+          <w:b/>
+          <w:bCs/>
+        </w:rPr>
+        <w:t xml:space="preserve">Identifying</w:t>
+      </w:r>
+      <w:r>
+        <w:t xml:space="preserve"> </w:t>
+      </w:r>
+      <w:r>
+        <w:t xml:space="preserve">potential confounders</w:t>
+      </w:r>
+      <w:r>
+        <w:t xml:space="preserve"> </w:t>
+      </w:r>
+      <m:oMath>
+        <m:r>
+          <m:t>L</m:t>
+        </m:r>
+      </m:oMath>
+      <w:r>
+        <w:t xml:space="preserve"> </w:t>
+      </w:r>
+      <w:r>
+        <w:t xml:space="preserve">based on subject-matter knowledge</w:t>
+      </w:r>
+    </w:p>
+    <w:p>
+      <w:pPr>
+        <w:pStyle w:val="Compact"/>
+        <w:numPr>
+          <w:ilvl w:val="0"/>
+          <w:numId w:val="1004"/>
+        </w:numPr>
+      </w:pPr>
+      <w:r>
+        <w:rPr>
+          <w:b/>
+          <w:bCs/>
+        </w:rPr>
+        <w:t xml:space="preserve">Measuring</w:t>
+      </w:r>
+      <w:r>
+        <w:t xml:space="preserve"> </w:t>
+      </w:r>
+      <w:r>
+        <w:t xml:space="preserve">these confounders accurately</w:t>
+      </w:r>
+    </w:p>
+    <w:p>
+      <w:pPr>
+        <w:pStyle w:val="Compact"/>
+        <w:numPr>
+          <w:ilvl w:val="0"/>
+          <w:numId w:val="1004"/>
+        </w:numPr>
+      </w:pPr>
+      <w:r>
+        <w:rPr>
+          <w:b/>
+          <w:bCs/>
+        </w:rPr>
+        <w:t xml:space="preserve">Adjusting</w:t>
+      </w:r>
+      <w:r>
+        <w:t xml:space="preserve"> </w:t>
+      </w:r>
+      <w:r>
+        <w:t xml:space="preserve">for confounders using appropriate statistical methods</w:t>
+      </w:r>
+    </w:p>
+    <w:p>
+      <w:pPr>
+        <w:pStyle w:val="FirstParagraph"/>
+      </w:pPr>
+      <w:r>
+        <w:rPr>
+          <w:b/>
+          <w:bCs/>
+        </w:rPr>
+        <w:t xml:space="preserve">Critical limitation</w:t>
+      </w:r>
+      <w:r>
+        <w:t xml:space="preserve">: Conditional exchangeability is an</w:t>
+      </w:r>
+      <w:r>
+        <w:t xml:space="preserve"> </w:t>
+      </w:r>
+      <w:r>
+        <w:rPr>
+          <w:b/>
+          <w:bCs/>
+        </w:rPr>
+        <w:t xml:space="preserve">untestable assumption</w:t>
+      </w:r>
+      <w:r>
+        <w:t xml:space="preserve">. We can never verify from data alone that we have measured and adjusted for all confounders.</w:t>
+      </w:r>
+    </w:p>
+    <w:p>
+      <w:pPr>
+        <w:pStyle w:val="BodyText"/>
+      </w:pPr>
+      <w:r>
+        <w:t xml:space="preserve">This is why subject-matter knowledge is essential in causal inference. We must use:</w:t>
+      </w:r>
+    </w:p>
+    <w:p>
+      <w:pPr>
+        <w:pStyle w:val="Compact"/>
+        <w:numPr>
+          <w:ilvl w:val="0"/>
+          <w:numId w:val="1005"/>
+        </w:numPr>
+      </w:pPr>
+      <w:r>
+        <w:t xml:space="preserve">Prior research</w:t>
+      </w:r>
+    </w:p>
+    <w:p>
+      <w:pPr>
+        <w:pStyle w:val="Compact"/>
+        <w:numPr>
+          <w:ilvl w:val="0"/>
+          <w:numId w:val="1005"/>
+        </w:numPr>
+      </w:pPr>
+      <w:r>
+        <w:t xml:space="preserve">Biological mechanisms</w:t>
+      </w:r>
+      <w:r>
+        <w:br/>
+      </w:r>
+    </w:p>
+    <w:p>
+      <w:pPr>
+        <w:pStyle w:val="Compact"/>
+        <w:numPr>
+          <w:ilvl w:val="0"/>
+          <w:numId w:val="1005"/>
+        </w:numPr>
+      </w:pPr>
+      <w:r>
+        <w:t xml:space="preserve">Causal diagrams (introduced in Chapter 6)</w:t>
+      </w:r>
+    </w:p>
+    <w:p>
+      <w:pPr>
+        <w:pStyle w:val="Compact"/>
+        <w:numPr>
+          <w:ilvl w:val="0"/>
+          <w:numId w:val="1005"/>
+        </w:numPr>
+      </w:pPr>
+      <w:r>
+        <w:t xml:space="preserve">Expert opinion</w:t>
+      </w:r>
+    </w:p>
+    <w:p>
+      <w:pPr>
+        <w:pStyle w:val="FirstParagraph"/>
+      </w:pPr>
+      <w:r>
+        <w:t xml:space="preserve">to identify the set of confounders</w:t>
+      </w:r>
+      <w:r>
+        <w:t xml:space="preserve"> </w:t>
+      </w:r>
+      <m:oMath>
+        <m:r>
+          <m:t>L</m:t>
+        </m:r>
+      </m:oMath>
+      <w:r>
+        <w:t xml:space="preserve"> </w:t>
+      </w:r>
+      <w:r>
+        <w:t xml:space="preserve">that, if measured and adjusted for, would render the treated and untreated exchangeable.</w:t>
+      </w:r>
+    </w:p>
+    <w:p>
+      <w:pPr>
+        <w:pStyle w:val="BodyText"/>
+      </w:pPr>
+      <w:r>
+        <w:t xml:space="preserve">If there exist</w:t>
+      </w:r>
+      <w:r>
+        <w:t xml:space="preserve"> </w:t>
+      </w:r>
+      <w:r>
+        <w:rPr>
+          <w:b/>
+          <w:bCs/>
+        </w:rPr>
+        <w:t xml:space="preserve">unmeasured confounders</w:t>
+      </w:r>
+      <w:r>
+        <w:t xml:space="preserve">—variables that affect both treatment and outcome but are not in</w:t>
+      </w:r>
+      <w:r>
+        <w:t xml:space="preserve"> </w:t>
+      </w:r>
+      <m:oMath>
+        <m:r>
+          <m:t>L</m:t>
+        </m:r>
+      </m:oMath>
+      <w:r>
+        <w:t xml:space="preserve">—then conditional exchangeability fails, and our causal effect estimates will be biased.</w:t>
+      </w:r>
+    </w:p>
+    <w:bookmarkEnd w:id="15"/>
+    <w:bookmarkEnd w:id="16"/>
+    <w:bookmarkStart w:id="20" w:name="positivity-pp.-29-30"/>
+    <w:p>
+      <w:pPr>
+        <w:pStyle w:val="Heading2"/>
+      </w:pPr>
+      <w:r>
+        <w:t xml:space="preserve">3 3.3 Positivity (pp. 29-30)</w:t>
+      </w:r>
+    </w:p>
+    <w:p>
+      <w:r>
+        <w:pict>
+          <v:rect style="width:0;height:1.5pt" o:hralign="center" o:hrstd="t" o:hr="t"/>
+        </w:pict>
+      </w:r>
+    </w:p>
+    <w:p>
+      <w:pPr>
+        <w:pStyle w:val="FirstParagraph"/>
+      </w:pPr>
+      <w:r>
+        <w:t xml:space="preserve">The second identifiability condition is</w:t>
+      </w:r>
+      <w:r>
+        <w:t xml:space="preserve"> </w:t>
+      </w:r>
+      <w:r>
+        <w:rPr>
+          <w:b/>
+          <w:bCs/>
+        </w:rPr>
+        <w:t xml:space="preserve">positivity</w:t>
+      </w:r>
+      <w:r>
+        <w:t xml:space="preserve">, also called the experimental treatment assignment assumption.</w:t>
+      </w:r>
+    </w:p>
+    <w:bookmarkStart w:id="17" w:name="def-positivity"/>
+    <w:p>
+      <w:pPr>
+        <w:pStyle w:val="BodyText"/>
+      </w:pPr>
+      <w:r>
+        <w:rPr>
+          <w:b/>
+          <w:bCs/>
+        </w:rPr>
+        <w:t xml:space="preserve">Definition 3 (Positivity)</w:t>
+      </w:r>
+      <w:r>
+        <w:t xml:space="preserve"> </w:t>
+      </w:r>
+      <w:r>
+        <w:rPr>
+          <w:b/>
+          <w:bCs/>
+        </w:rPr>
+        <w:t xml:space="preserve">Positivity</w:t>
+      </w:r>
+      <w:r>
+        <w:t xml:space="preserve"> </w:t>
+      </w:r>
+      <w:r>
+        <w:t xml:space="preserve">requires that, for every combination of values of</w:t>
+      </w:r>
+      <w:r>
+        <w:t xml:space="preserve"> </w:t>
+      </w:r>
+      <m:oMath>
+        <m:r>
+          <m:t>L</m:t>
+        </m:r>
+      </m:oMath>
+      <w:r>
+        <w:t xml:space="preserve"> </w:t>
+      </w:r>
+      <w:r>
+        <w:t xml:space="preserve">for which</w:t>
+      </w:r>
+      <w:r>
+        <w:t xml:space="preserve"> </w:t>
+      </w:r>
+      <m:oMath>
+        <m:r>
+          <m:t>P</m:t>
+        </m:r>
+        <m:r>
+          <m:t>r</m:t>
+        </m:r>
+        <m:r>
+          <m:rPr>
+            <m:sty m:val="p"/>
+          </m:rPr>
+          <m:t>[</m:t>
+        </m:r>
+        <m:r>
+          <m:t>L</m:t>
+        </m:r>
+        <m:r>
+          <m:rPr>
+            <m:sty m:val="p"/>
+          </m:rPr>
+          <m:t>]</m:t>
+        </m:r>
+        <m:r>
+          <m:rPr>
+            <m:sty m:val="p"/>
+          </m:rPr>
+          <m:t>&gt;</m:t>
+        </m:r>
+        <m:r>
+          <m:t>0</m:t>
+        </m:r>
+      </m:oMath>
+      <w:r>
+        <w:t xml:space="preserve">:</w:t>
+      </w:r>
+    </w:p>
+    <w:p>
+      <w:pPr>
+        <w:pStyle w:val="BodyText"/>
+      </w:pPr>
+      <m:oMathPara>
+        <m:oMathParaPr>
+          <m:jc m:val="center"/>
+        </m:oMathParaPr>
+        <m:oMath>
+          <m:r>
+            <m:t>P</m:t>
+          </m:r>
+          <m:r>
+            <m:t>r</m:t>
+          </m:r>
+          <m:r>
+            <m:rPr>
+              <m:sty m:val="p"/>
+            </m:rPr>
+            <m:t>[</m:t>
+          </m:r>
+          <m:r>
+            <m:t>A</m:t>
+          </m:r>
+          <m:r>
+            <m:rPr>
+              <m:sty m:val="p"/>
+            </m:rPr>
+            <m:t>=</m:t>
+          </m:r>
+          <m:r>
+            <m:t>a</m:t>
+          </m:r>
+          <m:r>
+            <m:rPr>
+              <m:sty m:val="p"/>
+            </m:rPr>
+            <m:t>|</m:t>
+          </m:r>
+          <m:r>
+            <m:t>L</m:t>
+          </m:r>
+          <m:r>
+            <m:rPr>
+              <m:sty m:val="p"/>
+            </m:rPr>
+            <m:t>]</m:t>
+          </m:r>
+          <m:r>
+            <m:rPr>
+              <m:sty m:val="p"/>
+            </m:rPr>
+            <m:t>&gt;</m:t>
+          </m:r>
+          <m:r>
+            <m:t>0</m:t>
+          </m:r>
+          <m:r>
+            <m:t> </m:t>
+          </m:r>
+          <m:r>
+            <m:rPr>
+              <m:nor/>
+              <m:sty m:val="p"/>
+            </m:rPr>
+            <m:t>for all </m:t>
+          </m:r>
+          <m:r>
+            <m:t>a</m:t>
+          </m:r>
+        </m:oMath>
+      </m:oMathPara>
+    </w:p>
+    <w:p>
+      <w:pPr>
+        <w:pStyle w:val="FirstParagraph"/>
+      </w:pPr>
+      <w:r>
+        <w:t xml:space="preserve">In words: every individual has a non-zero probability of receiving every level of treatment, conditional on their measured covariates.</w:t>
+      </w:r>
+    </w:p>
+    <w:bookmarkEnd w:id="17"/>
+    <w:bookmarkStart w:id="19" w:name="why-positivity-matters"/>
+    <w:p>
+      <w:pPr>
+        <w:pStyle w:val="Heading3"/>
+      </w:pPr>
+      <w:r>
+        <w:t xml:space="preserve">3.1 Why Positivity Matters</w:t>
+      </w:r>
+    </w:p>
+    <w:p>
+      <w:pPr>
+        <w:pStyle w:val="FirstParagraph"/>
+      </w:pPr>
+      <w:r>
+        <w:t xml:space="preserve">Without positivity, we cannot estimate causal effects for all individuals. If certain individuals (with specific values of</w:t>
+      </w:r>
+      <w:r>
+        <w:t xml:space="preserve"> </w:t>
+      </w:r>
+      <m:oMath>
+        <m:r>
+          <m:t>L</m:t>
+        </m:r>
+      </m:oMath>
+      <w:r>
+        <w:t xml:space="preserve">) have zero probability of receiving treatment, we cannot learn about their counterfactual outcome under treatment from the data.</w:t>
+      </w:r>
+    </w:p>
+    <w:bookmarkStart w:id="18" w:name="exm-positivity-violation"/>
+    <w:p>
+      <w:pPr>
+        <w:pStyle w:val="BodyText"/>
+      </w:pPr>
+      <w:r>
+        <w:rPr>
+          <w:b/>
+          <w:bCs/>
+        </w:rPr>
+        <w:t xml:space="preserve">Example 2 (Positivity Violation Example)</w:t>
+      </w:r>
+      <w:r>
+        <w:t xml:space="preserve"> </w:t>
+      </w:r>
+      <w:r>
+        <w:t xml:space="preserve">Suppose we want to estimate the effect of a treatment on 90-year-old individuals, but in our data, no 90-year-old person received the treatment. Then:</w:t>
+      </w:r>
+    </w:p>
+    <w:p>
+      <w:pPr>
+        <w:pStyle w:val="BodyText"/>
+      </w:pPr>
+      <m:oMathPara>
+        <m:oMathParaPr>
+          <m:jc m:val="center"/>
+        </m:oMathParaPr>
+        <m:oMath>
+          <m:r>
+            <m:t>P</m:t>
+          </m:r>
+          <m:r>
+            <m:t>r</m:t>
+          </m:r>
+          <m:r>
+            <m:rPr>
+              <m:sty m:val="p"/>
+            </m:rPr>
+            <m:t>[</m:t>
+          </m:r>
+          <m:r>
+            <m:t>A</m:t>
+          </m:r>
+          <m:r>
+            <m:rPr>
+              <m:sty m:val="p"/>
+            </m:rPr>
+            <m:t>=</m:t>
+          </m:r>
+          <m:r>
+            <m:t>1</m:t>
+          </m:r>
+          <m:r>
+            <m:rPr>
+              <m:sty m:val="p"/>
+            </m:rPr>
+            <m:t>|</m:t>
+          </m:r>
+          <m:r>
+            <m:rPr>
+              <m:nor/>
+              <m:sty m:val="p"/>
+            </m:rPr>
+            <m:t>Age</m:t>
+          </m:r>
+          <m:r>
+            <m:rPr>
+              <m:sty m:val="p"/>
+            </m:rPr>
+            <m:t>=</m:t>
+          </m:r>
+          <m:r>
+            <m:t>90</m:t>
+          </m:r>
+          <m:r>
+            <m:rPr>
+              <m:sty m:val="p"/>
+            </m:rPr>
+            <m:t>]</m:t>
+          </m:r>
+          <m:r>
+            <m:rPr>
+              <m:sty m:val="p"/>
+            </m:rPr>
+            <m:t>=</m:t>
+          </m:r>
+          <m:r>
+            <m:t>0</m:t>
+          </m:r>
+        </m:oMath>
+      </m:oMathPara>
+    </w:p>
+    <w:p>
+      <w:pPr>
+        <w:pStyle w:val="FirstParagraph"/>
+      </w:pPr>
+      <w:r>
         <w:t xml:space="preserve">We cannot estimate</w:t>
       </w:r>
       <w:r>
@@ -1799,47 +1815,21 @@
         <m:r>
           <m:t>E</m:t>
         </m:r>
-        <m:d>
-          <m:dPr>
-            <m:begChr m:val="["/>
-            <m:sepChr m:val=""/>
-            <m:endChr m:val="]"/>
-            <m:grow/>
-          </m:dPr>
+        <m:r>
+          <m:rPr>
+            <m:sty m:val="p"/>
+          </m:rPr>
+          <m:t>[</m:t>
+        </m:r>
+        <m:sSup>
           <m:e>
-            <m:sSup>
-              <m:e>
-                <m:r>
-                  <m:t>Y</m:t>
-                </m:r>
-              </m:e>
-              <m:sup>
-                <m:r>
-                  <m:t>a</m:t>
-                </m:r>
-                <m:r>
-                  <m:rPr>
-                    <m:sty m:val="p"/>
-                  </m:rPr>
-                  <m:t>=</m:t>
-                </m:r>
-                <m:r>
-                  <m:t>1</m:t>
-                </m:r>
-              </m:sup>
-            </m:sSup>
             <m:r>
-              <m:rPr>
-                <m:sty m:val="p"/>
-              </m:rPr>
-              <m:t>|</m:t>
+              <m:t>Y</m:t>
             </m:r>
+          </m:e>
+          <m:sup>
             <m:r>
-              <m:rPr>
-                <m:nor/>
-                <m:sty m:val="p"/>
-              </m:rPr>
-              <m:t>Age</m:t>
+              <m:t>a</m:t>
             </m:r>
             <m:r>
               <m:rPr>
@@ -1848,10 +1838,38 @@
               <m:t>=</m:t>
             </m:r>
             <m:r>
-              <m:t>90</m:t>
+              <m:t>1</m:t>
             </m:r>
-          </m:e>
-        </m:d>
+          </m:sup>
+        </m:sSup>
+        <m:r>
+          <m:rPr>
+            <m:sty m:val="p"/>
+          </m:rPr>
+          <m:t>|</m:t>
+        </m:r>
+        <m:r>
+          <m:rPr>
+            <m:nor/>
+            <m:sty m:val="p"/>
+          </m:rPr>
+          <m:t>Age</m:t>
+        </m:r>
+        <m:r>
+          <m:rPr>
+            <m:sty m:val="p"/>
+          </m:rPr>
+          <m:t>=</m:t>
+        </m:r>
+        <m:r>
+          <m:t>90</m:t>
+        </m:r>
+        <m:r>
+          <m:rPr>
+            <m:sty m:val="p"/>
+          </m:rPr>
+          <m:t>]</m:t>
+        </m:r>
       </m:oMath>
       <w:r>
         <w:t xml:space="preserve"> </w:t>
@@ -1860,7 +1878,7 @@
         <w:t xml:space="preserve">from the data because we have no treated 90-year-olds to observe.</w:t>
       </w:r>
     </w:p>
-    <w:bookmarkEnd w:id="29"/>
+    <w:bookmarkEnd w:id="18"/>
     <w:p>
       <w:pPr>
         <w:pStyle w:val="BodyText"/>
@@ -2013,37 +2031,39 @@
         <m:r>
           <m:t>r</m:t>
         </m:r>
-        <m:d>
-          <m:dPr>
-            <m:begChr m:val="["/>
-            <m:sepChr m:val=""/>
-            <m:endChr m:val="]"/>
-            <m:grow/>
-          </m:dPr>
-          <m:e>
-            <m:r>
-              <m:t>A</m:t>
-            </m:r>
-            <m:r>
-              <m:rPr>
-                <m:sty m:val="p"/>
-              </m:rPr>
-              <m:t>=</m:t>
-            </m:r>
-            <m:r>
-              <m:t>a</m:t>
-            </m:r>
-            <m:r>
-              <m:rPr>
-                <m:sty m:val="p"/>
-              </m:rPr>
-              <m:t>|</m:t>
-            </m:r>
-            <m:r>
-              <m:t>L</m:t>
-            </m:r>
-          </m:e>
-        </m:d>
+        <m:r>
+          <m:rPr>
+            <m:sty m:val="p"/>
+          </m:rPr>
+          <m:t>[</m:t>
+        </m:r>
+        <m:r>
+          <m:t>A</m:t>
+        </m:r>
+        <m:r>
+          <m:rPr>
+            <m:sty m:val="p"/>
+          </m:rPr>
+          <m:t>=</m:t>
+        </m:r>
+        <m:r>
+          <m:t>a</m:t>
+        </m:r>
+        <m:r>
+          <m:rPr>
+            <m:sty m:val="p"/>
+          </m:rPr>
+          <m:t>|</m:t>
+        </m:r>
+        <m:r>
+          <m:t>L</m:t>
+        </m:r>
+        <m:r>
+          <m:rPr>
+            <m:sty m:val="p"/>
+          </m:rPr>
+          <m:t>]</m:t>
+        </m:r>
       </m:oMath>
       <w:r>
         <w:t xml:space="preserve"> </w:t>
@@ -2052,9 +2072,9 @@
         <w:t xml:space="preserve">is very close to 0 or 1) can also cause problems, leading to unstable estimates with large variance.</w:t>
       </w:r>
     </w:p>
-    <w:bookmarkEnd w:id="30"/>
-    <w:bookmarkEnd w:id="31"/>
-    <w:bookmarkStart w:id="35" w:name="X1f240d6f3bf2cf9a7a3871c9e7585343853ea4a"/>
+    <w:bookmarkEnd w:id="19"/>
+    <w:bookmarkEnd w:id="20"/>
+    <w:bookmarkStart w:id="24" w:name="X1f240d6f3bf2cf9a7a3871c9e7585343853ea4a"/>
     <w:p>
       <w:pPr>
         <w:pStyle w:val="Heading2"/>
@@ -2091,7 +2111,7 @@
         <w:t xml:space="preserve">. Unlike exchangeability and positivity, consistency is not about the relationship between treatment and outcome. Instead, it concerns the definition of the counterfactual outcome itself.</w:t>
       </w:r>
     </w:p>
-    <w:bookmarkStart w:id="32" w:name="def-consistency"/>
+    <w:bookmarkStart w:id="21" w:name="def-consistency"/>
     <w:p>
       <w:pPr>
         <w:pStyle w:val="BodyText"/>
@@ -2218,8 +2238,8 @@
         <w:t xml:space="preserve">that they actually received.</w:t>
       </w:r>
     </w:p>
-    <w:bookmarkEnd w:id="32"/>
-    <w:bookmarkStart w:id="34" w:name="well-defined-interventions"/>
+    <w:bookmarkEnd w:id="21"/>
+    <w:bookmarkStart w:id="23" w:name="well-defined-interventions"/>
     <w:p>
       <w:pPr>
         <w:pStyle w:val="Heading3"/>
@@ -2260,7 +2280,7 @@
         <w:t xml:space="preserve">.</w:t>
       </w:r>
     </w:p>
-    <w:bookmarkStart w:id="33" w:name="exm-ill-defined-treatment"/>
+    <w:bookmarkStart w:id="22" w:name="exm-ill-defined-treatment"/>
     <w:p>
       <w:pPr>
         <w:pStyle w:val="BodyText"/>
@@ -2437,7 +2457,7 @@
         <w:t xml:space="preserve">depends on which specific form of exercise.</w:t>
       </w:r>
     </w:p>
-    <w:bookmarkEnd w:id="33"/>
+    <w:bookmarkEnd w:id="22"/>
     <w:p>
       <w:pPr>
         <w:pStyle w:val="BodyText"/>
@@ -2625,9 +2645,9 @@
         <w:t xml:space="preserve">.</w:t>
       </w:r>
     </w:p>
-    <w:bookmarkEnd w:id="34"/>
-    <w:bookmarkEnd w:id="35"/>
-    <w:bookmarkStart w:id="39" w:name="X20b0742d5c353ed836228ba4fa4ba247908c090"/>
+    <w:bookmarkEnd w:id="23"/>
+    <w:bookmarkEnd w:id="24"/>
+    <w:bookmarkStart w:id="28" w:name="X20b0742d5c353ed836228ba4fa4ba247908c090"/>
     <w:p>
       <w:pPr>
         <w:pStyle w:val="Heading2"/>
@@ -2667,7 +2687,7 @@
         <w:t xml:space="preserve">between individuals.</w:t>
       </w:r>
     </w:p>
-    <w:bookmarkStart w:id="37" w:name="no-interference"/>
+    <w:bookmarkStart w:id="26" w:name="no-interference"/>
     <w:p>
       <w:pPr>
         <w:pStyle w:val="Heading3"/>
@@ -2783,7 +2803,7 @@
         <w:t xml:space="preserve">’s treatment, not on other individuals’ treatments.</w:t>
       </w:r>
     </w:p>
-    <w:bookmarkStart w:id="36" w:name="exm-interference"/>
+    <w:bookmarkStart w:id="25" w:name="exm-interference"/>
     <w:p>
       <w:pPr>
         <w:pStyle w:val="BodyText"/>
@@ -2912,7 +2932,7 @@
         <w:t xml:space="preserve">and the vaccination status of others in the population.</w:t>
       </w:r>
     </w:p>
-    <w:bookmarkEnd w:id="36"/>
+    <w:bookmarkEnd w:id="25"/>
     <w:p>
       <w:pPr>
         <w:pStyle w:val="BodyText"/>
@@ -3125,8 +3145,8 @@
         <w:t xml:space="preserve">Special methods are needed to handle interference, which is beyond the scope of the standard framework introduced in this chapter. For now, we assume no interference.</w:t>
       </w:r>
     </w:p>
-    <w:bookmarkEnd w:id="37"/>
-    <w:bookmarkStart w:id="38" w:name="temporal-consistency"/>
+    <w:bookmarkEnd w:id="26"/>
+    <w:bookmarkStart w:id="27" w:name="temporal-consistency"/>
     <w:p>
       <w:pPr>
         <w:pStyle w:val="Heading3"/>
@@ -3208,9 +3228,9 @@
         <w:t xml:space="preserve">For example, the effect of exercise on weight at 6 months may differ from the effect on weight at 1 year. We need to be precise about the follow-up time.</w:t>
       </w:r>
     </w:p>
-    <w:bookmarkEnd w:id="38"/>
-    <w:bookmarkEnd w:id="39"/>
-    <w:bookmarkStart w:id="44" w:name="the-target-trial-pp.-34-36"/>
+    <w:bookmarkEnd w:id="27"/>
+    <w:bookmarkEnd w:id="28"/>
+    <w:bookmarkStart w:id="33" w:name="the-target-trial-pp.-34-36"/>
     <w:p>
       <w:pPr>
         <w:pStyle w:val="Heading2"/>
@@ -3247,7 +3267,7 @@
         <w:t xml:space="preserve">.</w:t>
       </w:r>
     </w:p>
-    <w:bookmarkStart w:id="40" w:name="def-target-trial"/>
+    <w:bookmarkStart w:id="29" w:name="def-target-trial"/>
     <w:p>
       <w:pPr>
         <w:pStyle w:val="BodyText"/>
@@ -3342,8 +3362,8 @@
         <w:t xml:space="preserve">The estimand (parameter to be estimated)</w:t>
       </w:r>
     </w:p>
-    <w:bookmarkEnd w:id="40"/>
-    <w:bookmarkStart w:id="41" w:name="emulating-the-target-trial"/>
+    <w:bookmarkEnd w:id="29"/>
+    <w:bookmarkStart w:id="30" w:name="emulating-the-target-trial"/>
     <w:p>
       <w:pPr>
         <w:pStyle w:val="Heading3"/>
@@ -3501,8 +3521,8 @@
         <w:t xml:space="preserve">This framework will be revisited throughout the book, particularly in Part III when we discuss time-varying treatments and complex longitudinal data.</w:t>
       </w:r>
     </w:p>
-    <w:bookmarkEnd w:id="41"/>
-    <w:bookmarkStart w:id="43" w:name="X6fe384597d9f8447dce47bfd3876580064caa9f"/>
+    <w:bookmarkEnd w:id="30"/>
+    <w:bookmarkStart w:id="32" w:name="X6fe384597d9f8447dce47bfd3876580064caa9f"/>
     <w:p>
       <w:pPr>
         <w:pStyle w:val="Heading3"/>
@@ -3511,7 +3531,7 @@
         <w:t xml:space="preserve">6.2 Example: Target Trial for Statins and Cardiovascular Disease</w:t>
       </w:r>
     </w:p>
-    <w:bookmarkStart w:id="42" w:name="exm-target-trial"/>
+    <w:bookmarkStart w:id="31" w:name="exm-target-trial"/>
     <w:p>
       <w:pPr>
         <w:pStyle w:val="FirstParagraph"/>
@@ -3656,35 +3676,22 @@
         <m:r>
           <m:t>r</m:t>
         </m:r>
-        <m:d>
-          <m:dPr>
-            <m:begChr m:val="["/>
-            <m:sepChr m:val=""/>
-            <m:endChr m:val="]"/>
-            <m:grow/>
-          </m:dPr>
+        <m:r>
+          <m:rPr>
+            <m:sty m:val="p"/>
+          </m:rPr>
+          <m:t>[</m:t>
+        </m:r>
+        <m:sSup>
           <m:e>
-            <m:sSup>
-              <m:e>
-                <m:r>
-                  <m:t>Y</m:t>
-                </m:r>
-              </m:e>
-              <m:sup>
-                <m:r>
-                  <m:t>a</m:t>
-                </m:r>
-                <m:r>
-                  <m:rPr>
-                    <m:sty m:val="p"/>
-                  </m:rPr>
-                  <m:t>=</m:t>
-                </m:r>
-                <m:r>
-                  <m:t>1</m:t>
-                </m:r>
-              </m:sup>
-            </m:sSup>
+            <m:r>
+              <m:t>Y</m:t>
+            </m:r>
+          </m:e>
+          <m:sup>
+            <m:r>
+              <m:t>a</m:t>
+            </m:r>
             <m:r>
               <m:rPr>
                 <m:sty m:val="p"/>
@@ -3694,8 +3701,23 @@
             <m:r>
               <m:t>1</m:t>
             </m:r>
-          </m:e>
-        </m:d>
+          </m:sup>
+        </m:sSup>
+        <m:r>
+          <m:rPr>
+            <m:sty m:val="p"/>
+          </m:rPr>
+          <m:t>=</m:t>
+        </m:r>
+        <m:r>
+          <m:t>1</m:t>
+        </m:r>
+        <m:r>
+          <m:rPr>
+            <m:sty m:val="p"/>
+          </m:rPr>
+          <m:t>]</m:t>
+        </m:r>
         <m:r>
           <m:rPr>
             <m:sty m:val="p"/>
@@ -3708,35 +3730,22 @@
         <m:r>
           <m:t>r</m:t>
         </m:r>
-        <m:d>
-          <m:dPr>
-            <m:begChr m:val="["/>
-            <m:sepChr m:val=""/>
-            <m:endChr m:val="]"/>
-            <m:grow/>
-          </m:dPr>
+        <m:r>
+          <m:rPr>
+            <m:sty m:val="p"/>
+          </m:rPr>
+          <m:t>[</m:t>
+        </m:r>
+        <m:sSup>
           <m:e>
-            <m:sSup>
-              <m:e>
-                <m:r>
-                  <m:t>Y</m:t>
-                </m:r>
-              </m:e>
-              <m:sup>
-                <m:r>
-                  <m:t>a</m:t>
-                </m:r>
-                <m:r>
-                  <m:rPr>
-                    <m:sty m:val="p"/>
-                  </m:rPr>
-                  <m:t>=</m:t>
-                </m:r>
-                <m:r>
-                  <m:t>0</m:t>
-                </m:r>
-              </m:sup>
-            </m:sSup>
+            <m:r>
+              <m:t>Y</m:t>
+            </m:r>
+          </m:e>
+          <m:sup>
+            <m:r>
+              <m:t>a</m:t>
+            </m:r>
             <m:r>
               <m:rPr>
                 <m:sty m:val="p"/>
@@ -3744,10 +3753,25 @@
               <m:t>=</m:t>
             </m:r>
             <m:r>
-              <m:t>1</m:t>
+              <m:t>0</m:t>
             </m:r>
-          </m:e>
-        </m:d>
+          </m:sup>
+        </m:sSup>
+        <m:r>
+          <m:rPr>
+            <m:sty m:val="p"/>
+          </m:rPr>
+          <m:t>=</m:t>
+        </m:r>
+        <m:r>
+          <m:t>1</m:t>
+        </m:r>
+        <m:r>
+          <m:rPr>
+            <m:sty m:val="p"/>
+          </m:rPr>
+          <m:t>]</m:t>
+        </m:r>
       </m:oMath>
     </w:p>
     <w:p>
@@ -3827,7 +3851,7 @@
         <w:t xml:space="preserve">Follow individuals for 5 years, censoring if they move or die from non-CVD causes</w:t>
       </w:r>
     </w:p>
-    <w:bookmarkEnd w:id="42"/>
+    <w:bookmarkEnd w:id="31"/>
     <w:p>
       <w:pPr>
         <w:pStyle w:val="FirstParagraph"/>
@@ -3910,9 +3934,9 @@
         <w:t xml:space="preserve">The target trial framework helps us think systematically about these issues.</w:t>
       </w:r>
     </w:p>
-    <w:bookmarkEnd w:id="43"/>
-    <w:bookmarkEnd w:id="44"/>
-    <w:bookmarkStart w:id="45" w:name="summary"/>
+    <w:bookmarkEnd w:id="32"/>
+    <w:bookmarkEnd w:id="33"/>
+    <w:bookmarkStart w:id="34" w:name="summary"/>
     <w:p>
       <w:pPr>
         <w:pStyle w:val="Heading2"/>
@@ -4055,37 +4079,39 @@
         <m:r>
           <m:t>r</m:t>
         </m:r>
-        <m:d>
-          <m:dPr>
-            <m:begChr m:val="["/>
-            <m:sepChr m:val=""/>
-            <m:endChr m:val="]"/>
-            <m:grow/>
-          </m:dPr>
-          <m:e>
-            <m:r>
-              <m:t>A</m:t>
-            </m:r>
-            <m:r>
-              <m:rPr>
-                <m:sty m:val="p"/>
-              </m:rPr>
-              <m:t>=</m:t>
-            </m:r>
-            <m:r>
-              <m:t>a</m:t>
-            </m:r>
-            <m:r>
-              <m:rPr>
-                <m:sty m:val="p"/>
-              </m:rPr>
-              <m:t>|</m:t>
-            </m:r>
-            <m:r>
-              <m:t>L</m:t>
-            </m:r>
-          </m:e>
-        </m:d>
+        <m:r>
+          <m:rPr>
+            <m:sty m:val="p"/>
+          </m:rPr>
+          <m:t>[</m:t>
+        </m:r>
+        <m:r>
+          <m:t>A</m:t>
+        </m:r>
+        <m:r>
+          <m:rPr>
+            <m:sty m:val="p"/>
+          </m:rPr>
+          <m:t>=</m:t>
+        </m:r>
+        <m:r>
+          <m:t>a</m:t>
+        </m:r>
+        <m:r>
+          <m:rPr>
+            <m:sty m:val="p"/>
+          </m:rPr>
+          <m:t>|</m:t>
+        </m:r>
+        <m:r>
+          <m:t>L</m:t>
+        </m:r>
+        <m:r>
+          <m:rPr>
+            <m:sty m:val="p"/>
+          </m:rPr>
+          <m:t>]</m:t>
+        </m:r>
         <m:r>
           <m:rPr>
             <m:sty m:val="p"/>
@@ -4308,8 +4334,8 @@
         <w:t xml:space="preserve">The three identifiability conditions introduced in this chapter will appear repeatedly throughout the book. They are the foundation of all causal inference from observational data.</w:t>
       </w:r>
     </w:p>
-    <w:bookmarkEnd w:id="45"/>
-    <w:bookmarkStart w:id="49" w:name="references"/>
+    <w:bookmarkEnd w:id="34"/>
+    <w:bookmarkStart w:id="38" w:name="references"/>
     <w:p>
       <w:pPr>
         <w:pStyle w:val="Heading2"/>
@@ -4325,8 +4351,8 @@
         </w:pict>
       </w:r>
     </w:p>
-    <w:bookmarkStart w:id="48" w:name="refs"/>
-    <w:bookmarkStart w:id="47" w:name="ref-hernan2020causal"/>
+    <w:bookmarkStart w:id="37" w:name="refs"/>
+    <w:bookmarkStart w:id="36" w:name="ref-hernan2020causal"/>
     <w:p>
       <w:pPr>
         <w:pStyle w:val="Bibliography"/>
@@ -4345,12 +4371,12 @@
         <w:t xml:space="preserve">Causal Inference: What If</w:t>
       </w:r>
       <w:r>
-        <w:t xml:space="preserve">. Boca Raton: Chapman &amp; Hall/CRC.</w:t>
-      </w:r>
-      <w:r>
-        <w:t xml:space="preserve"> </w:t>
-      </w:r>
-      <w:hyperlink r:id="rId46">
+        <w:t xml:space="preserve">. Chapman &amp; Hall/CRC.</w:t>
+      </w:r>
+      <w:r>
+        <w:t xml:space="preserve"> </w:t>
+      </w:r>
+      <w:hyperlink r:id="rId35">
         <w:r>
           <w:rPr>
             <w:rStyle w:val="Hyperlink"/>
@@ -4362,9 +4388,9 @@
         <w:t xml:space="preserve">.</w:t>
       </w:r>
     </w:p>
-    <w:bookmarkEnd w:id="47"/>
-    <w:bookmarkEnd w:id="48"/>
-    <w:bookmarkEnd w:id="49"/>
+    <w:bookmarkEnd w:id="36"/>
+    <w:bookmarkEnd w:id="37"/>
+    <w:bookmarkEnd w:id="38"/>
     <w:sectPr>
       <w:footnotePr>
         <w:numRestart w:val="eachSect"/>
@@ -4944,10 +4970,10 @@
   <w:docDefaults>
     <w:rPrDefault>
       <w:rPr>
-        <w:rFonts w:asciiTheme="minorHAnsi" w:cstheme="minorBidi" w:eastAsiaTheme="minorHAnsi" w:hAnsiTheme="minorHAnsi"/>
+        <w:rFonts w:asciiTheme="minorHAnsi" w:cstheme="minorBidi" w:eastAsiaTheme="minorEastAsia" w:hAnsiTheme="minorHAnsi"/>
         <w:sz w:val="24"/>
         <w:szCs w:val="24"/>
-        <w:lang w:bidi="ar-SA" w:eastAsia="en-US" w:val="en-US"/>
+        <w:lang w:bidi="ar-SA" w:eastAsia="zh-CN" w:val="en-US"/>
       </w:rPr>
     </w:rPrDefault>
     <w:pPrDefault>
@@ -5488,13 +5514,6 @@
       </w:tblCellMar>
     </w:tblPr>
     <w:tblStylePr w:type="firstRow">
-      <w:tblPr>
-        <w:jc w:val="left"/>
-        <w:tblInd w:type="dxa" w:w="0"/>
-      </w:tblPr>
-      <w:trPr>
-        <w:jc w:val="left"/>
-      </w:trPr>
       <w:tcPr>
         <w:tcBorders>
           <w:bottom w:val="single"/>

--- a/chapters/03-observational-studies.docx
+++ b/chapters/03-observational-studies.docx
@@ -114,42 +114,79 @@
         <w:t xml:space="preserve">.</w:t>
       </w:r>
     </w:p>
-    <w:bookmarkStart w:id="9" w:name="def-identifiability"/>
-    <w:p>
-      <w:pPr>
-        <w:pStyle w:val="BodyText"/>
-      </w:pPr>
-      <w:r>
-        <w:rPr>
-          <w:b/>
-          <w:bCs/>
-        </w:rPr>
-        <w:t xml:space="preserve">Definition 1 (Identifiability)</w:t>
-      </w:r>
-      <w:r>
-        <w:t xml:space="preserve"> </w:t>
-      </w:r>
-      <w:r>
-        <w:t xml:space="preserve">A causal quantity (such as the average treatment effect) is</w:t>
-      </w:r>
-      <w:r>
-        <w:t xml:space="preserve"> </w:t>
-      </w:r>
-      <w:r>
-        <w:rPr>
-          <w:b/>
-          <w:bCs/>
-        </w:rPr>
-        <w:t xml:space="preserve">identifiable</w:t>
-      </w:r>
-      <w:r>
-        <w:t xml:space="preserve"> </w:t>
-      </w:r>
-      <w:r>
-        <w:t xml:space="preserve">if it can be computed from the observed data distribution under a given set of assumptions.</w:t>
-      </w:r>
-    </w:p>
-    <w:bookmarkEnd w:id="9"/>
+    <w:tbl>
+      <w:tblPr>
+        <w:tblStyle w:val="Table"/>
+        <w:tblInd w:w="164" w:type="dxa"/>
+        <w:tblBorders>
+          <w:left w:val="single" w:sz="24" w:space="0" w:color="909090"/>
+        </w:tblBorders>
+        <w:tblCellMar>
+          <w:left w:w="0" w:type="dxa"/>
+          <w:right w:w="0" w:type="dxa"/>
+        </w:tblCellMar>
+        <w:tblLook w:firstRow="0" w:lastRow="0" w:firstColumn="0" w:lastColumn="0" w:noHBand="0" w:noVBand="0" w:val="0000"/>
+      </w:tblPr>
+      <w:tblGrid>
+        <w:gridCol w:w="7920"/>
+      </w:tblGrid>
+      <w:tr>
+        <w:trPr>
+          <w:cantSplit/>
+        </w:trPr>
+        <w:tc>
+          <w:tcPr>
+            <w:tcMar>
+              <w:left w:w="144" w:type="dxa"/>
+            </w:tcMar>
+          </w:tcPr>
+          <w:p>
+            <w:pPr>
+              <w:pStyle w:val="BodyText"/>
+            </w:pPr>
+            <w:pPr>
+              <w:spacing w:before="16" w:after="64"/>
+            </w:pPr>
+          </w:p>
+          <w:bookmarkStart w:id="9" w:name="def-identifiability"/>
+          <w:p>
+            <w:pPr>
+              <w:pStyle w:val="BodyText"/>
+            </w:pPr>
+            <w:r>
+              <w:rPr>
+                <w:b/>
+                <w:bCs/>
+              </w:rPr>
+              <w:t xml:space="preserve">Definition 1 (Identifiability)</w:t>
+            </w:r>
+            <w:r>
+              <w:t xml:space="preserve"> </w:t>
+            </w:r>
+            <w:r>
+              <w:t xml:space="preserve">A causal quantity (such as the average treatment effect) is</w:t>
+            </w:r>
+            <w:r>
+              <w:t xml:space="preserve"> </w:t>
+            </w:r>
+            <w:r>
+              <w:rPr>
+                <w:b/>
+                <w:bCs/>
+              </w:rPr>
+              <w:t xml:space="preserve">identifiable</w:t>
+            </w:r>
+            <w:r>
+              <w:t xml:space="preserve"> </w:t>
+            </w:r>
+            <w:r>
+              <w:t xml:space="preserve">if it can be computed from the observed data distribution under a given set of assumptions.</w:t>
+            </w:r>
+          </w:p>
+          <w:bookmarkEnd w:id="9"/>
+        </w:tc>
+      </w:tr>
+    </w:tbl>
     <w:p>
       <w:pPr>
         <w:pStyle w:val="BodyText"/>
@@ -474,182 +511,219 @@
         <w:t xml:space="preserve">. Informally, exchangeability means that the treated and untreated are comparable with respect to their potential outcomes.</w:t>
       </w:r>
     </w:p>
-    <w:bookmarkStart w:id="12" w:name="def-exchangeability-conditional"/>
-    <w:p>
-      <w:pPr>
-        <w:pStyle w:val="BodyText"/>
-      </w:pPr>
-      <w:r>
-        <w:rPr>
-          <w:b/>
-          <w:bCs/>
-        </w:rPr>
-        <w:t xml:space="preserve">Definition 2 (Conditional Exchangeability)</w:t>
-      </w:r>
-      <w:r>
-        <w:t xml:space="preserve"> </w:t>
-      </w:r>
-      <w:r>
-        <w:t xml:space="preserve">The treated and untreated are</w:t>
-      </w:r>
-      <w:r>
-        <w:t xml:space="preserve"> </w:t>
-      </w:r>
-      <w:r>
-        <w:rPr>
-          <w:b/>
-          <w:bCs/>
-        </w:rPr>
-        <w:t xml:space="preserve">exchangeable</w:t>
-      </w:r>
-      <w:r>
-        <w:t xml:space="preserve"> </w:t>
-      </w:r>
-      <w:r>
-        <w:t xml:space="preserve">conditional on covariates</w:t>
-      </w:r>
-      <w:r>
-        <w:t xml:space="preserve"> </w:t>
-      </w:r>
-      <m:oMath>
-        <m:r>
-          <m:t>L</m:t>
-        </m:r>
-      </m:oMath>
-      <w:r>
-        <w:t xml:space="preserve"> </w:t>
-      </w:r>
-      <w:r>
-        <w:t xml:space="preserve">when:</w:t>
-      </w:r>
-    </w:p>
-    <w:p>
-      <w:pPr>
-        <w:pStyle w:val="BodyText"/>
-      </w:pPr>
-      <m:oMathPara>
-        <m:oMathParaPr>
-          <m:jc m:val="center"/>
-        </m:oMathParaPr>
-        <m:oMath>
-          <m:sSup>
-            <m:e>
+    <w:tbl>
+      <w:tblPr>
+        <w:tblStyle w:val="Table"/>
+        <w:tblInd w:w="164" w:type="dxa"/>
+        <w:tblBorders>
+          <w:left w:val="single" w:sz="24" w:space="0" w:color="909090"/>
+        </w:tblBorders>
+        <w:tblCellMar>
+          <w:left w:w="0" w:type="dxa"/>
+          <w:right w:w="0" w:type="dxa"/>
+        </w:tblCellMar>
+        <w:tblLook w:firstRow="0" w:lastRow="0" w:firstColumn="0" w:lastColumn="0" w:noHBand="0" w:noVBand="0" w:val="0000"/>
+      </w:tblPr>
+      <w:tblGrid>
+        <w:gridCol w:w="7920"/>
+      </w:tblGrid>
+      <w:tr>
+        <w:trPr>
+          <w:cantSplit/>
+        </w:trPr>
+        <w:tc>
+          <w:tcPr>
+            <w:tcMar>
+              <w:left w:w="144" w:type="dxa"/>
+            </w:tcMar>
+          </w:tcPr>
+          <w:p>
+            <w:pPr>
+              <w:pStyle w:val="BodyText"/>
+            </w:pPr>
+            <w:pPr>
+              <w:spacing w:before="16" w:after="64"/>
+            </w:pPr>
+          </w:p>
+          <w:bookmarkStart w:id="12" w:name="def-exchangeability-conditional"/>
+          <w:p>
+            <w:pPr>
+              <w:pStyle w:val="BodyText"/>
+            </w:pPr>
+            <w:r>
+              <w:rPr>
+                <w:b/>
+                <w:bCs/>
+              </w:rPr>
+              <w:t xml:space="preserve">Definition 2 (Conditional Exchangeability)</w:t>
+            </w:r>
+            <w:r>
+              <w:t xml:space="preserve"> </w:t>
+            </w:r>
+            <w:r>
+              <w:t xml:space="preserve">The treated and untreated are</w:t>
+            </w:r>
+            <w:r>
+              <w:t xml:space="preserve"> </w:t>
+            </w:r>
+            <w:r>
+              <w:rPr>
+                <w:b/>
+                <w:bCs/>
+              </w:rPr>
+              <w:t xml:space="preserve">exchangeable</w:t>
+            </w:r>
+            <w:r>
+              <w:t xml:space="preserve"> </w:t>
+            </w:r>
+            <w:r>
+              <w:t xml:space="preserve">conditional on covariates</w:t>
+            </w:r>
+            <w:r>
+              <w:t xml:space="preserve"> </w:t>
+            </w:r>
+            <m:oMath>
               <m:r>
-                <m:t>Y</m:t>
+                <m:t>L</m:t>
               </m:r>
-            </m:e>
-            <m:sup>
+            </m:oMath>
+            <w:r>
+              <w:t xml:space="preserve"> </w:t>
+            </w:r>
+            <w:r>
+              <w:t xml:space="preserve">when:</w:t>
+            </w:r>
+          </w:p>
+          <w:p>
+            <w:pPr>
+              <w:pStyle w:val="BodyText"/>
+            </w:pPr>
+            <m:oMathPara>
+              <m:oMathParaPr>
+                <m:jc m:val="center"/>
+              </m:oMathParaPr>
+              <m:oMath>
+                <m:sSup>
+                  <m:e>
+                    <m:r>
+                      <m:t>Y</m:t>
+                    </m:r>
+                  </m:e>
+                  <m:sup>
+                    <m:r>
+                      <m:t>a</m:t>
+                    </m:r>
+                  </m:sup>
+                </m:sSup>
+                <m:r>
+                  <m:rPr>
+                    <m:sty m:val="p"/>
+                  </m:rPr>
+                  <m:t>⟂</m:t>
+                </m:r>
+                <m:r>
+                  <m:t>​</m:t>
+                </m:r>
+                <m:r>
+                  <m:t>​</m:t>
+                </m:r>
+                <m:r>
+                  <m:t>​</m:t>
+                </m:r>
+                <m:r>
+                  <m:rPr>
+                    <m:sty m:val="p"/>
+                  </m:rPr>
+                  <m:t>⟂</m:t>
+                </m:r>
+                <m:r>
+                  <m:t>A</m:t>
+                </m:r>
+                <m:r>
+                  <m:rPr>
+                    <m:sty m:val="p"/>
+                  </m:rPr>
+                  <m:t>∣</m:t>
+                </m:r>
+                <m:r>
+                  <m:t>L</m:t>
+                </m:r>
+                <m:r>
+                  <m:t> </m:t>
+                </m:r>
+                <m:r>
+                  <m:rPr>
+                    <m:nor/>
+                    <m:sty m:val="p"/>
+                  </m:rPr>
+                  <m:t>for all </m:t>
+                </m:r>
+                <m:r>
+                  <m:t>a</m:t>
+                </m:r>
+              </m:oMath>
+            </m:oMathPara>
+          </w:p>
+          <w:p>
+            <w:pPr>
+              <w:pStyle w:val="FirstParagraph"/>
+            </w:pPr>
+            <w:r>
+              <w:t xml:space="preserve">This means the potential outcome</w:t>
+            </w:r>
+            <w:r>
+              <w:t xml:space="preserve"> </w:t>
+            </w:r>
+            <m:oMath>
+              <m:sSup>
+                <m:e>
+                  <m:r>
+                    <m:t>Y</m:t>
+                  </m:r>
+                </m:e>
+                <m:sup>
+                  <m:r>
+                    <m:t>a</m:t>
+                  </m:r>
+                </m:sup>
+              </m:sSup>
+            </m:oMath>
+            <w:r>
+              <w:t xml:space="preserve"> </w:t>
+            </w:r>
+            <w:r>
+              <w:t xml:space="preserve">is independent of treatment</w:t>
+            </w:r>
+            <w:r>
+              <w:t xml:space="preserve"> </w:t>
+            </w:r>
+            <m:oMath>
               <m:r>
-                <m:t>a</m:t>
+                <m:t>A</m:t>
               </m:r>
-            </m:sup>
-          </m:sSup>
-          <m:r>
-            <m:rPr>
-              <m:sty m:val="p"/>
-            </m:rPr>
-            <m:t>⟂</m:t>
-          </m:r>
-          <m:r>
-            <m:t>​</m:t>
-          </m:r>
-          <m:r>
-            <m:t>​</m:t>
-          </m:r>
-          <m:r>
-            <m:t>​</m:t>
-          </m:r>
-          <m:r>
-            <m:rPr>
-              <m:sty m:val="p"/>
-            </m:rPr>
-            <m:t>⟂</m:t>
-          </m:r>
-          <m:r>
-            <m:t>A</m:t>
-          </m:r>
-          <m:r>
-            <m:rPr>
-              <m:sty m:val="p"/>
-            </m:rPr>
-            <m:t>∣</m:t>
-          </m:r>
-          <m:r>
-            <m:t>L</m:t>
-          </m:r>
-          <m:r>
-            <m:t> </m:t>
-          </m:r>
-          <m:r>
-            <m:rPr>
-              <m:nor/>
-              <m:sty m:val="p"/>
-            </m:rPr>
-            <m:t>for all </m:t>
-          </m:r>
-          <m:r>
-            <m:t>a</m:t>
-          </m:r>
-        </m:oMath>
-      </m:oMathPara>
-    </w:p>
-    <w:p>
-      <w:pPr>
-        <w:pStyle w:val="FirstParagraph"/>
-      </w:pPr>
-      <w:r>
-        <w:t xml:space="preserve">This means the potential outcome</w:t>
-      </w:r>
-      <w:r>
-        <w:t xml:space="preserve"> </w:t>
-      </w:r>
-      <m:oMath>
-        <m:sSup>
-          <m:e>
-            <m:r>
-              <m:t>Y</m:t>
-            </m:r>
-          </m:e>
-          <m:sup>
-            <m:r>
-              <m:t>a</m:t>
-            </m:r>
-          </m:sup>
-        </m:sSup>
-      </m:oMath>
-      <w:r>
-        <w:t xml:space="preserve"> </w:t>
-      </w:r>
-      <w:r>
-        <w:t xml:space="preserve">is independent of treatment</w:t>
-      </w:r>
-      <w:r>
-        <w:t xml:space="preserve"> </w:t>
-      </w:r>
-      <m:oMath>
-        <m:r>
-          <m:t>A</m:t>
-        </m:r>
-      </m:oMath>
-      <w:r>
-        <w:t xml:space="preserve"> </w:t>
-      </w:r>
-      <w:r>
-        <w:t xml:space="preserve">within levels of</w:t>
-      </w:r>
-      <w:r>
-        <w:t xml:space="preserve"> </w:t>
-      </w:r>
-      <m:oMath>
-        <m:r>
-          <m:t>L</m:t>
-        </m:r>
-      </m:oMath>
-      <w:r>
-        <w:t xml:space="preserve">.</w:t>
-      </w:r>
-    </w:p>
-    <w:bookmarkEnd w:id="12"/>
+            </m:oMath>
+            <w:r>
+              <w:t xml:space="preserve"> </w:t>
+            </w:r>
+            <w:r>
+              <w:t xml:space="preserve">within levels of</w:t>
+            </w:r>
+            <w:r>
+              <w:t xml:space="preserve"> </w:t>
+            </w:r>
+            <m:oMath>
+              <m:r>
+                <m:t>L</m:t>
+              </m:r>
+            </m:oMath>
+            <w:r>
+              <w:t xml:space="preserve">.</w:t>
+            </w:r>
+          </w:p>
+          <w:bookmarkEnd w:id="12"/>
+        </w:tc>
+      </w:tr>
+    </w:tbl>
     <w:p>
       <w:pPr>
         <w:pStyle w:val="BodyText"/>
@@ -1062,55 +1136,906 @@
         <w:t xml:space="preserve">is the absence of exchangeability. When exchangeability fails, comparing treated and untreated groups yields a biased estimate of the causal effect.</w:t>
       </w:r>
     </w:p>
-    <w:bookmarkStart w:id="13" w:name="exm-confounding"/>
-    <w:p>
-      <w:pPr>
-        <w:pStyle w:val="BodyText"/>
+    <w:tbl>
+      <w:tblPr>
+        <w:tblStyle w:val="Table"/>
+        <w:tblInd w:w="164" w:type="dxa"/>
+        <w:tblBorders>
+          <w:left w:val="single" w:sz="24" w:space="0" w:color="909090"/>
+        </w:tblBorders>
+        <w:tblCellMar>
+          <w:left w:w="0" w:type="dxa"/>
+          <w:right w:w="0" w:type="dxa"/>
+        </w:tblCellMar>
+        <w:tblLook w:firstRow="0" w:lastRow="0" w:firstColumn="0" w:lastColumn="0" w:noHBand="0" w:noVBand="0" w:val="0000"/>
+      </w:tblPr>
+      <w:tblGrid>
+        <w:gridCol w:w="7920"/>
+      </w:tblGrid>
+      <w:tr>
+        <w:trPr>
+          <w:cantSplit/>
+        </w:trPr>
+        <w:tc>
+          <w:tcPr>
+            <w:tcMar>
+              <w:left w:w="144" w:type="dxa"/>
+            </w:tcMar>
+          </w:tcPr>
+          <w:p>
+            <w:pPr>
+              <w:pStyle w:val="BodyText"/>
+            </w:pPr>
+            <w:pPr>
+              <w:spacing w:before="16" w:after="64"/>
+            </w:pPr>
+          </w:p>
+          <w:bookmarkStart w:id="13" w:name="exm-confounding"/>
+          <w:p>
+            <w:pPr>
+              <w:pStyle w:val="BodyText"/>
+            </w:pPr>
+            <w:r>
+              <w:rPr>
+                <w:b/>
+                <w:bCs/>
+              </w:rPr>
+              <w:t xml:space="preserve">Example 1 (Confounding Example)</w:t>
+            </w:r>
+            <w:r>
+              <w:t xml:space="preserve"> </w:t>
+            </w:r>
+            <w:r>
+              <w:t xml:space="preserve">Suppose we want to estimate the causal effect of smoking on lung cancer using observational data. If smokers differ from non-smokers in other ways that affect lung cancer risk (e.g., occupational exposures, genetic factors), then:</w:t>
+            </w:r>
+          </w:p>
+          <w:p>
+            <w:pPr>
+              <w:pStyle w:val="BodyText"/>
+            </w:pPr>
+            <m:oMathPara>
+              <m:oMathParaPr>
+                <m:jc m:val="center"/>
+              </m:oMathParaPr>
+              <m:oMath>
+                <m:r>
+                  <m:t>P</m:t>
+                </m:r>
+                <m:r>
+                  <m:t>r</m:t>
+                </m:r>
+                <m:r>
+                  <m:rPr>
+                    <m:sty m:val="p"/>
+                  </m:rPr>
+                  <m:t>[</m:t>
+                </m:r>
+                <m:sSup>
+                  <m:e>
+                    <m:r>
+                      <m:t>Y</m:t>
+                    </m:r>
+                  </m:e>
+                  <m:sup>
+                    <m:r>
+                      <m:t>a</m:t>
+                    </m:r>
+                    <m:r>
+                      <m:rPr>
+                        <m:sty m:val="p"/>
+                      </m:rPr>
+                      <m:t>=</m:t>
+                    </m:r>
+                    <m:r>
+                      <m:t>1</m:t>
+                    </m:r>
+                  </m:sup>
+                </m:sSup>
+                <m:r>
+                  <m:rPr>
+                    <m:sty m:val="p"/>
+                  </m:rPr>
+                  <m:t>=</m:t>
+                </m:r>
+                <m:r>
+                  <m:t>1</m:t>
+                </m:r>
+                <m:r>
+                  <m:rPr>
+                    <m:sty m:val="p"/>
+                  </m:rPr>
+                  <m:t>|</m:t>
+                </m:r>
+                <m:r>
+                  <m:t>A</m:t>
+                </m:r>
+                <m:r>
+                  <m:rPr>
+                    <m:sty m:val="p"/>
+                  </m:rPr>
+                  <m:t>=</m:t>
+                </m:r>
+                <m:r>
+                  <m:t>1</m:t>
+                </m:r>
+                <m:r>
+                  <m:rPr>
+                    <m:sty m:val="p"/>
+                  </m:rPr>
+                  <m:t>]</m:t>
+                </m:r>
+                <m:r>
+                  <m:rPr>
+                    <m:sty m:val="p"/>
+                  </m:rPr>
+                  <m:t>≠</m:t>
+                </m:r>
+                <m:r>
+                  <m:t>P</m:t>
+                </m:r>
+                <m:r>
+                  <m:t>r</m:t>
+                </m:r>
+                <m:r>
+                  <m:rPr>
+                    <m:sty m:val="p"/>
+                  </m:rPr>
+                  <m:t>[</m:t>
+                </m:r>
+                <m:sSup>
+                  <m:e>
+                    <m:r>
+                      <m:t>Y</m:t>
+                    </m:r>
+                  </m:e>
+                  <m:sup>
+                    <m:r>
+                      <m:t>a</m:t>
+                    </m:r>
+                    <m:r>
+                      <m:rPr>
+                        <m:sty m:val="p"/>
+                      </m:rPr>
+                      <m:t>=</m:t>
+                    </m:r>
+                    <m:r>
+                      <m:t>1</m:t>
+                    </m:r>
+                  </m:sup>
+                </m:sSup>
+                <m:r>
+                  <m:rPr>
+                    <m:sty m:val="p"/>
+                  </m:rPr>
+                  <m:t>=</m:t>
+                </m:r>
+                <m:r>
+                  <m:t>1</m:t>
+                </m:r>
+                <m:r>
+                  <m:rPr>
+                    <m:sty m:val="p"/>
+                  </m:rPr>
+                  <m:t>|</m:t>
+                </m:r>
+                <m:r>
+                  <m:t>A</m:t>
+                </m:r>
+                <m:r>
+                  <m:rPr>
+                    <m:sty m:val="p"/>
+                  </m:rPr>
+                  <m:t>=</m:t>
+                </m:r>
+                <m:r>
+                  <m:t>0</m:t>
+                </m:r>
+                <m:r>
+                  <m:rPr>
+                    <m:sty m:val="p"/>
+                  </m:rPr>
+                  <m:t>]</m:t>
+                </m:r>
+              </m:oMath>
+            </m:oMathPara>
+          </w:p>
+          <w:p>
+            <w:pPr>
+              <w:pStyle w:val="FirstParagraph"/>
+            </w:pPr>
+            <w:r>
+              <w:t xml:space="preserve">The potential outcome under smoking is not independent of actual smoking status. The treated (smokers) are not exchangeable with the untreated (non-smokers).</w:t>
+            </w:r>
+          </w:p>
+          <w:bookmarkEnd w:id="13"/>
+        </w:tc>
+      </w:tr>
+    </w:tbl>
+    <w:bookmarkEnd w:id="14"/>
+    <w:bookmarkStart w:id="15" w:name="achieving-conditional-exchangeability"/>
+    <w:p>
+      <w:pPr>
+        <w:pStyle w:val="Heading3"/>
+      </w:pPr>
+      <w:r>
+        <w:t xml:space="preserve">2.2 Achieving Conditional Exchangeability</w:t>
+      </w:r>
+    </w:p>
+    <w:p>
+      <w:pPr>
+        <w:pStyle w:val="FirstParagraph"/>
+      </w:pPr>
+      <w:r>
+        <w:t xml:space="preserve">In observational studies, we try to achieve conditional exchangeability by:</w:t>
+      </w:r>
+    </w:p>
+    <w:p>
+      <w:pPr>
+        <w:pStyle w:val="Compact"/>
+        <w:numPr>
+          <w:ilvl w:val="0"/>
+          <w:numId w:val="1004"/>
+        </w:numPr>
       </w:pPr>
       <w:r>
         <w:rPr>
           <w:b/>
           <w:bCs/>
         </w:rPr>
-        <w:t xml:space="preserve">Example 1 (Confounding Example)</w:t>
-      </w:r>
-      <w:r>
-        <w:t xml:space="preserve"> </w:t>
-      </w:r>
-      <w:r>
-        <w:t xml:space="preserve">Suppose we want to estimate the causal effect of smoking on lung cancer using observational data. If smokers differ from non-smokers in other ways that affect lung cancer risk (e.g., occupational exposures, genetic factors), then:</w:t>
+        <w:t xml:space="preserve">Identifying</w:t>
+      </w:r>
+      <w:r>
+        <w:t xml:space="preserve"> </w:t>
+      </w:r>
+      <w:r>
+        <w:t xml:space="preserve">potential confounders</w:t>
+      </w:r>
+      <w:r>
+        <w:t xml:space="preserve"> </w:t>
+      </w:r>
+      <m:oMath>
+        <m:r>
+          <m:t>L</m:t>
+        </m:r>
+      </m:oMath>
+      <w:r>
+        <w:t xml:space="preserve"> </w:t>
+      </w:r>
+      <w:r>
+        <w:t xml:space="preserve">based on subject-matter knowledge</w:t>
+      </w:r>
+    </w:p>
+    <w:p>
+      <w:pPr>
+        <w:pStyle w:val="Compact"/>
+        <w:numPr>
+          <w:ilvl w:val="0"/>
+          <w:numId w:val="1004"/>
+        </w:numPr>
+      </w:pPr>
+      <w:r>
+        <w:rPr>
+          <w:b/>
+          <w:bCs/>
+        </w:rPr>
+        <w:t xml:space="preserve">Measuring</w:t>
+      </w:r>
+      <w:r>
+        <w:t xml:space="preserve"> </w:t>
+      </w:r>
+      <w:r>
+        <w:t xml:space="preserve">these confounders accurately</w:t>
+      </w:r>
+    </w:p>
+    <w:p>
+      <w:pPr>
+        <w:pStyle w:val="Compact"/>
+        <w:numPr>
+          <w:ilvl w:val="0"/>
+          <w:numId w:val="1004"/>
+        </w:numPr>
+      </w:pPr>
+      <w:r>
+        <w:rPr>
+          <w:b/>
+          <w:bCs/>
+        </w:rPr>
+        <w:t xml:space="preserve">Adjusting</w:t>
+      </w:r>
+      <w:r>
+        <w:t xml:space="preserve"> </w:t>
+      </w:r>
+      <w:r>
+        <w:t xml:space="preserve">for confounders using appropriate statistical methods</w:t>
+      </w:r>
+    </w:p>
+    <w:p>
+      <w:pPr>
+        <w:pStyle w:val="FirstParagraph"/>
+      </w:pPr>
+      <w:r>
+        <w:rPr>
+          <w:b/>
+          <w:bCs/>
+        </w:rPr>
+        <w:t xml:space="preserve">Critical limitation</w:t>
+      </w:r>
+      <w:r>
+        <w:t xml:space="preserve">: Conditional exchangeability is an</w:t>
+      </w:r>
+      <w:r>
+        <w:t xml:space="preserve"> </w:t>
+      </w:r>
+      <w:r>
+        <w:rPr>
+          <w:b/>
+          <w:bCs/>
+        </w:rPr>
+        <w:t xml:space="preserve">untestable assumption</w:t>
+      </w:r>
+      <w:r>
+        <w:t xml:space="preserve">. We can never verify from data alone that we have measured and adjusted for all confounders.</w:t>
       </w:r>
     </w:p>
     <w:p>
       <w:pPr>
         <w:pStyle w:val="BodyText"/>
       </w:pPr>
-      <m:oMathPara>
-        <m:oMathParaPr>
-          <m:jc m:val="center"/>
-        </m:oMathParaPr>
-        <m:oMath>
-          <m:r>
-            <m:t>P</m:t>
-          </m:r>
-          <m:r>
-            <m:t>r</m:t>
-          </m:r>
-          <m:r>
-            <m:rPr>
-              <m:sty m:val="p"/>
-            </m:rPr>
-            <m:t>[</m:t>
-          </m:r>
-          <m:sSup>
-            <m:e>
+      <w:r>
+        <w:t xml:space="preserve">This is why subject-matter knowledge is essential in causal inference. We must use:</w:t>
+      </w:r>
+    </w:p>
+    <w:p>
+      <w:pPr>
+        <w:pStyle w:val="Compact"/>
+        <w:numPr>
+          <w:ilvl w:val="0"/>
+          <w:numId w:val="1005"/>
+        </w:numPr>
+      </w:pPr>
+      <w:r>
+        <w:t xml:space="preserve">Prior research</w:t>
+      </w:r>
+    </w:p>
+    <w:p>
+      <w:pPr>
+        <w:pStyle w:val="Compact"/>
+        <w:numPr>
+          <w:ilvl w:val="0"/>
+          <w:numId w:val="1005"/>
+        </w:numPr>
+      </w:pPr>
+      <w:r>
+        <w:t xml:space="preserve">Biological mechanisms</w:t>
+      </w:r>
+      <w:r>
+        <w:br/>
+      </w:r>
+    </w:p>
+    <w:p>
+      <w:pPr>
+        <w:pStyle w:val="Compact"/>
+        <w:numPr>
+          <w:ilvl w:val="0"/>
+          <w:numId w:val="1005"/>
+        </w:numPr>
+      </w:pPr>
+      <w:r>
+        <w:t xml:space="preserve">Causal diagrams (introduced in Chapter 6)</w:t>
+      </w:r>
+    </w:p>
+    <w:p>
+      <w:pPr>
+        <w:pStyle w:val="Compact"/>
+        <w:numPr>
+          <w:ilvl w:val="0"/>
+          <w:numId w:val="1005"/>
+        </w:numPr>
+      </w:pPr>
+      <w:r>
+        <w:t xml:space="preserve">Expert opinion</w:t>
+      </w:r>
+    </w:p>
+    <w:p>
+      <w:pPr>
+        <w:pStyle w:val="FirstParagraph"/>
+      </w:pPr>
+      <w:r>
+        <w:t xml:space="preserve">to identify the set of confounders</w:t>
+      </w:r>
+      <w:r>
+        <w:t xml:space="preserve"> </w:t>
+      </w:r>
+      <m:oMath>
+        <m:r>
+          <m:t>L</m:t>
+        </m:r>
+      </m:oMath>
+      <w:r>
+        <w:t xml:space="preserve"> </w:t>
+      </w:r>
+      <w:r>
+        <w:t xml:space="preserve">that, if measured and adjusted for, would render the treated and untreated exchangeable.</w:t>
+      </w:r>
+    </w:p>
+    <w:p>
+      <w:pPr>
+        <w:pStyle w:val="BodyText"/>
+      </w:pPr>
+      <w:r>
+        <w:t xml:space="preserve">If there exist</w:t>
+      </w:r>
+      <w:r>
+        <w:t xml:space="preserve"> </w:t>
+      </w:r>
+      <w:r>
+        <w:rPr>
+          <w:b/>
+          <w:bCs/>
+        </w:rPr>
+        <w:t xml:space="preserve">unmeasured confounders</w:t>
+      </w:r>
+      <w:r>
+        <w:t xml:space="preserve">—variables that affect both treatment and outcome but are not in</w:t>
+      </w:r>
+      <w:r>
+        <w:t xml:space="preserve"> </w:t>
+      </w:r>
+      <m:oMath>
+        <m:r>
+          <m:t>L</m:t>
+        </m:r>
+      </m:oMath>
+      <w:r>
+        <w:t xml:space="preserve">—then conditional exchangeability fails, and our causal effect estimates will be biased.</w:t>
+      </w:r>
+    </w:p>
+    <w:bookmarkEnd w:id="15"/>
+    <w:bookmarkEnd w:id="16"/>
+    <w:bookmarkStart w:id="20" w:name="positivity-pp.-29-30"/>
+    <w:p>
+      <w:pPr>
+        <w:pStyle w:val="Heading2"/>
+      </w:pPr>
+      <w:r>
+        <w:t xml:space="preserve">3 3.3 Positivity (pp. 29-30)</w:t>
+      </w:r>
+    </w:p>
+    <w:p>
+      <w:r>
+        <w:pict>
+          <v:rect style="width:0;height:1.5pt" o:hralign="center" o:hrstd="t" o:hr="t"/>
+        </w:pict>
+      </w:r>
+    </w:p>
+    <w:p>
+      <w:pPr>
+        <w:pStyle w:val="FirstParagraph"/>
+      </w:pPr>
+      <w:r>
+        <w:t xml:space="preserve">The second identifiability condition is</w:t>
+      </w:r>
+      <w:r>
+        <w:t xml:space="preserve"> </w:t>
+      </w:r>
+      <w:r>
+        <w:rPr>
+          <w:b/>
+          <w:bCs/>
+        </w:rPr>
+        <w:t xml:space="preserve">positivity</w:t>
+      </w:r>
+      <w:r>
+        <w:t xml:space="preserve">, also called the experimental treatment assignment assumption.</w:t>
+      </w:r>
+    </w:p>
+    <w:tbl>
+      <w:tblPr>
+        <w:tblStyle w:val="Table"/>
+        <w:tblInd w:w="164" w:type="dxa"/>
+        <w:tblBorders>
+          <w:left w:val="single" w:sz="24" w:space="0" w:color="909090"/>
+        </w:tblBorders>
+        <w:tblCellMar>
+          <w:left w:w="0" w:type="dxa"/>
+          <w:right w:w="0" w:type="dxa"/>
+        </w:tblCellMar>
+        <w:tblLook w:firstRow="0" w:lastRow="0" w:firstColumn="0" w:lastColumn="0" w:noHBand="0" w:noVBand="0" w:val="0000"/>
+      </w:tblPr>
+      <w:tblGrid>
+        <w:gridCol w:w="7920"/>
+      </w:tblGrid>
+      <w:tr>
+        <w:trPr>
+          <w:cantSplit/>
+        </w:trPr>
+        <w:tc>
+          <w:tcPr>
+            <w:tcMar>
+              <w:left w:w="144" w:type="dxa"/>
+            </w:tcMar>
+          </w:tcPr>
+          <w:p>
+            <w:pPr>
+              <w:pStyle w:val="BodyText"/>
+            </w:pPr>
+            <w:pPr>
+              <w:spacing w:before="16" w:after="64"/>
+            </w:pPr>
+          </w:p>
+          <w:bookmarkStart w:id="17" w:name="def-positivity"/>
+          <w:p>
+            <w:pPr>
+              <w:pStyle w:val="BodyText"/>
+            </w:pPr>
+            <w:r>
+              <w:rPr>
+                <w:b/>
+                <w:bCs/>
+              </w:rPr>
+              <w:t xml:space="preserve">Definition 3 (Positivity)</w:t>
+            </w:r>
+            <w:r>
+              <w:t xml:space="preserve"> </w:t>
+            </w:r>
+            <w:r>
+              <w:rPr>
+                <w:b/>
+                <w:bCs/>
+              </w:rPr>
+              <w:t xml:space="preserve">Positivity</w:t>
+            </w:r>
+            <w:r>
+              <w:t xml:space="preserve"> </w:t>
+            </w:r>
+            <w:r>
+              <w:t xml:space="preserve">requires that, for every combination of values of</w:t>
+            </w:r>
+            <w:r>
+              <w:t xml:space="preserve"> </w:t>
+            </w:r>
+            <m:oMath>
               <m:r>
-                <m:t>Y</m:t>
+                <m:t>L</m:t>
               </m:r>
-            </m:e>
-            <m:sup>
+            </m:oMath>
+            <w:r>
+              <w:t xml:space="preserve"> </w:t>
+            </w:r>
+            <w:r>
+              <w:t xml:space="preserve">for which</w:t>
+            </w:r>
+            <w:r>
+              <w:t xml:space="preserve"> </w:t>
+            </w:r>
+            <m:oMath>
               <m:r>
-                <m:t>a</m:t>
+                <m:t>P</m:t>
+              </m:r>
+              <m:r>
+                <m:t>r</m:t>
+              </m:r>
+              <m:r>
+                <m:rPr>
+                  <m:sty m:val="p"/>
+                </m:rPr>
+                <m:t>[</m:t>
+              </m:r>
+              <m:r>
+                <m:t>L</m:t>
+              </m:r>
+              <m:r>
+                <m:rPr>
+                  <m:sty m:val="p"/>
+                </m:rPr>
+                <m:t>]</m:t>
+              </m:r>
+              <m:r>
+                <m:rPr>
+                  <m:sty m:val="p"/>
+                </m:rPr>
+                <m:t>&gt;</m:t>
+              </m:r>
+              <m:r>
+                <m:t>0</m:t>
+              </m:r>
+            </m:oMath>
+            <w:r>
+              <w:t xml:space="preserve">:</w:t>
+            </w:r>
+          </w:p>
+          <w:p>
+            <w:pPr>
+              <w:pStyle w:val="BodyText"/>
+            </w:pPr>
+            <m:oMathPara>
+              <m:oMathParaPr>
+                <m:jc m:val="center"/>
+              </m:oMathParaPr>
+              <m:oMath>
+                <m:r>
+                  <m:t>P</m:t>
+                </m:r>
+                <m:r>
+                  <m:t>r</m:t>
+                </m:r>
+                <m:r>
+                  <m:rPr>
+                    <m:sty m:val="p"/>
+                  </m:rPr>
+                  <m:t>[</m:t>
+                </m:r>
+                <m:r>
+                  <m:t>A</m:t>
+                </m:r>
+                <m:r>
+                  <m:rPr>
+                    <m:sty m:val="p"/>
+                  </m:rPr>
+                  <m:t>=</m:t>
+                </m:r>
+                <m:r>
+                  <m:t>a</m:t>
+                </m:r>
+                <m:r>
+                  <m:rPr>
+                    <m:sty m:val="p"/>
+                  </m:rPr>
+                  <m:t>|</m:t>
+                </m:r>
+                <m:r>
+                  <m:t>L</m:t>
+                </m:r>
+                <m:r>
+                  <m:rPr>
+                    <m:sty m:val="p"/>
+                  </m:rPr>
+                  <m:t>]</m:t>
+                </m:r>
+                <m:r>
+                  <m:rPr>
+                    <m:sty m:val="p"/>
+                  </m:rPr>
+                  <m:t>&gt;</m:t>
+                </m:r>
+                <m:r>
+                  <m:t>0</m:t>
+                </m:r>
+                <m:r>
+                  <m:t> </m:t>
+                </m:r>
+                <m:r>
+                  <m:rPr>
+                    <m:nor/>
+                    <m:sty m:val="p"/>
+                  </m:rPr>
+                  <m:t>for all </m:t>
+                </m:r>
+                <m:r>
+                  <m:t>a</m:t>
+                </m:r>
+              </m:oMath>
+            </m:oMathPara>
+          </w:p>
+          <w:p>
+            <w:pPr>
+              <w:pStyle w:val="FirstParagraph"/>
+            </w:pPr>
+            <w:r>
+              <w:t xml:space="preserve">In words: every individual has a non-zero probability of receiving every level of treatment, conditional on their measured covariates.</w:t>
+            </w:r>
+          </w:p>
+          <w:bookmarkEnd w:id="17"/>
+        </w:tc>
+      </w:tr>
+    </w:tbl>
+    <w:bookmarkStart w:id="19" w:name="why-positivity-matters"/>
+    <w:p>
+      <w:pPr>
+        <w:pStyle w:val="Heading3"/>
+      </w:pPr>
+      <w:r>
+        <w:t xml:space="preserve">3.1 Why Positivity Matters</w:t>
+      </w:r>
+    </w:p>
+    <w:p>
+      <w:pPr>
+        <w:pStyle w:val="FirstParagraph"/>
+      </w:pPr>
+      <w:r>
+        <w:t xml:space="preserve">Without positivity, we cannot estimate causal effects for all individuals. If certain individuals (with specific values of</w:t>
+      </w:r>
+      <w:r>
+        <w:t xml:space="preserve"> </w:t>
+      </w:r>
+      <m:oMath>
+        <m:r>
+          <m:t>L</m:t>
+        </m:r>
+      </m:oMath>
+      <w:r>
+        <w:t xml:space="preserve">) have zero probability of receiving treatment, we cannot learn about their counterfactual outcome under treatment from the data.</w:t>
+      </w:r>
+    </w:p>
+    <w:tbl>
+      <w:tblPr>
+        <w:tblStyle w:val="Table"/>
+        <w:tblInd w:w="164" w:type="dxa"/>
+        <w:tblBorders>
+          <w:left w:val="single" w:sz="24" w:space="0" w:color="909090"/>
+        </w:tblBorders>
+        <w:tblCellMar>
+          <w:left w:w="0" w:type="dxa"/>
+          <w:right w:w="0" w:type="dxa"/>
+        </w:tblCellMar>
+        <w:tblLook w:firstRow="0" w:lastRow="0" w:firstColumn="0" w:lastColumn="0" w:noHBand="0" w:noVBand="0" w:val="0000"/>
+      </w:tblPr>
+      <w:tblGrid>
+        <w:gridCol w:w="7920"/>
+      </w:tblGrid>
+      <w:tr>
+        <w:trPr>
+          <w:cantSplit/>
+        </w:trPr>
+        <w:tc>
+          <w:tcPr>
+            <w:tcMar>
+              <w:left w:w="144" w:type="dxa"/>
+            </w:tcMar>
+          </w:tcPr>
+          <w:p>
+            <w:pPr>
+              <w:pStyle w:val="BodyText"/>
+            </w:pPr>
+            <w:pPr>
+              <w:spacing w:before="16" w:after="64"/>
+            </w:pPr>
+          </w:p>
+          <w:bookmarkStart w:id="18" w:name="exm-positivity-violation"/>
+          <w:p>
+            <w:pPr>
+              <w:pStyle w:val="BodyText"/>
+            </w:pPr>
+            <w:r>
+              <w:rPr>
+                <w:b/>
+                <w:bCs/>
+              </w:rPr>
+              <w:t xml:space="preserve">Example 2 (Positivity Violation Example)</w:t>
+            </w:r>
+            <w:r>
+              <w:t xml:space="preserve"> </w:t>
+            </w:r>
+            <w:r>
+              <w:t xml:space="preserve">Suppose we want to estimate the effect of a treatment on 90-year-old individuals, but in our data, no 90-year-old person received the treatment. Then:</w:t>
+            </w:r>
+          </w:p>
+          <w:p>
+            <w:pPr>
+              <w:pStyle w:val="BodyText"/>
+            </w:pPr>
+            <m:oMathPara>
+              <m:oMathParaPr>
+                <m:jc m:val="center"/>
+              </m:oMathParaPr>
+              <m:oMath>
+                <m:r>
+                  <m:t>P</m:t>
+                </m:r>
+                <m:r>
+                  <m:t>r</m:t>
+                </m:r>
+                <m:r>
+                  <m:rPr>
+                    <m:sty m:val="p"/>
+                  </m:rPr>
+                  <m:t>[</m:t>
+                </m:r>
+                <m:r>
+                  <m:t>A</m:t>
+                </m:r>
+                <m:r>
+                  <m:rPr>
+                    <m:sty m:val="p"/>
+                  </m:rPr>
+                  <m:t>=</m:t>
+                </m:r>
+                <m:r>
+                  <m:t>1</m:t>
+                </m:r>
+                <m:r>
+                  <m:rPr>
+                    <m:sty m:val="p"/>
+                  </m:rPr>
+                  <m:t>|</m:t>
+                </m:r>
+                <m:r>
+                  <m:rPr>
+                    <m:nor/>
+                    <m:sty m:val="p"/>
+                  </m:rPr>
+                  <m:t>Age</m:t>
+                </m:r>
+                <m:r>
+                  <m:rPr>
+                    <m:sty m:val="p"/>
+                  </m:rPr>
+                  <m:t>=</m:t>
+                </m:r>
+                <m:r>
+                  <m:t>90</m:t>
+                </m:r>
+                <m:r>
+                  <m:rPr>
+                    <m:sty m:val="p"/>
+                  </m:rPr>
+                  <m:t>]</m:t>
+                </m:r>
+                <m:r>
+                  <m:rPr>
+                    <m:sty m:val="p"/>
+                  </m:rPr>
+                  <m:t>=</m:t>
+                </m:r>
+                <m:r>
+                  <m:t>0</m:t>
+                </m:r>
+              </m:oMath>
+            </m:oMathPara>
+          </w:p>
+          <w:p>
+            <w:pPr>
+              <w:pStyle w:val="FirstParagraph"/>
+            </w:pPr>
+            <w:r>
+              <w:t xml:space="preserve">We cannot estimate</w:t>
+            </w:r>
+            <w:r>
+              <w:t xml:space="preserve"> </w:t>
+            </w:r>
+            <m:oMath>
+              <m:r>
+                <m:t>E</m:t>
+              </m:r>
+              <m:r>
+                <m:rPr>
+                  <m:sty m:val="p"/>
+                </m:rPr>
+                <m:t>[</m:t>
+              </m:r>
+              <m:sSup>
+                <m:e>
+                  <m:r>
+                    <m:t>Y</m:t>
+                  </m:r>
+                </m:e>
+                <m:sup>
+                  <m:r>
+                    <m:t>a</m:t>
+                  </m:r>
+                  <m:r>
+                    <m:rPr>
+                      <m:sty m:val="p"/>
+                    </m:rPr>
+                    <m:t>=</m:t>
+                  </m:r>
+                  <m:r>
+                    <m:t>1</m:t>
+                  </m:r>
+                </m:sup>
+              </m:sSup>
+              <m:r>
+                <m:rPr>
+                  <m:sty m:val="p"/>
+                </m:rPr>
+                <m:t>|</m:t>
+              </m:r>
+              <m:r>
+                <m:rPr>
+                  <m:nor/>
+                  <m:sty m:val="p"/>
+                </m:rPr>
+                <m:t>Age</m:t>
               </m:r>
               <m:r>
                 <m:rPr>
@@ -1119,766 +2044,26 @@
                 <m:t>=</m:t>
               </m:r>
               <m:r>
-                <m:t>1</m:t>
-              </m:r>
-            </m:sup>
-          </m:sSup>
-          <m:r>
-            <m:rPr>
-              <m:sty m:val="p"/>
-            </m:rPr>
-            <m:t>=</m:t>
-          </m:r>
-          <m:r>
-            <m:t>1</m:t>
-          </m:r>
-          <m:r>
-            <m:rPr>
-              <m:sty m:val="p"/>
-            </m:rPr>
-            <m:t>|</m:t>
-          </m:r>
-          <m:r>
-            <m:t>A</m:t>
-          </m:r>
-          <m:r>
-            <m:rPr>
-              <m:sty m:val="p"/>
-            </m:rPr>
-            <m:t>=</m:t>
-          </m:r>
-          <m:r>
-            <m:t>1</m:t>
-          </m:r>
-          <m:r>
-            <m:rPr>
-              <m:sty m:val="p"/>
-            </m:rPr>
-            <m:t>]</m:t>
-          </m:r>
-          <m:r>
-            <m:rPr>
-              <m:sty m:val="p"/>
-            </m:rPr>
-            <m:t>≠</m:t>
-          </m:r>
-          <m:r>
-            <m:t>P</m:t>
-          </m:r>
-          <m:r>
-            <m:t>r</m:t>
-          </m:r>
-          <m:r>
-            <m:rPr>
-              <m:sty m:val="p"/>
-            </m:rPr>
-            <m:t>[</m:t>
-          </m:r>
-          <m:sSup>
-            <m:e>
-              <m:r>
-                <m:t>Y</m:t>
-              </m:r>
-            </m:e>
-            <m:sup>
-              <m:r>
-                <m:t>a</m:t>
+                <m:t>90</m:t>
               </m:r>
               <m:r>
                 <m:rPr>
                   <m:sty m:val="p"/>
                 </m:rPr>
-                <m:t>=</m:t>
+                <m:t>]</m:t>
               </m:r>
-              <m:r>
-                <m:t>1</m:t>
-              </m:r>
-            </m:sup>
-          </m:sSup>
-          <m:r>
-            <m:rPr>
-              <m:sty m:val="p"/>
-            </m:rPr>
-            <m:t>=</m:t>
-          </m:r>
-          <m:r>
-            <m:t>1</m:t>
-          </m:r>
-          <m:r>
-            <m:rPr>
-              <m:sty m:val="p"/>
-            </m:rPr>
-            <m:t>|</m:t>
-          </m:r>
-          <m:r>
-            <m:t>A</m:t>
-          </m:r>
-          <m:r>
-            <m:rPr>
-              <m:sty m:val="p"/>
-            </m:rPr>
-            <m:t>=</m:t>
-          </m:r>
-          <m:r>
-            <m:t>0</m:t>
-          </m:r>
-          <m:r>
-            <m:rPr>
-              <m:sty m:val="p"/>
-            </m:rPr>
-            <m:t>]</m:t>
-          </m:r>
-        </m:oMath>
-      </m:oMathPara>
-    </w:p>
-    <w:p>
-      <w:pPr>
-        <w:pStyle w:val="FirstParagraph"/>
-      </w:pPr>
-      <w:r>
-        <w:t xml:space="preserve">The potential outcome under smoking is not independent of actual smoking status. The treated (smokers) are not exchangeable with the untreated (non-smokers).</w:t>
-      </w:r>
-    </w:p>
-    <w:bookmarkEnd w:id="13"/>
-    <w:bookmarkEnd w:id="14"/>
-    <w:bookmarkStart w:id="15" w:name="achieving-conditional-exchangeability"/>
-    <w:p>
-      <w:pPr>
-        <w:pStyle w:val="Heading3"/>
-      </w:pPr>
-      <w:r>
-        <w:t xml:space="preserve">2.2 Achieving Conditional Exchangeability</w:t>
-      </w:r>
-    </w:p>
-    <w:p>
-      <w:pPr>
-        <w:pStyle w:val="FirstParagraph"/>
-      </w:pPr>
-      <w:r>
-        <w:t xml:space="preserve">In observational studies, we try to achieve conditional exchangeability by:</w:t>
-      </w:r>
-    </w:p>
-    <w:p>
-      <w:pPr>
-        <w:pStyle w:val="Compact"/>
-        <w:numPr>
-          <w:ilvl w:val="0"/>
-          <w:numId w:val="1004"/>
-        </w:numPr>
-      </w:pPr>
-      <w:r>
-        <w:rPr>
-          <w:b/>
-          <w:bCs/>
-        </w:rPr>
-        <w:t xml:space="preserve">Identifying</w:t>
-      </w:r>
-      <w:r>
-        <w:t xml:space="preserve"> </w:t>
-      </w:r>
-      <w:r>
-        <w:t xml:space="preserve">potential confounders</w:t>
-      </w:r>
-      <w:r>
-        <w:t xml:space="preserve"> </w:t>
-      </w:r>
-      <m:oMath>
-        <m:r>
-          <m:t>L</m:t>
-        </m:r>
-      </m:oMath>
-      <w:r>
-        <w:t xml:space="preserve"> </w:t>
-      </w:r>
-      <w:r>
-        <w:t xml:space="preserve">based on subject-matter knowledge</w:t>
-      </w:r>
-    </w:p>
-    <w:p>
-      <w:pPr>
-        <w:pStyle w:val="Compact"/>
-        <w:numPr>
-          <w:ilvl w:val="0"/>
-          <w:numId w:val="1004"/>
-        </w:numPr>
-      </w:pPr>
-      <w:r>
-        <w:rPr>
-          <w:b/>
-          <w:bCs/>
-        </w:rPr>
-        <w:t xml:space="preserve">Measuring</w:t>
-      </w:r>
-      <w:r>
-        <w:t xml:space="preserve"> </w:t>
-      </w:r>
-      <w:r>
-        <w:t xml:space="preserve">these confounders accurately</w:t>
-      </w:r>
-    </w:p>
-    <w:p>
-      <w:pPr>
-        <w:pStyle w:val="Compact"/>
-        <w:numPr>
-          <w:ilvl w:val="0"/>
-          <w:numId w:val="1004"/>
-        </w:numPr>
-      </w:pPr>
-      <w:r>
-        <w:rPr>
-          <w:b/>
-          <w:bCs/>
-        </w:rPr>
-        <w:t xml:space="preserve">Adjusting</w:t>
-      </w:r>
-      <w:r>
-        <w:t xml:space="preserve"> </w:t>
-      </w:r>
-      <w:r>
-        <w:t xml:space="preserve">for confounders using appropriate statistical methods</w:t>
-      </w:r>
-    </w:p>
-    <w:p>
-      <w:pPr>
-        <w:pStyle w:val="FirstParagraph"/>
-      </w:pPr>
-      <w:r>
-        <w:rPr>
-          <w:b/>
-          <w:bCs/>
-        </w:rPr>
-        <w:t xml:space="preserve">Critical limitation</w:t>
-      </w:r>
-      <w:r>
-        <w:t xml:space="preserve">: Conditional exchangeability is an</w:t>
-      </w:r>
-      <w:r>
-        <w:t xml:space="preserve"> </w:t>
-      </w:r>
-      <w:r>
-        <w:rPr>
-          <w:b/>
-          <w:bCs/>
-        </w:rPr>
-        <w:t xml:space="preserve">untestable assumption</w:t>
-      </w:r>
-      <w:r>
-        <w:t xml:space="preserve">. We can never verify from data alone that we have measured and adjusted for all confounders.</w:t>
-      </w:r>
-    </w:p>
-    <w:p>
-      <w:pPr>
-        <w:pStyle w:val="BodyText"/>
-      </w:pPr>
-      <w:r>
-        <w:t xml:space="preserve">This is why subject-matter knowledge is essential in causal inference. We must use:</w:t>
-      </w:r>
-    </w:p>
-    <w:p>
-      <w:pPr>
-        <w:pStyle w:val="Compact"/>
-        <w:numPr>
-          <w:ilvl w:val="0"/>
-          <w:numId w:val="1005"/>
-        </w:numPr>
-      </w:pPr>
-      <w:r>
-        <w:t xml:space="preserve">Prior research</w:t>
-      </w:r>
-    </w:p>
-    <w:p>
-      <w:pPr>
-        <w:pStyle w:val="Compact"/>
-        <w:numPr>
-          <w:ilvl w:val="0"/>
-          <w:numId w:val="1005"/>
-        </w:numPr>
-      </w:pPr>
-      <w:r>
-        <w:t xml:space="preserve">Biological mechanisms</w:t>
-      </w:r>
-      <w:r>
-        <w:br/>
-      </w:r>
-    </w:p>
-    <w:p>
-      <w:pPr>
-        <w:pStyle w:val="Compact"/>
-        <w:numPr>
-          <w:ilvl w:val="0"/>
-          <w:numId w:val="1005"/>
-        </w:numPr>
-      </w:pPr>
-      <w:r>
-        <w:t xml:space="preserve">Causal diagrams (introduced in Chapter 6)</w:t>
-      </w:r>
-    </w:p>
-    <w:p>
-      <w:pPr>
-        <w:pStyle w:val="Compact"/>
-        <w:numPr>
-          <w:ilvl w:val="0"/>
-          <w:numId w:val="1005"/>
-        </w:numPr>
-      </w:pPr>
-      <w:r>
-        <w:t xml:space="preserve">Expert opinion</w:t>
-      </w:r>
-    </w:p>
-    <w:p>
-      <w:pPr>
-        <w:pStyle w:val="FirstParagraph"/>
-      </w:pPr>
-      <w:r>
-        <w:t xml:space="preserve">to identify the set of confounders</w:t>
-      </w:r>
-      <w:r>
-        <w:t xml:space="preserve"> </w:t>
-      </w:r>
-      <m:oMath>
-        <m:r>
-          <m:t>L</m:t>
-        </m:r>
-      </m:oMath>
-      <w:r>
-        <w:t xml:space="preserve"> </w:t>
-      </w:r>
-      <w:r>
-        <w:t xml:space="preserve">that, if measured and adjusted for, would render the treated and untreated exchangeable.</w:t>
-      </w:r>
-    </w:p>
-    <w:p>
-      <w:pPr>
-        <w:pStyle w:val="BodyText"/>
-      </w:pPr>
-      <w:r>
-        <w:t xml:space="preserve">If there exist</w:t>
-      </w:r>
-      <w:r>
-        <w:t xml:space="preserve"> </w:t>
-      </w:r>
-      <w:r>
-        <w:rPr>
-          <w:b/>
-          <w:bCs/>
-        </w:rPr>
-        <w:t xml:space="preserve">unmeasured confounders</w:t>
-      </w:r>
-      <w:r>
-        <w:t xml:space="preserve">—variables that affect both treatment and outcome but are not in</w:t>
-      </w:r>
-      <w:r>
-        <w:t xml:space="preserve"> </w:t>
-      </w:r>
-      <m:oMath>
-        <m:r>
-          <m:t>L</m:t>
-        </m:r>
-      </m:oMath>
-      <w:r>
-        <w:t xml:space="preserve">—then conditional exchangeability fails, and our causal effect estimates will be biased.</w:t>
-      </w:r>
-    </w:p>
-    <w:bookmarkEnd w:id="15"/>
-    <w:bookmarkEnd w:id="16"/>
-    <w:bookmarkStart w:id="20" w:name="positivity-pp.-29-30"/>
-    <w:p>
-      <w:pPr>
-        <w:pStyle w:val="Heading2"/>
-      </w:pPr>
-      <w:r>
-        <w:t xml:space="preserve">3 3.3 Positivity (pp. 29-30)</w:t>
-      </w:r>
-    </w:p>
-    <w:p>
-      <w:r>
-        <w:pict>
-          <v:rect style="width:0;height:1.5pt" o:hralign="center" o:hrstd="t" o:hr="t"/>
-        </w:pict>
-      </w:r>
-    </w:p>
-    <w:p>
-      <w:pPr>
-        <w:pStyle w:val="FirstParagraph"/>
-      </w:pPr>
-      <w:r>
-        <w:t xml:space="preserve">The second identifiability condition is</w:t>
-      </w:r>
-      <w:r>
-        <w:t xml:space="preserve"> </w:t>
-      </w:r>
-      <w:r>
-        <w:rPr>
-          <w:b/>
-          <w:bCs/>
-        </w:rPr>
-        <w:t xml:space="preserve">positivity</w:t>
-      </w:r>
-      <w:r>
-        <w:t xml:space="preserve">, also called the experimental treatment assignment assumption.</w:t>
-      </w:r>
-    </w:p>
-    <w:bookmarkStart w:id="17" w:name="def-positivity"/>
-    <w:p>
-      <w:pPr>
-        <w:pStyle w:val="BodyText"/>
-      </w:pPr>
-      <w:r>
-        <w:rPr>
-          <w:b/>
-          <w:bCs/>
-        </w:rPr>
-        <w:t xml:space="preserve">Definition 3 (Positivity)</w:t>
-      </w:r>
-      <w:r>
-        <w:t xml:space="preserve"> </w:t>
-      </w:r>
-      <w:r>
-        <w:rPr>
-          <w:b/>
-          <w:bCs/>
-        </w:rPr>
-        <w:t xml:space="preserve">Positivity</w:t>
-      </w:r>
-      <w:r>
-        <w:t xml:space="preserve"> </w:t>
-      </w:r>
-      <w:r>
-        <w:t xml:space="preserve">requires that, for every combination of values of</w:t>
-      </w:r>
-      <w:r>
-        <w:t xml:space="preserve"> </w:t>
-      </w:r>
-      <m:oMath>
-        <m:r>
-          <m:t>L</m:t>
-        </m:r>
-      </m:oMath>
-      <w:r>
-        <w:t xml:space="preserve"> </w:t>
-      </w:r>
-      <w:r>
-        <w:t xml:space="preserve">for which</w:t>
-      </w:r>
-      <w:r>
-        <w:t xml:space="preserve"> </w:t>
-      </w:r>
-      <m:oMath>
-        <m:r>
-          <m:t>P</m:t>
-        </m:r>
-        <m:r>
-          <m:t>r</m:t>
-        </m:r>
-        <m:r>
-          <m:rPr>
-            <m:sty m:val="p"/>
-          </m:rPr>
-          <m:t>[</m:t>
-        </m:r>
-        <m:r>
-          <m:t>L</m:t>
-        </m:r>
-        <m:r>
-          <m:rPr>
-            <m:sty m:val="p"/>
-          </m:rPr>
-          <m:t>]</m:t>
-        </m:r>
-        <m:r>
-          <m:rPr>
-            <m:sty m:val="p"/>
-          </m:rPr>
-          <m:t>&gt;</m:t>
-        </m:r>
-        <m:r>
-          <m:t>0</m:t>
-        </m:r>
-      </m:oMath>
-      <w:r>
-        <w:t xml:space="preserve">:</w:t>
-      </w:r>
-    </w:p>
-    <w:p>
-      <w:pPr>
-        <w:pStyle w:val="BodyText"/>
-      </w:pPr>
-      <m:oMathPara>
-        <m:oMathParaPr>
-          <m:jc m:val="center"/>
-        </m:oMathParaPr>
-        <m:oMath>
-          <m:r>
-            <m:t>P</m:t>
-          </m:r>
-          <m:r>
-            <m:t>r</m:t>
-          </m:r>
-          <m:r>
-            <m:rPr>
-              <m:sty m:val="p"/>
-            </m:rPr>
-            <m:t>[</m:t>
-          </m:r>
-          <m:r>
-            <m:t>A</m:t>
-          </m:r>
-          <m:r>
-            <m:rPr>
-              <m:sty m:val="p"/>
-            </m:rPr>
-            <m:t>=</m:t>
-          </m:r>
-          <m:r>
-            <m:t>a</m:t>
-          </m:r>
-          <m:r>
-            <m:rPr>
-              <m:sty m:val="p"/>
-            </m:rPr>
-            <m:t>|</m:t>
-          </m:r>
-          <m:r>
-            <m:t>L</m:t>
-          </m:r>
-          <m:r>
-            <m:rPr>
-              <m:sty m:val="p"/>
-            </m:rPr>
-            <m:t>]</m:t>
-          </m:r>
-          <m:r>
-            <m:rPr>
-              <m:sty m:val="p"/>
-            </m:rPr>
-            <m:t>&gt;</m:t>
-          </m:r>
-          <m:r>
-            <m:t>0</m:t>
-          </m:r>
-          <m:r>
-            <m:t> </m:t>
-          </m:r>
-          <m:r>
-            <m:rPr>
-              <m:nor/>
-              <m:sty m:val="p"/>
-            </m:rPr>
-            <m:t>for all </m:t>
-          </m:r>
-          <m:r>
-            <m:t>a</m:t>
-          </m:r>
-        </m:oMath>
-      </m:oMathPara>
-    </w:p>
-    <w:p>
-      <w:pPr>
-        <w:pStyle w:val="FirstParagraph"/>
-      </w:pPr>
-      <w:r>
-        <w:t xml:space="preserve">In words: every individual has a non-zero probability of receiving every level of treatment, conditional on their measured covariates.</w:t>
-      </w:r>
-    </w:p>
-    <w:bookmarkEnd w:id="17"/>
-    <w:bookmarkStart w:id="19" w:name="why-positivity-matters"/>
-    <w:p>
-      <w:pPr>
-        <w:pStyle w:val="Heading3"/>
-      </w:pPr>
-      <w:r>
-        <w:t xml:space="preserve">3.1 Why Positivity Matters</w:t>
-      </w:r>
-    </w:p>
-    <w:p>
-      <w:pPr>
-        <w:pStyle w:val="FirstParagraph"/>
-      </w:pPr>
-      <w:r>
-        <w:t xml:space="preserve">Without positivity, we cannot estimate causal effects for all individuals. If certain individuals (with specific values of</w:t>
-      </w:r>
-      <w:r>
-        <w:t xml:space="preserve"> </w:t>
-      </w:r>
-      <m:oMath>
-        <m:r>
-          <m:t>L</m:t>
-        </m:r>
-      </m:oMath>
-      <w:r>
-        <w:t xml:space="preserve">) have zero probability of receiving treatment, we cannot learn about their counterfactual outcome under treatment from the data.</w:t>
-      </w:r>
-    </w:p>
-    <w:bookmarkStart w:id="18" w:name="exm-positivity-violation"/>
-    <w:p>
-      <w:pPr>
-        <w:pStyle w:val="BodyText"/>
-      </w:pPr>
-      <w:r>
-        <w:rPr>
-          <w:b/>
-          <w:bCs/>
-        </w:rPr>
-        <w:t xml:space="preserve">Example 2 (Positivity Violation Example)</w:t>
-      </w:r>
-      <w:r>
-        <w:t xml:space="preserve"> </w:t>
-      </w:r>
-      <w:r>
-        <w:t xml:space="preserve">Suppose we want to estimate the effect of a treatment on 90-year-old individuals, but in our data, no 90-year-old person received the treatment. Then:</w:t>
-      </w:r>
-    </w:p>
-    <w:p>
-      <w:pPr>
-        <w:pStyle w:val="BodyText"/>
-      </w:pPr>
-      <m:oMathPara>
-        <m:oMathParaPr>
-          <m:jc m:val="center"/>
-        </m:oMathParaPr>
-        <m:oMath>
-          <m:r>
-            <m:t>P</m:t>
-          </m:r>
-          <m:r>
-            <m:t>r</m:t>
-          </m:r>
-          <m:r>
-            <m:rPr>
-              <m:sty m:val="p"/>
-            </m:rPr>
-            <m:t>[</m:t>
-          </m:r>
-          <m:r>
-            <m:t>A</m:t>
-          </m:r>
-          <m:r>
-            <m:rPr>
-              <m:sty m:val="p"/>
-            </m:rPr>
-            <m:t>=</m:t>
-          </m:r>
-          <m:r>
-            <m:t>1</m:t>
-          </m:r>
-          <m:r>
-            <m:rPr>
-              <m:sty m:val="p"/>
-            </m:rPr>
-            <m:t>|</m:t>
-          </m:r>
-          <m:r>
-            <m:rPr>
-              <m:nor/>
-              <m:sty m:val="p"/>
-            </m:rPr>
-            <m:t>Age</m:t>
-          </m:r>
-          <m:r>
-            <m:rPr>
-              <m:sty m:val="p"/>
-            </m:rPr>
-            <m:t>=</m:t>
-          </m:r>
-          <m:r>
-            <m:t>90</m:t>
-          </m:r>
-          <m:r>
-            <m:rPr>
-              <m:sty m:val="p"/>
-            </m:rPr>
-            <m:t>]</m:t>
-          </m:r>
-          <m:r>
-            <m:rPr>
-              <m:sty m:val="p"/>
-            </m:rPr>
-            <m:t>=</m:t>
-          </m:r>
-          <m:r>
-            <m:t>0</m:t>
-          </m:r>
-        </m:oMath>
-      </m:oMathPara>
-    </w:p>
-    <w:p>
-      <w:pPr>
-        <w:pStyle w:val="FirstParagraph"/>
-      </w:pPr>
-      <w:r>
-        <w:t xml:space="preserve">We cannot estimate</w:t>
-      </w:r>
-      <w:r>
-        <w:t xml:space="preserve"> </w:t>
-      </w:r>
-      <m:oMath>
-        <m:r>
-          <m:t>E</m:t>
-        </m:r>
-        <m:r>
-          <m:rPr>
-            <m:sty m:val="p"/>
-          </m:rPr>
-          <m:t>[</m:t>
-        </m:r>
-        <m:sSup>
-          <m:e>
-            <m:r>
-              <m:t>Y</m:t>
-            </m:r>
-          </m:e>
-          <m:sup>
-            <m:r>
-              <m:t>a</m:t>
-            </m:r>
-            <m:r>
-              <m:rPr>
-                <m:sty m:val="p"/>
-              </m:rPr>
-              <m:t>=</m:t>
-            </m:r>
-            <m:r>
-              <m:t>1</m:t>
-            </m:r>
-          </m:sup>
-        </m:sSup>
-        <m:r>
-          <m:rPr>
-            <m:sty m:val="p"/>
-          </m:rPr>
-          <m:t>|</m:t>
-        </m:r>
-        <m:r>
-          <m:rPr>
-            <m:nor/>
-            <m:sty m:val="p"/>
-          </m:rPr>
-          <m:t>Age</m:t>
-        </m:r>
-        <m:r>
-          <m:rPr>
-            <m:sty m:val="p"/>
-          </m:rPr>
-          <m:t>=</m:t>
-        </m:r>
-        <m:r>
-          <m:t>90</m:t>
-        </m:r>
-        <m:r>
-          <m:rPr>
-            <m:sty m:val="p"/>
-          </m:rPr>
-          <m:t>]</m:t>
-        </m:r>
-      </m:oMath>
-      <w:r>
-        <w:t xml:space="preserve"> </w:t>
-      </w:r>
-      <w:r>
-        <w:t xml:space="preserve">from the data because we have no treated 90-year-olds to observe.</w:t>
-      </w:r>
-    </w:p>
-    <w:bookmarkEnd w:id="18"/>
+            </m:oMath>
+            <w:r>
+              <w:t xml:space="preserve"> </w:t>
+            </w:r>
+            <w:r>
+              <w:t xml:space="preserve">from the data because we have no treated 90-year-olds to observe.</w:t>
+            </w:r>
+          </w:p>
+          <w:bookmarkEnd w:id="18"/>
+        </w:tc>
+      </w:tr>
+    </w:tbl>
     <w:p>
       <w:pPr>
         <w:pStyle w:val="BodyText"/>
@@ -2111,117 +2296,199 @@
         <w:t xml:space="preserve">. Unlike exchangeability and positivity, consistency is not about the relationship between treatment and outcome. Instead, it concerns the definition of the counterfactual outcome itself.</w:t>
       </w:r>
     </w:p>
-    <w:bookmarkStart w:id="21" w:name="def-consistency"/>
-    <w:p>
-      <w:pPr>
-        <w:pStyle w:val="BodyText"/>
-      </w:pPr>
+    <w:tbl>
+      <w:tblPr>
+        <w:tblStyle w:val="Table"/>
+        <w:tblInd w:w="164" w:type="dxa"/>
+        <w:tblBorders>
+          <w:left w:val="single" w:sz="24" w:space="0" w:color="909090"/>
+        </w:tblBorders>
+        <w:tblCellMar>
+          <w:left w:w="0" w:type="dxa"/>
+          <w:right w:w="0" w:type="dxa"/>
+        </w:tblCellMar>
+        <w:tblLook w:firstRow="0" w:lastRow="0" w:firstColumn="0" w:lastColumn="0" w:noHBand="0" w:noVBand="0" w:val="0000"/>
+      </w:tblPr>
+      <w:tblGrid>
+        <w:gridCol w:w="7920"/>
+      </w:tblGrid>
+      <w:tr>
+        <w:trPr>
+          <w:cantSplit/>
+        </w:trPr>
+        <w:tc>
+          <w:tcPr>
+            <w:tcMar>
+              <w:left w:w="144" w:type="dxa"/>
+            </w:tcMar>
+          </w:tcPr>
+          <w:p>
+            <w:pPr>
+              <w:pStyle w:val="BodyText"/>
+            </w:pPr>
+            <w:pPr>
+              <w:spacing w:before="16" w:after="64"/>
+            </w:pPr>
+          </w:p>
+          <w:bookmarkStart w:id="21" w:name="def-consistency"/>
+          <w:p>
+            <w:pPr>
+              <w:pStyle w:val="BodyText"/>
+            </w:pPr>
+            <w:r>
+              <w:rPr>
+                <w:b/>
+                <w:bCs/>
+              </w:rPr>
+              <w:t xml:space="preserve">Definition 4 (Consistency)</w:t>
+            </w:r>
+            <w:r>
+              <w:t xml:space="preserve"> </w:t>
+            </w:r>
+            <w:r>
+              <w:t xml:space="preserve">The</w:t>
+            </w:r>
+            <w:r>
+              <w:t xml:space="preserve"> </w:t>
+            </w:r>
+            <w:r>
+              <w:rPr>
+                <w:b/>
+                <w:bCs/>
+              </w:rPr>
+              <w:t xml:space="preserve">consistency assumption</w:t>
+            </w:r>
+            <w:r>
+              <w:t xml:space="preserve"> </w:t>
+            </w:r>
+            <w:r>
+              <w:t xml:space="preserve">states that:</w:t>
+            </w:r>
+          </w:p>
+          <w:p>
+            <w:pPr>
+              <w:pStyle w:val="BodyText"/>
+            </w:pPr>
+            <m:oMathPara>
+              <m:oMathParaPr>
+                <m:jc m:val="center"/>
+              </m:oMathParaPr>
+              <m:oMath>
+                <m:r>
+                  <m:t>Y</m:t>
+                </m:r>
+                <m:r>
+                  <m:rPr>
+                    <m:sty m:val="p"/>
+                  </m:rPr>
+                  <m:t>=</m:t>
+                </m:r>
+                <m:sSup>
+                  <m:e>
+                    <m:r>
+                      <m:t>Y</m:t>
+                    </m:r>
+                  </m:e>
+                  <m:sup>
+                    <m:r>
+                      <m:t>A</m:t>
+                    </m:r>
+                  </m:sup>
+                </m:sSup>
+              </m:oMath>
+            </m:oMathPara>
+          </w:p>
+          <w:p>
+            <w:pPr>
+              <w:pStyle w:val="FirstParagraph"/>
+            </w:pPr>
+            <w:r>
+              <w:t xml:space="preserve">In words: the observed outcome</w:t>
+            </w:r>
+            <w:r>
+              <w:t xml:space="preserve"> </w:t>
+            </w:r>
+            <m:oMath>
+              <m:r>
+                <m:t>Y</m:t>
+              </m:r>
+            </m:oMath>
+            <w:r>
+              <w:t xml:space="preserve"> </w:t>
+            </w:r>
+            <w:r>
+              <w:t xml:space="preserve">for an individual equals their counterfactual outcome</w:t>
+            </w:r>
+            <w:r>
+              <w:t xml:space="preserve"> </w:t>
+            </w:r>
+            <m:oMath>
+              <m:sSup>
+                <m:e>
+                  <m:r>
+                    <m:t>Y</m:t>
+                  </m:r>
+                </m:e>
+                <m:sup>
+                  <m:r>
+                    <m:t>a</m:t>
+                  </m:r>
+                </m:sup>
+              </m:sSup>
+            </m:oMath>
+            <w:r>
+              <w:t xml:space="preserve"> </w:t>
+            </w:r>
+            <w:r>
+              <w:t xml:space="preserve">under the treatment level</w:t>
+            </w:r>
+            <w:r>
+              <w:t xml:space="preserve"> </w:t>
+            </w:r>
+            <m:oMath>
+              <m:r>
+                <m:t>a</m:t>
+              </m:r>
+            </m:oMath>
+            <w:r>
+              <w:t xml:space="preserve"> </w:t>
+            </w:r>
+            <w:r>
+              <w:t xml:space="preserve">that they actually received.</w:t>
+            </w:r>
+          </w:p>
+          <w:bookmarkEnd w:id="21"/>
+        </w:tc>
+      </w:tr>
+    </w:tbl>
+    <w:bookmarkStart w:id="23" w:name="well-defined-interventions"/>
+    <w:p>
+      <w:pPr>
+        <w:pStyle w:val="Heading3"/>
+      </w:pPr>
+      <w:r>
+        <w:t xml:space="preserve">4.1 Well-Defined Interventions</w:t>
+      </w:r>
+    </w:p>
+    <w:p>
+      <w:pPr>
+        <w:pStyle w:val="FirstParagraph"/>
+      </w:pPr>
+      <w:r>
+        <w:t xml:space="preserve">For consistency to hold, the treatment must be</w:t>
+      </w:r>
+      <w:r>
+        <w:t xml:space="preserve"> </w:t>
+      </w:r>
       <w:r>
         <w:rPr>
           <w:b/>
           <w:bCs/>
         </w:rPr>
-        <w:t xml:space="preserve">Definition 4 (Consistency)</w:t>
-      </w:r>
-      <w:r>
-        <w:t xml:space="preserve"> </w:t>
-      </w:r>
-      <w:r>
-        <w:t xml:space="preserve">The</w:t>
-      </w:r>
-      <w:r>
-        <w:t xml:space="preserve"> </w:t>
-      </w:r>
-      <w:r>
-        <w:rPr>
-          <w:b/>
-          <w:bCs/>
-        </w:rPr>
-        <w:t xml:space="preserve">consistency assumption</w:t>
-      </w:r>
-      <w:r>
-        <w:t xml:space="preserve"> </w:t>
-      </w:r>
-      <w:r>
-        <w:t xml:space="preserve">states that:</w:t>
-      </w:r>
-    </w:p>
-    <w:p>
-      <w:pPr>
-        <w:pStyle w:val="BodyText"/>
-      </w:pPr>
-      <m:oMathPara>
-        <m:oMathParaPr>
-          <m:jc m:val="center"/>
-        </m:oMathParaPr>
-        <m:oMath>
-          <m:r>
-            <m:t>Y</m:t>
-          </m:r>
-          <m:r>
-            <m:rPr>
-              <m:sty m:val="p"/>
-            </m:rPr>
-            <m:t>=</m:t>
-          </m:r>
-          <m:sSup>
-            <m:e>
-              <m:r>
-                <m:t>Y</m:t>
-              </m:r>
-            </m:e>
-            <m:sup>
-              <m:r>
-                <m:t>A</m:t>
-              </m:r>
-            </m:sup>
-          </m:sSup>
-        </m:oMath>
-      </m:oMathPara>
-    </w:p>
-    <w:p>
-      <w:pPr>
-        <w:pStyle w:val="FirstParagraph"/>
-      </w:pPr>
-      <w:r>
-        <w:t xml:space="preserve">In words: the observed outcome</w:t>
-      </w:r>
-      <w:r>
-        <w:t xml:space="preserve"> </w:t>
-      </w:r>
-      <m:oMath>
-        <m:r>
-          <m:t>Y</m:t>
-        </m:r>
-      </m:oMath>
-      <w:r>
-        <w:t xml:space="preserve"> </w:t>
-      </w:r>
-      <w:r>
-        <w:t xml:space="preserve">for an individual equals their counterfactual outcome</w:t>
-      </w:r>
-      <w:r>
-        <w:t xml:space="preserve"> </w:t>
-      </w:r>
-      <m:oMath>
-        <m:sSup>
-          <m:e>
-            <m:r>
-              <m:t>Y</m:t>
-            </m:r>
-          </m:e>
-          <m:sup>
-            <m:r>
-              <m:t>a</m:t>
-            </m:r>
-          </m:sup>
-        </m:sSup>
-      </m:oMath>
-      <w:r>
-        <w:t xml:space="preserve"> </w:t>
-      </w:r>
-      <w:r>
-        <w:t xml:space="preserve">under the treatment level</w:t>
+        <w:t xml:space="preserve">well-defined</w:t>
+      </w:r>
+      <w:r>
+        <w:t xml:space="preserve">. This means we must be able to precisely specify what it means to receive treatment level</w:t>
       </w:r>
       <w:r>
         <w:t xml:space="preserve"> </w:t>
@@ -2232,232 +2499,224 @@
         </m:r>
       </m:oMath>
       <w:r>
-        <w:t xml:space="preserve"> </w:t>
-      </w:r>
-      <w:r>
-        <w:t xml:space="preserve">that they actually received.</w:t>
-      </w:r>
-    </w:p>
-    <w:bookmarkEnd w:id="21"/>
-    <w:bookmarkStart w:id="23" w:name="well-defined-interventions"/>
-    <w:p>
-      <w:pPr>
-        <w:pStyle w:val="Heading3"/>
-      </w:pPr>
-      <w:r>
-        <w:t xml:space="preserve">4.1 Well-Defined Interventions</w:t>
-      </w:r>
-    </w:p>
-    <w:p>
-      <w:pPr>
-        <w:pStyle w:val="FirstParagraph"/>
-      </w:pPr>
-      <w:r>
-        <w:t xml:space="preserve">For consistency to hold, the treatment must be</w:t>
-      </w:r>
-      <w:r>
-        <w:t xml:space="preserve"> </w:t>
-      </w:r>
-      <w:r>
-        <w:rPr>
-          <w:b/>
-          <w:bCs/>
-        </w:rPr>
-        <w:t xml:space="preserve">well-defined</w:t>
-      </w:r>
-      <w:r>
-        <w:t xml:space="preserve">. This means we must be able to precisely specify what it means to receive treatment level</w:t>
-      </w:r>
-      <w:r>
-        <w:t xml:space="preserve"> </w:t>
-      </w:r>
-      <m:oMath>
-        <m:r>
-          <m:t>a</m:t>
-        </m:r>
-      </m:oMath>
-      <w:r>
         <w:t xml:space="preserve">.</w:t>
       </w:r>
     </w:p>
-    <w:bookmarkStart w:id="22" w:name="exm-ill-defined-treatment"/>
-    <w:p>
-      <w:pPr>
-        <w:pStyle w:val="BodyText"/>
-      </w:pPr>
-      <w:r>
-        <w:rPr>
-          <w:b/>
-          <w:bCs/>
-        </w:rPr>
-        <w:t xml:space="preserve">Example 3 (Ill-Defined Treatment Example)</w:t>
-      </w:r>
-      <w:r>
-        <w:t xml:space="preserve"> </w:t>
-      </w:r>
-      <w:r>
-        <w:t xml:space="preserve">Consider</w:t>
-      </w:r>
-      <w:r>
-        <w:t xml:space="preserve"> </w:t>
-      </w:r>
-      <w:r>
-        <w:t xml:space="preserve">“exercise”</w:t>
-      </w:r>
-      <w:r>
-        <w:t xml:space="preserve"> </w:t>
-      </w:r>
-      <w:r>
-        <w:t xml:space="preserve">as a treatment. What does</w:t>
-      </w:r>
-      <w:r>
-        <w:t xml:space="preserve"> </w:t>
-      </w:r>
-      <m:oMath>
-        <m:r>
-          <m:t>A</m:t>
-        </m:r>
-        <m:r>
-          <m:rPr>
-            <m:sty m:val="p"/>
-          </m:rPr>
-          <m:t>=</m:t>
-        </m:r>
-        <m:r>
-          <m:t>1</m:t>
-        </m:r>
-      </m:oMath>
-      <w:r>
-        <w:t xml:space="preserve"> </w:t>
-      </w:r>
-      <w:r>
-        <w:t xml:space="preserve">(receives exercise) mean?</w:t>
-      </w:r>
-    </w:p>
-    <w:p>
-      <w:pPr>
-        <w:pStyle w:val="Compact"/>
-        <w:numPr>
-          <w:ilvl w:val="0"/>
-          <w:numId w:val="1008"/>
-        </w:numPr>
-      </w:pPr>
-      <w:r>
-        <w:t xml:space="preserve">Running 3 miles?</w:t>
-      </w:r>
-    </w:p>
-    <w:p>
-      <w:pPr>
-        <w:pStyle w:val="Compact"/>
-        <w:numPr>
-          <w:ilvl w:val="0"/>
-          <w:numId w:val="1008"/>
-        </w:numPr>
-      </w:pPr>
-      <w:r>
-        <w:t xml:space="preserve">Swimming for 30 minutes?</w:t>
-      </w:r>
-    </w:p>
-    <w:p>
-      <w:pPr>
-        <w:pStyle w:val="Compact"/>
-        <w:numPr>
-          <w:ilvl w:val="0"/>
-          <w:numId w:val="1008"/>
-        </w:numPr>
-      </w:pPr>
-      <w:r>
-        <w:t xml:space="preserve">Walking 10,000 steps?</w:t>
-      </w:r>
-    </w:p>
-    <w:p>
-      <w:pPr>
-        <w:pStyle w:val="Compact"/>
-        <w:numPr>
-          <w:ilvl w:val="0"/>
-          <w:numId w:val="1008"/>
-        </w:numPr>
-      </w:pPr>
-      <w:r>
-        <w:t xml:space="preserve">Weight training?</w:t>
-      </w:r>
-    </w:p>
-    <w:p>
-      <w:pPr>
-        <w:pStyle w:val="FirstParagraph"/>
-      </w:pPr>
-      <w:r>
-        <w:t xml:space="preserve">If different individuals in the</w:t>
-      </w:r>
-      <w:r>
-        <w:t xml:space="preserve"> </w:t>
-      </w:r>
-      <m:oMath>
-        <m:r>
-          <m:t>A</m:t>
-        </m:r>
-        <m:r>
-          <m:rPr>
-            <m:sty m:val="p"/>
-          </m:rPr>
-          <m:t>=</m:t>
-        </m:r>
-        <m:r>
-          <m:t>1</m:t>
-        </m:r>
-      </m:oMath>
-      <w:r>
-        <w:t xml:space="preserve"> </w:t>
-      </w:r>
-      <w:r>
-        <w:t xml:space="preserve">group received different forms of exercise, then</w:t>
-      </w:r>
-      <w:r>
-        <w:t xml:space="preserve"> </w:t>
-      </w:r>
-      <m:oMath>
-        <m:sSup>
-          <m:e>
-            <m:r>
-              <m:t>Y</m:t>
-            </m:r>
-          </m:e>
-          <m:sup>
-            <m:r>
-              <m:t>a</m:t>
-            </m:r>
-            <m:r>
-              <m:rPr>
-                <m:sty m:val="p"/>
-              </m:rPr>
-              <m:t>=</m:t>
-            </m:r>
-            <m:r>
-              <m:t>1</m:t>
-            </m:r>
-          </m:sup>
-        </m:sSup>
-      </m:oMath>
-      <w:r>
-        <w:t xml:space="preserve"> </w:t>
-      </w:r>
-      <w:r>
-        <w:t xml:space="preserve">is not well-defined. The potential outcome under</w:t>
-      </w:r>
-      <w:r>
-        <w:t xml:space="preserve"> </w:t>
-      </w:r>
-      <w:r>
-        <w:t xml:space="preserve">“exercise”</w:t>
-      </w:r>
-      <w:r>
-        <w:t xml:space="preserve"> </w:t>
-      </w:r>
-      <w:r>
-        <w:t xml:space="preserve">depends on which specific form of exercise.</w:t>
-      </w:r>
-    </w:p>
-    <w:bookmarkEnd w:id="22"/>
+    <w:tbl>
+      <w:tblPr>
+        <w:tblStyle w:val="Table"/>
+        <w:tblInd w:w="164" w:type="dxa"/>
+        <w:tblBorders>
+          <w:left w:val="single" w:sz="24" w:space="0" w:color="909090"/>
+        </w:tblBorders>
+        <w:tblCellMar>
+          <w:left w:w="0" w:type="dxa"/>
+          <w:right w:w="0" w:type="dxa"/>
+        </w:tblCellMar>
+        <w:tblLook w:firstRow="0" w:lastRow="0" w:firstColumn="0" w:lastColumn="0" w:noHBand="0" w:noVBand="0" w:val="0000"/>
+      </w:tblPr>
+      <w:tblGrid>
+        <w:gridCol w:w="7920"/>
+      </w:tblGrid>
+      <w:tr>
+        <w:trPr>
+          <w:cantSplit/>
+        </w:trPr>
+        <w:tc>
+          <w:tcPr>
+            <w:tcMar>
+              <w:left w:w="144" w:type="dxa"/>
+            </w:tcMar>
+          </w:tcPr>
+          <w:p>
+            <w:pPr>
+              <w:pStyle w:val="BodyText"/>
+            </w:pPr>
+            <w:pPr>
+              <w:spacing w:before="16" w:after="64"/>
+            </w:pPr>
+          </w:p>
+          <w:bookmarkStart w:id="22" w:name="exm-ill-defined-treatment"/>
+          <w:p>
+            <w:pPr>
+              <w:pStyle w:val="BodyText"/>
+            </w:pPr>
+            <w:r>
+              <w:rPr>
+                <w:b/>
+                <w:bCs/>
+              </w:rPr>
+              <w:t xml:space="preserve">Example 3 (Ill-Defined Treatment Example)</w:t>
+            </w:r>
+            <w:r>
+              <w:t xml:space="preserve"> </w:t>
+            </w:r>
+            <w:r>
+              <w:t xml:space="preserve">Consider</w:t>
+            </w:r>
+            <w:r>
+              <w:t xml:space="preserve"> </w:t>
+            </w:r>
+            <w:r>
+              <w:t xml:space="preserve">“exercise”</w:t>
+            </w:r>
+            <w:r>
+              <w:t xml:space="preserve"> </w:t>
+            </w:r>
+            <w:r>
+              <w:t xml:space="preserve">as a treatment. What does</w:t>
+            </w:r>
+            <w:r>
+              <w:t xml:space="preserve"> </w:t>
+            </w:r>
+            <m:oMath>
+              <m:r>
+                <m:t>A</m:t>
+              </m:r>
+              <m:r>
+                <m:rPr>
+                  <m:sty m:val="p"/>
+                </m:rPr>
+                <m:t>=</m:t>
+              </m:r>
+              <m:r>
+                <m:t>1</m:t>
+              </m:r>
+            </m:oMath>
+            <w:r>
+              <w:t xml:space="preserve"> </w:t>
+            </w:r>
+            <w:r>
+              <w:t xml:space="preserve">(receives exercise) mean?</w:t>
+            </w:r>
+          </w:p>
+          <w:p>
+            <w:pPr>
+              <w:pStyle w:val="Compact"/>
+              <w:numPr>
+                <w:ilvl w:val="0"/>
+                <w:numId w:val="1008"/>
+              </w:numPr>
+            </w:pPr>
+            <w:r>
+              <w:t xml:space="preserve">Running 3 miles?</w:t>
+            </w:r>
+          </w:p>
+          <w:p>
+            <w:pPr>
+              <w:pStyle w:val="Compact"/>
+              <w:numPr>
+                <w:ilvl w:val="0"/>
+                <w:numId w:val="1008"/>
+              </w:numPr>
+            </w:pPr>
+            <w:r>
+              <w:t xml:space="preserve">Swimming for 30 minutes?</w:t>
+            </w:r>
+          </w:p>
+          <w:p>
+            <w:pPr>
+              <w:pStyle w:val="Compact"/>
+              <w:numPr>
+                <w:ilvl w:val="0"/>
+                <w:numId w:val="1008"/>
+              </w:numPr>
+            </w:pPr>
+            <w:r>
+              <w:t xml:space="preserve">Walking 10,000 steps?</w:t>
+            </w:r>
+          </w:p>
+          <w:p>
+            <w:pPr>
+              <w:pStyle w:val="Compact"/>
+              <w:numPr>
+                <w:ilvl w:val="0"/>
+                <w:numId w:val="1008"/>
+              </w:numPr>
+            </w:pPr>
+            <w:r>
+              <w:t xml:space="preserve">Weight training?</w:t>
+            </w:r>
+          </w:p>
+          <w:p>
+            <w:pPr>
+              <w:pStyle w:val="FirstParagraph"/>
+            </w:pPr>
+            <w:r>
+              <w:t xml:space="preserve">If different individuals in the</w:t>
+            </w:r>
+            <w:r>
+              <w:t xml:space="preserve"> </w:t>
+            </w:r>
+            <m:oMath>
+              <m:r>
+                <m:t>A</m:t>
+              </m:r>
+              <m:r>
+                <m:rPr>
+                  <m:sty m:val="p"/>
+                </m:rPr>
+                <m:t>=</m:t>
+              </m:r>
+              <m:r>
+                <m:t>1</m:t>
+              </m:r>
+            </m:oMath>
+            <w:r>
+              <w:t xml:space="preserve"> </w:t>
+            </w:r>
+            <w:r>
+              <w:t xml:space="preserve">group received different forms of exercise, then</w:t>
+            </w:r>
+            <w:r>
+              <w:t xml:space="preserve"> </w:t>
+            </w:r>
+            <m:oMath>
+              <m:sSup>
+                <m:e>
+                  <m:r>
+                    <m:t>Y</m:t>
+                  </m:r>
+                </m:e>
+                <m:sup>
+                  <m:r>
+                    <m:t>a</m:t>
+                  </m:r>
+                  <m:r>
+                    <m:rPr>
+                      <m:sty m:val="p"/>
+                    </m:rPr>
+                    <m:t>=</m:t>
+                  </m:r>
+                  <m:r>
+                    <m:t>1</m:t>
+                  </m:r>
+                </m:sup>
+              </m:sSup>
+            </m:oMath>
+            <w:r>
+              <w:t xml:space="preserve"> </w:t>
+            </w:r>
+            <w:r>
+              <w:t xml:space="preserve">is not well-defined. The potential outcome under</w:t>
+            </w:r>
+            <w:r>
+              <w:t xml:space="preserve"> </w:t>
+            </w:r>
+            <w:r>
+              <w:t xml:space="preserve">“exercise”</w:t>
+            </w:r>
+            <w:r>
+              <w:t xml:space="preserve"> </w:t>
+            </w:r>
+            <w:r>
+              <w:t xml:space="preserve">depends on which specific form of exercise.</w:t>
+            </w:r>
+          </w:p>
+          <w:bookmarkEnd w:id="22"/>
+        </w:tc>
+      </w:tr>
+    </w:tbl>
     <w:p>
       <w:pPr>
         <w:pStyle w:val="BodyText"/>
@@ -2803,64 +3062,126 @@
         <w:t xml:space="preserve">’s treatment, not on other individuals’ treatments.</w:t>
       </w:r>
     </w:p>
-    <w:bookmarkStart w:id="25" w:name="exm-interference"/>
-    <w:p>
-      <w:pPr>
-        <w:pStyle w:val="BodyText"/>
-      </w:pPr>
-      <w:r>
-        <w:rPr>
-          <w:b/>
-          <w:bCs/>
-        </w:rPr>
-        <w:t xml:space="preserve">Example 4 (Interference Example)</w:t>
-      </w:r>
-      <w:r>
-        <w:t xml:space="preserve"> </w:t>
-      </w:r>
-      <w:r>
-        <w:t xml:space="preserve">Consider a vaccine study. If vaccinating person A reduces person B’s risk of disease (through herd immunity), then:</w:t>
-      </w:r>
-    </w:p>
-    <w:p>
-      <w:pPr>
-        <w:pStyle w:val="BodyText"/>
-      </w:pPr>
-      <m:oMathPara>
-        <m:oMathParaPr>
-          <m:jc m:val="center"/>
-        </m:oMathParaPr>
-        <m:oMath>
-          <m:sSub>
-            <m:e>
-              <m:r>
-                <m:t>Y</m:t>
-              </m:r>
-            </m:e>
-            <m:sub>
-              <m:r>
-                <m:t>B</m:t>
-              </m:r>
-            </m:sub>
-          </m:sSub>
-          <m:r>
-            <m:rPr>
-              <m:sty m:val="p"/>
-            </m:rPr>
-            <m:t>≠</m:t>
-          </m:r>
-          <m:sSubSup>
-            <m:e>
-              <m:r>
-                <m:t>Y</m:t>
-              </m:r>
-            </m:e>
-            <m:sub>
-              <m:r>
-                <m:t>B</m:t>
-              </m:r>
-            </m:sub>
-            <m:sup>
+    <w:tbl>
+      <w:tblPr>
+        <w:tblStyle w:val="Table"/>
+        <w:tblInd w:w="164" w:type="dxa"/>
+        <w:tblBorders>
+          <w:left w:val="single" w:sz="24" w:space="0" w:color="909090"/>
+        </w:tblBorders>
+        <w:tblCellMar>
+          <w:left w:w="0" w:type="dxa"/>
+          <w:right w:w="0" w:type="dxa"/>
+        </w:tblCellMar>
+        <w:tblLook w:firstRow="0" w:lastRow="0" w:firstColumn="0" w:lastColumn="0" w:noHBand="0" w:noVBand="0" w:val="0000"/>
+      </w:tblPr>
+      <w:tblGrid>
+        <w:gridCol w:w="7920"/>
+      </w:tblGrid>
+      <w:tr>
+        <w:trPr>
+          <w:cantSplit/>
+        </w:trPr>
+        <w:tc>
+          <w:tcPr>
+            <w:tcMar>
+              <w:left w:w="144" w:type="dxa"/>
+            </w:tcMar>
+          </w:tcPr>
+          <w:p>
+            <w:pPr>
+              <w:pStyle w:val="BodyText"/>
+            </w:pPr>
+            <w:pPr>
+              <w:spacing w:before="16" w:after="64"/>
+            </w:pPr>
+          </w:p>
+          <w:bookmarkStart w:id="25" w:name="exm-interference"/>
+          <w:p>
+            <w:pPr>
+              <w:pStyle w:val="BodyText"/>
+            </w:pPr>
+            <w:r>
+              <w:rPr>
+                <w:b/>
+                <w:bCs/>
+              </w:rPr>
+              <w:t xml:space="preserve">Example 4 (Interference Example)</w:t>
+            </w:r>
+            <w:r>
+              <w:t xml:space="preserve"> </w:t>
+            </w:r>
+            <w:r>
+              <w:t xml:space="preserve">Consider a vaccine study. If vaccinating person A reduces person B’s risk of disease (through herd immunity), then:</w:t>
+            </w:r>
+          </w:p>
+          <w:p>
+            <w:pPr>
+              <w:pStyle w:val="BodyText"/>
+            </w:pPr>
+            <m:oMathPara>
+              <m:oMathParaPr>
+                <m:jc m:val="center"/>
+              </m:oMathParaPr>
+              <m:oMath>
+                <m:sSub>
+                  <m:e>
+                    <m:r>
+                      <m:t>Y</m:t>
+                    </m:r>
+                  </m:e>
+                  <m:sub>
+                    <m:r>
+                      <m:t>B</m:t>
+                    </m:r>
+                  </m:sub>
+                </m:sSub>
+                <m:r>
+                  <m:rPr>
+                    <m:sty m:val="p"/>
+                  </m:rPr>
+                  <m:t>≠</m:t>
+                </m:r>
+                <m:sSubSup>
+                  <m:e>
+                    <m:r>
+                      <m:t>Y</m:t>
+                    </m:r>
+                  </m:e>
+                  <m:sub>
+                    <m:r>
+                      <m:t>B</m:t>
+                    </m:r>
+                  </m:sub>
+                  <m:sup>
+                    <m:sSub>
+                      <m:e>
+                        <m:r>
+                          <m:t>A</m:t>
+                        </m:r>
+                      </m:e>
+                      <m:sub>
+                        <m:r>
+                          <m:t>B</m:t>
+                        </m:r>
+                      </m:sub>
+                    </m:sSub>
+                  </m:sup>
+                </m:sSubSup>
+              </m:oMath>
+            </m:oMathPara>
+          </w:p>
+          <w:p>
+            <w:pPr>
+              <w:pStyle w:val="FirstParagraph"/>
+            </w:pPr>
+            <w:r>
+              <w:t xml:space="preserve">Person B’s outcome depends not just on</w:t>
+            </w:r>
+            <w:r>
+              <w:t xml:space="preserve"> </w:t>
+            </w:r>
+            <m:oMath>
               <m:sSub>
                 <m:e>
                   <m:r>
@@ -2873,66 +3194,41 @@
                   </m:r>
                 </m:sub>
               </m:sSub>
-            </m:sup>
-          </m:sSubSup>
-        </m:oMath>
-      </m:oMathPara>
-    </w:p>
-    <w:p>
-      <w:pPr>
-        <w:pStyle w:val="FirstParagraph"/>
-      </w:pPr>
-      <w:r>
-        <w:t xml:space="preserve">Person B’s outcome depends not just on</w:t>
-      </w:r>
-      <w:r>
-        <w:t xml:space="preserve"> </w:t>
-      </w:r>
-      <m:oMath>
-        <m:sSub>
-          <m:e>
-            <m:r>
-              <m:t>A</m:t>
-            </m:r>
-          </m:e>
-          <m:sub>
-            <m:r>
-              <m:t>B</m:t>
-            </m:r>
-          </m:sub>
-        </m:sSub>
-      </m:oMath>
-      <w:r>
-        <w:t xml:space="preserve"> </w:t>
-      </w:r>
-      <w:r>
-        <w:t xml:space="preserve">(whether B was vaccinated), but also on</w:t>
-      </w:r>
-      <w:r>
-        <w:t xml:space="preserve"> </w:t>
-      </w:r>
-      <m:oMath>
-        <m:sSub>
-          <m:e>
-            <m:r>
-              <m:t>A</m:t>
-            </m:r>
-          </m:e>
-          <m:sub>
-            <m:r>
-              <m:t>A</m:t>
-            </m:r>
-          </m:sub>
-        </m:sSub>
-      </m:oMath>
-      <w:r>
-        <w:t xml:space="preserve"> </w:t>
-      </w:r>
-      <w:r>
-        <w:t xml:space="preserve">and the vaccination status of others in the population.</w:t>
-      </w:r>
-    </w:p>
-    <w:bookmarkEnd w:id="25"/>
+            </m:oMath>
+            <w:r>
+              <w:t xml:space="preserve"> </w:t>
+            </w:r>
+            <w:r>
+              <w:t xml:space="preserve">(whether B was vaccinated), but also on</w:t>
+            </w:r>
+            <w:r>
+              <w:t xml:space="preserve"> </w:t>
+            </w:r>
+            <m:oMath>
+              <m:sSub>
+                <m:e>
+                  <m:r>
+                    <m:t>A</m:t>
+                  </m:r>
+                </m:e>
+                <m:sub>
+                  <m:r>
+                    <m:t>A</m:t>
+                  </m:r>
+                </m:sub>
+              </m:sSub>
+            </m:oMath>
+            <w:r>
+              <w:t xml:space="preserve"> </w:t>
+            </w:r>
+            <w:r>
+              <w:t xml:space="preserve">and the vaccination status of others in the population.</w:t>
+            </w:r>
+          </w:p>
+          <w:bookmarkEnd w:id="25"/>
+        </w:tc>
+      </w:tr>
+    </w:tbl>
     <w:p>
       <w:pPr>
         <w:pStyle w:val="BodyText"/>
@@ -3267,102 +3563,139 @@
         <w:t xml:space="preserve">.</w:t>
       </w:r>
     </w:p>
-    <w:bookmarkStart w:id="29" w:name="def-target-trial"/>
-    <w:p>
-      <w:pPr>
-        <w:pStyle w:val="BodyText"/>
-      </w:pPr>
-      <w:r>
-        <w:rPr>
-          <w:b/>
-          <w:bCs/>
-        </w:rPr>
-        <w:t xml:space="preserve">Definition 5 (Target Trial)</w:t>
-      </w:r>
-      <w:r>
-        <w:t xml:space="preserve"> </w:t>
-      </w:r>
-      <w:r>
-        <w:t xml:space="preserve">The</w:t>
-      </w:r>
-      <w:r>
-        <w:t xml:space="preserve"> </w:t>
-      </w:r>
-      <w:r>
-        <w:rPr>
-          <w:b/>
-          <w:bCs/>
-        </w:rPr>
-        <w:t xml:space="preserve">target trial</w:t>
-      </w:r>
-      <w:r>
-        <w:t xml:space="preserve"> </w:t>
-      </w:r>
-      <w:r>
-        <w:t xml:space="preserve">is the (hypothetical) randomized experiment we would conduct if we could. By specifying the target trial, we clarify:</w:t>
-      </w:r>
-    </w:p>
-    <w:p>
-      <w:pPr>
-        <w:pStyle w:val="Compact"/>
-        <w:numPr>
-          <w:ilvl w:val="0"/>
-          <w:numId w:val="1011"/>
-        </w:numPr>
-      </w:pPr>
-      <w:r>
-        <w:t xml:space="preserve">The causal question we are trying to answer</w:t>
-      </w:r>
-    </w:p>
-    <w:p>
-      <w:pPr>
-        <w:pStyle w:val="Compact"/>
-        <w:numPr>
-          <w:ilvl w:val="0"/>
-          <w:numId w:val="1011"/>
-        </w:numPr>
-      </w:pPr>
-      <w:r>
-        <w:t xml:space="preserve">The treatment comparison of interest</w:t>
-      </w:r>
-    </w:p>
-    <w:p>
-      <w:pPr>
-        <w:pStyle w:val="Compact"/>
-        <w:numPr>
-          <w:ilvl w:val="0"/>
-          <w:numId w:val="1011"/>
-        </w:numPr>
-      </w:pPr>
-      <w:r>
-        <w:t xml:space="preserve">The outcome and follow-up time</w:t>
-      </w:r>
-    </w:p>
-    <w:p>
-      <w:pPr>
-        <w:pStyle w:val="Compact"/>
-        <w:numPr>
-          <w:ilvl w:val="0"/>
-          <w:numId w:val="1011"/>
-        </w:numPr>
-      </w:pPr>
-      <w:r>
-        <w:t xml:space="preserve">The eligibility criteria</w:t>
-      </w:r>
-    </w:p>
-    <w:p>
-      <w:pPr>
-        <w:pStyle w:val="Compact"/>
-        <w:numPr>
-          <w:ilvl w:val="0"/>
-          <w:numId w:val="1011"/>
-        </w:numPr>
-      </w:pPr>
-      <w:r>
-        <w:t xml:space="preserve">The estimand (parameter to be estimated)</w:t>
-      </w:r>
-    </w:p>
-    <w:bookmarkEnd w:id="29"/>
+    <w:tbl>
+      <w:tblPr>
+        <w:tblStyle w:val="Table"/>
+        <w:tblInd w:w="164" w:type="dxa"/>
+        <w:tblBorders>
+          <w:left w:val="single" w:sz="24" w:space="0" w:color="909090"/>
+        </w:tblBorders>
+        <w:tblCellMar>
+          <w:left w:w="0" w:type="dxa"/>
+          <w:right w:w="0" w:type="dxa"/>
+        </w:tblCellMar>
+        <w:tblLook w:firstRow="0" w:lastRow="0" w:firstColumn="0" w:lastColumn="0" w:noHBand="0" w:noVBand="0" w:val="0000"/>
+      </w:tblPr>
+      <w:tblGrid>
+        <w:gridCol w:w="7920"/>
+      </w:tblGrid>
+      <w:tr>
+        <w:trPr>
+          <w:cantSplit/>
+        </w:trPr>
+        <w:tc>
+          <w:tcPr>
+            <w:tcMar>
+              <w:left w:w="144" w:type="dxa"/>
+            </w:tcMar>
+          </w:tcPr>
+          <w:p>
+            <w:pPr>
+              <w:pStyle w:val="BodyText"/>
+            </w:pPr>
+            <w:pPr>
+              <w:spacing w:before="16" w:after="64"/>
+            </w:pPr>
+          </w:p>
+          <w:bookmarkStart w:id="29" w:name="def-target-trial"/>
+          <w:p>
+            <w:pPr>
+              <w:pStyle w:val="BodyText"/>
+            </w:pPr>
+            <w:r>
+              <w:rPr>
+                <w:b/>
+                <w:bCs/>
+              </w:rPr>
+              <w:t xml:space="preserve">Definition 5 (Target Trial)</w:t>
+            </w:r>
+            <w:r>
+              <w:t xml:space="preserve"> </w:t>
+            </w:r>
+            <w:r>
+              <w:t xml:space="preserve">The</w:t>
+            </w:r>
+            <w:r>
+              <w:t xml:space="preserve"> </w:t>
+            </w:r>
+            <w:r>
+              <w:rPr>
+                <w:b/>
+                <w:bCs/>
+              </w:rPr>
+              <w:t xml:space="preserve">target trial</w:t>
+            </w:r>
+            <w:r>
+              <w:t xml:space="preserve"> </w:t>
+            </w:r>
+            <w:r>
+              <w:t xml:space="preserve">is the (hypothetical) randomized experiment we would conduct if we could. By specifying the target trial, we clarify:</w:t>
+            </w:r>
+          </w:p>
+          <w:p>
+            <w:pPr>
+              <w:pStyle w:val="Compact"/>
+              <w:numPr>
+                <w:ilvl w:val="0"/>
+                <w:numId w:val="1011"/>
+              </w:numPr>
+            </w:pPr>
+            <w:r>
+              <w:t xml:space="preserve">The causal question we are trying to answer</w:t>
+            </w:r>
+          </w:p>
+          <w:p>
+            <w:pPr>
+              <w:pStyle w:val="Compact"/>
+              <w:numPr>
+                <w:ilvl w:val="0"/>
+                <w:numId w:val="1011"/>
+              </w:numPr>
+            </w:pPr>
+            <w:r>
+              <w:t xml:space="preserve">The treatment comparison of interest</w:t>
+            </w:r>
+          </w:p>
+          <w:p>
+            <w:pPr>
+              <w:pStyle w:val="Compact"/>
+              <w:numPr>
+                <w:ilvl w:val="0"/>
+                <w:numId w:val="1011"/>
+              </w:numPr>
+            </w:pPr>
+            <w:r>
+              <w:t xml:space="preserve">The outcome and follow-up time</w:t>
+            </w:r>
+          </w:p>
+          <w:p>
+            <w:pPr>
+              <w:pStyle w:val="Compact"/>
+              <w:numPr>
+                <w:ilvl w:val="0"/>
+                <w:numId w:val="1011"/>
+              </w:numPr>
+            </w:pPr>
+            <w:r>
+              <w:t xml:space="preserve">The eligibility criteria</w:t>
+            </w:r>
+          </w:p>
+          <w:p>
+            <w:pPr>
+              <w:pStyle w:val="Compact"/>
+              <w:numPr>
+                <w:ilvl w:val="0"/>
+                <w:numId w:val="1011"/>
+              </w:numPr>
+            </w:pPr>
+            <w:r>
+              <w:t xml:space="preserve">The estimand (parameter to be estimated)</w:t>
+            </w:r>
+          </w:p>
+          <w:bookmarkEnd w:id="29"/>
+        </w:tc>
+      </w:tr>
+    </w:tbl>
     <w:bookmarkStart w:id="30" w:name="emulating-the-target-trial"/>
     <w:p>
       <w:pPr>
@@ -3531,327 +3864,364 @@
         <w:t xml:space="preserve">6.2 Example: Target Trial for Statins and Cardiovascular Disease</w:t>
       </w:r>
     </w:p>
-    <w:bookmarkStart w:id="31" w:name="exm-target-trial"/>
-    <w:p>
-      <w:pPr>
-        <w:pStyle w:val="FirstParagraph"/>
-      </w:pPr>
-      <w:r>
-        <w:rPr>
-          <w:b/>
-          <w:bCs/>
-        </w:rPr>
-        <w:t xml:space="preserve">Example 5 (Target Trial Example)</w:t>
-      </w:r>
-      <w:r>
-        <w:t xml:space="preserve"> </w:t>
-      </w:r>
-      <w:r>
-        <w:rPr>
-          <w:b/>
-          <w:bCs/>
-        </w:rPr>
-        <w:t xml:space="preserve">Research question</w:t>
-      </w:r>
-      <w:r>
-        <w:t xml:space="preserve">: Does taking statins reduce the risk of cardiovascular disease (CVD)?</w:t>
-      </w:r>
-    </w:p>
-    <w:p>
-      <w:pPr>
-        <w:pStyle w:val="BodyText"/>
-      </w:pPr>
-      <w:r>
-        <w:rPr>
-          <w:b/>
-          <w:bCs/>
-        </w:rPr>
-        <w:t xml:space="preserve">Target trial specification</w:t>
-      </w:r>
-      <w:r>
-        <w:t xml:space="preserve">:</w:t>
-      </w:r>
-    </w:p>
-    <w:p>
-      <w:pPr>
-        <w:pStyle w:val="Compact"/>
-        <w:numPr>
-          <w:ilvl w:val="0"/>
-          <w:numId w:val="1014"/>
-        </w:numPr>
-      </w:pPr>
-      <w:r>
-        <w:rPr>
-          <w:b/>
-          <w:bCs/>
-        </w:rPr>
-        <w:t xml:space="preserve">Eligibility</w:t>
-      </w:r>
-      <w:r>
-        <w:t xml:space="preserve">: Adults aged 40-75 with LDL cholesterol &gt; 190 mg/dL, no history of CVD</w:t>
-      </w:r>
-    </w:p>
-    <w:p>
-      <w:pPr>
-        <w:pStyle w:val="Compact"/>
-        <w:numPr>
-          <w:ilvl w:val="0"/>
-          <w:numId w:val="1014"/>
-        </w:numPr>
-      </w:pPr>
-      <w:r>
-        <w:rPr>
-          <w:b/>
-          <w:bCs/>
-        </w:rPr>
-        <w:t xml:space="preserve">Treatment</w:t>
-      </w:r>
-      <w:r>
-        <w:t xml:space="preserve">: Daily statin (yes/no)</w:t>
-      </w:r>
-    </w:p>
-    <w:p>
-      <w:pPr>
-        <w:pStyle w:val="Compact"/>
-        <w:numPr>
-          <w:ilvl w:val="0"/>
-          <w:numId w:val="1014"/>
-        </w:numPr>
-      </w:pPr>
-      <w:r>
-        <w:rPr>
-          <w:b/>
-          <w:bCs/>
-        </w:rPr>
-        <w:t xml:space="preserve">Assignment</w:t>
-      </w:r>
-      <w:r>
-        <w:t xml:space="preserve">: Random assignment to statin or no statin</w:t>
-      </w:r>
-    </w:p>
-    <w:p>
-      <w:pPr>
-        <w:pStyle w:val="Compact"/>
-        <w:numPr>
-          <w:ilvl w:val="0"/>
-          <w:numId w:val="1014"/>
-        </w:numPr>
-      </w:pPr>
-      <w:r>
-        <w:rPr>
-          <w:b/>
-          <w:bCs/>
-        </w:rPr>
-        <w:t xml:space="preserve">Outcome</w:t>
-      </w:r>
-      <w:r>
-        <w:t xml:space="preserve">: CVD event within 5 years</w:t>
-      </w:r>
-    </w:p>
-    <w:p>
-      <w:pPr>
-        <w:pStyle w:val="Compact"/>
-        <w:numPr>
-          <w:ilvl w:val="0"/>
-          <w:numId w:val="1014"/>
-        </w:numPr>
-      </w:pPr>
-      <w:r>
-        <w:rPr>
-          <w:b/>
-          <w:bCs/>
-        </w:rPr>
-        <w:t xml:space="preserve">Estimand</w:t>
-      </w:r>
-      <w:r>
-        <w:t xml:space="preserve">: Risk difference</w:t>
-      </w:r>
-      <w:r>
-        <w:t xml:space="preserve"> </w:t>
-      </w:r>
-      <m:oMath>
-        <m:r>
-          <m:t>P</m:t>
-        </m:r>
-        <m:r>
-          <m:t>r</m:t>
-        </m:r>
-        <m:r>
-          <m:rPr>
-            <m:sty m:val="p"/>
-          </m:rPr>
-          <m:t>[</m:t>
-        </m:r>
-        <m:sSup>
-          <m:e>
-            <m:r>
-              <m:t>Y</m:t>
-            </m:r>
-          </m:e>
-          <m:sup>
-            <m:r>
-              <m:t>a</m:t>
-            </m:r>
-            <m:r>
-              <m:rPr>
-                <m:sty m:val="p"/>
-              </m:rPr>
-              <m:t>=</m:t>
-            </m:r>
-            <m:r>
-              <m:t>1</m:t>
-            </m:r>
-          </m:sup>
-        </m:sSup>
-        <m:r>
-          <m:rPr>
-            <m:sty m:val="p"/>
-          </m:rPr>
-          <m:t>=</m:t>
-        </m:r>
-        <m:r>
-          <m:t>1</m:t>
-        </m:r>
-        <m:r>
-          <m:rPr>
-            <m:sty m:val="p"/>
-          </m:rPr>
-          <m:t>]</m:t>
-        </m:r>
-        <m:r>
-          <m:rPr>
-            <m:sty m:val="p"/>
-          </m:rPr>
-          <m:t>−</m:t>
-        </m:r>
-        <m:r>
-          <m:t>P</m:t>
-        </m:r>
-        <m:r>
-          <m:t>r</m:t>
-        </m:r>
-        <m:r>
-          <m:rPr>
-            <m:sty m:val="p"/>
-          </m:rPr>
-          <m:t>[</m:t>
-        </m:r>
-        <m:sSup>
-          <m:e>
-            <m:r>
-              <m:t>Y</m:t>
-            </m:r>
-          </m:e>
-          <m:sup>
-            <m:r>
-              <m:t>a</m:t>
-            </m:r>
-            <m:r>
-              <m:rPr>
-                <m:sty m:val="p"/>
-              </m:rPr>
-              <m:t>=</m:t>
-            </m:r>
-            <m:r>
-              <m:t>0</m:t>
-            </m:r>
-          </m:sup>
-        </m:sSup>
-        <m:r>
-          <m:rPr>
-            <m:sty m:val="p"/>
-          </m:rPr>
-          <m:t>=</m:t>
-        </m:r>
-        <m:r>
-          <m:t>1</m:t>
-        </m:r>
-        <m:r>
-          <m:rPr>
-            <m:sty m:val="p"/>
-          </m:rPr>
-          <m:t>]</m:t>
-        </m:r>
-      </m:oMath>
-    </w:p>
-    <w:p>
-      <w:pPr>
-        <w:pStyle w:val="FirstParagraph"/>
-      </w:pPr>
-      <w:r>
-        <w:rPr>
-          <w:b/>
-          <w:bCs/>
-        </w:rPr>
-        <w:t xml:space="preserve">Observational study emulation</w:t>
-      </w:r>
-      <w:r>
-        <w:t xml:space="preserve">:</w:t>
-      </w:r>
-    </w:p>
-    <w:p>
-      <w:pPr>
-        <w:pStyle w:val="Compact"/>
-        <w:numPr>
-          <w:ilvl w:val="0"/>
-          <w:numId w:val="1015"/>
-        </w:numPr>
-      </w:pPr>
-      <w:r>
-        <w:t xml:space="preserve">Identify individuals meeting eligibility criteria in electronic health records</w:t>
-      </w:r>
-    </w:p>
-    <w:p>
-      <w:pPr>
-        <w:pStyle w:val="Compact"/>
-        <w:numPr>
-          <w:ilvl w:val="0"/>
-          <w:numId w:val="1015"/>
-        </w:numPr>
-      </w:pPr>
-      <w:r>
-        <w:t xml:space="preserve">Compare those who initiated statins vs. those who did not</w:t>
-      </w:r>
-    </w:p>
-    <w:p>
-      <w:pPr>
-        <w:pStyle w:val="Compact"/>
-        <w:numPr>
-          <w:ilvl w:val="0"/>
-          <w:numId w:val="1015"/>
-        </w:numPr>
-      </w:pPr>
-      <w:r>
-        <w:t xml:space="preserve">Adjust for baseline confounders</w:t>
-      </w:r>
-      <w:r>
-        <w:t xml:space="preserve"> </w:t>
-      </w:r>
-      <m:oMath>
-        <m:r>
-          <m:t>L</m:t>
-        </m:r>
-      </m:oMath>
-      <w:r>
-        <w:t xml:space="preserve"> </w:t>
-      </w:r>
-      <w:r>
-        <w:t xml:space="preserve">(age, sex, blood pressure, smoking, etc.)</w:t>
-      </w:r>
-    </w:p>
-    <w:p>
-      <w:pPr>
-        <w:pStyle w:val="Compact"/>
-        <w:numPr>
-          <w:ilvl w:val="0"/>
-          <w:numId w:val="1015"/>
-        </w:numPr>
-      </w:pPr>
-      <w:r>
-        <w:t xml:space="preserve">Follow individuals for 5 years, censoring if they move or die from non-CVD causes</w:t>
-      </w:r>
-    </w:p>
-    <w:bookmarkEnd w:id="31"/>
+    <w:tbl>
+      <w:tblPr>
+        <w:tblStyle w:val="Table"/>
+        <w:tblInd w:w="164" w:type="dxa"/>
+        <w:tblBorders>
+          <w:left w:val="single" w:sz="24" w:space="0" w:color="909090"/>
+        </w:tblBorders>
+        <w:tblCellMar>
+          <w:left w:w="0" w:type="dxa"/>
+          <w:right w:w="0" w:type="dxa"/>
+        </w:tblCellMar>
+        <w:tblLook w:firstRow="0" w:lastRow="0" w:firstColumn="0" w:lastColumn="0" w:noHBand="0" w:noVBand="0" w:val="0000"/>
+      </w:tblPr>
+      <w:tblGrid>
+        <w:gridCol w:w="7920"/>
+      </w:tblGrid>
+      <w:tr>
+        <w:trPr>
+          <w:cantSplit/>
+        </w:trPr>
+        <w:tc>
+          <w:tcPr>
+            <w:tcMar>
+              <w:left w:w="144" w:type="dxa"/>
+            </w:tcMar>
+          </w:tcPr>
+          <w:p>
+            <w:pPr>
+              <w:pStyle w:val="FirstParagraph"/>
+            </w:pPr>
+            <w:pPr>
+              <w:spacing w:before="16" w:after="64"/>
+            </w:pPr>
+          </w:p>
+          <w:bookmarkStart w:id="31" w:name="exm-target-trial"/>
+          <w:p>
+            <w:pPr>
+              <w:pStyle w:val="BodyText"/>
+            </w:pPr>
+            <w:r>
+              <w:rPr>
+                <w:b/>
+                <w:bCs/>
+              </w:rPr>
+              <w:t xml:space="preserve">Example 5 (Target Trial Example)</w:t>
+            </w:r>
+            <w:r>
+              <w:t xml:space="preserve"> </w:t>
+            </w:r>
+            <w:r>
+              <w:rPr>
+                <w:b/>
+                <w:bCs/>
+              </w:rPr>
+              <w:t xml:space="preserve">Research question</w:t>
+            </w:r>
+            <w:r>
+              <w:t xml:space="preserve">: Does taking statins reduce the risk of cardiovascular disease (CVD)?</w:t>
+            </w:r>
+          </w:p>
+          <w:p>
+            <w:pPr>
+              <w:pStyle w:val="BodyText"/>
+            </w:pPr>
+            <w:r>
+              <w:rPr>
+                <w:b/>
+                <w:bCs/>
+              </w:rPr>
+              <w:t xml:space="preserve">Target trial specification</w:t>
+            </w:r>
+            <w:r>
+              <w:t xml:space="preserve">:</w:t>
+            </w:r>
+          </w:p>
+          <w:p>
+            <w:pPr>
+              <w:pStyle w:val="Compact"/>
+              <w:numPr>
+                <w:ilvl w:val="0"/>
+                <w:numId w:val="1014"/>
+              </w:numPr>
+            </w:pPr>
+            <w:r>
+              <w:rPr>
+                <w:b/>
+                <w:bCs/>
+              </w:rPr>
+              <w:t xml:space="preserve">Eligibility</w:t>
+            </w:r>
+            <w:r>
+              <w:t xml:space="preserve">: Adults aged 40-75 with LDL cholesterol &gt; 190 mg/dL, no history of CVD</w:t>
+            </w:r>
+          </w:p>
+          <w:p>
+            <w:pPr>
+              <w:pStyle w:val="Compact"/>
+              <w:numPr>
+                <w:ilvl w:val="0"/>
+                <w:numId w:val="1014"/>
+              </w:numPr>
+            </w:pPr>
+            <w:r>
+              <w:rPr>
+                <w:b/>
+                <w:bCs/>
+              </w:rPr>
+              <w:t xml:space="preserve">Treatment</w:t>
+            </w:r>
+            <w:r>
+              <w:t xml:space="preserve">: Daily statin (yes/no)</w:t>
+            </w:r>
+          </w:p>
+          <w:p>
+            <w:pPr>
+              <w:pStyle w:val="Compact"/>
+              <w:numPr>
+                <w:ilvl w:val="0"/>
+                <w:numId w:val="1014"/>
+              </w:numPr>
+            </w:pPr>
+            <w:r>
+              <w:rPr>
+                <w:b/>
+                <w:bCs/>
+              </w:rPr>
+              <w:t xml:space="preserve">Assignment</w:t>
+            </w:r>
+            <w:r>
+              <w:t xml:space="preserve">: Random assignment to statin or no statin</w:t>
+            </w:r>
+          </w:p>
+          <w:p>
+            <w:pPr>
+              <w:pStyle w:val="Compact"/>
+              <w:numPr>
+                <w:ilvl w:val="0"/>
+                <w:numId w:val="1014"/>
+              </w:numPr>
+            </w:pPr>
+            <w:r>
+              <w:rPr>
+                <w:b/>
+                <w:bCs/>
+              </w:rPr>
+              <w:t xml:space="preserve">Outcome</w:t>
+            </w:r>
+            <w:r>
+              <w:t xml:space="preserve">: CVD event within 5 years</w:t>
+            </w:r>
+          </w:p>
+          <w:p>
+            <w:pPr>
+              <w:pStyle w:val="Compact"/>
+              <w:numPr>
+                <w:ilvl w:val="0"/>
+                <w:numId w:val="1014"/>
+              </w:numPr>
+            </w:pPr>
+            <w:r>
+              <w:rPr>
+                <w:b/>
+                <w:bCs/>
+              </w:rPr>
+              <w:t xml:space="preserve">Estimand</w:t>
+            </w:r>
+            <w:r>
+              <w:t xml:space="preserve">: Risk difference</w:t>
+            </w:r>
+            <w:r>
+              <w:t xml:space="preserve"> </w:t>
+            </w:r>
+            <m:oMath>
+              <m:r>
+                <m:t>P</m:t>
+              </m:r>
+              <m:r>
+                <m:t>r</m:t>
+              </m:r>
+              <m:r>
+                <m:rPr>
+                  <m:sty m:val="p"/>
+                </m:rPr>
+                <m:t>[</m:t>
+              </m:r>
+              <m:sSup>
+                <m:e>
+                  <m:r>
+                    <m:t>Y</m:t>
+                  </m:r>
+                </m:e>
+                <m:sup>
+                  <m:r>
+                    <m:t>a</m:t>
+                  </m:r>
+                  <m:r>
+                    <m:rPr>
+                      <m:sty m:val="p"/>
+                    </m:rPr>
+                    <m:t>=</m:t>
+                  </m:r>
+                  <m:r>
+                    <m:t>1</m:t>
+                  </m:r>
+                </m:sup>
+              </m:sSup>
+              <m:r>
+                <m:rPr>
+                  <m:sty m:val="p"/>
+                </m:rPr>
+                <m:t>=</m:t>
+              </m:r>
+              <m:r>
+                <m:t>1</m:t>
+              </m:r>
+              <m:r>
+                <m:rPr>
+                  <m:sty m:val="p"/>
+                </m:rPr>
+                <m:t>]</m:t>
+              </m:r>
+              <m:r>
+                <m:rPr>
+                  <m:sty m:val="p"/>
+                </m:rPr>
+                <m:t>−</m:t>
+              </m:r>
+              <m:r>
+                <m:t>P</m:t>
+              </m:r>
+              <m:r>
+                <m:t>r</m:t>
+              </m:r>
+              <m:r>
+                <m:rPr>
+                  <m:sty m:val="p"/>
+                </m:rPr>
+                <m:t>[</m:t>
+              </m:r>
+              <m:sSup>
+                <m:e>
+                  <m:r>
+                    <m:t>Y</m:t>
+                  </m:r>
+                </m:e>
+                <m:sup>
+                  <m:r>
+                    <m:t>a</m:t>
+                  </m:r>
+                  <m:r>
+                    <m:rPr>
+                      <m:sty m:val="p"/>
+                    </m:rPr>
+                    <m:t>=</m:t>
+                  </m:r>
+                  <m:r>
+                    <m:t>0</m:t>
+                  </m:r>
+                </m:sup>
+              </m:sSup>
+              <m:r>
+                <m:rPr>
+                  <m:sty m:val="p"/>
+                </m:rPr>
+                <m:t>=</m:t>
+              </m:r>
+              <m:r>
+                <m:t>1</m:t>
+              </m:r>
+              <m:r>
+                <m:rPr>
+                  <m:sty m:val="p"/>
+                </m:rPr>
+                <m:t>]</m:t>
+              </m:r>
+            </m:oMath>
+          </w:p>
+          <w:p>
+            <w:pPr>
+              <w:pStyle w:val="FirstParagraph"/>
+            </w:pPr>
+            <w:r>
+              <w:rPr>
+                <w:b/>
+                <w:bCs/>
+              </w:rPr>
+              <w:t xml:space="preserve">Observational study emulation</w:t>
+            </w:r>
+            <w:r>
+              <w:t xml:space="preserve">:</w:t>
+            </w:r>
+          </w:p>
+          <w:p>
+            <w:pPr>
+              <w:pStyle w:val="Compact"/>
+              <w:numPr>
+                <w:ilvl w:val="0"/>
+                <w:numId w:val="1015"/>
+              </w:numPr>
+            </w:pPr>
+            <w:r>
+              <w:t xml:space="preserve">Identify individuals meeting eligibility criteria in electronic health records</w:t>
+            </w:r>
+          </w:p>
+          <w:p>
+            <w:pPr>
+              <w:pStyle w:val="Compact"/>
+              <w:numPr>
+                <w:ilvl w:val="0"/>
+                <w:numId w:val="1015"/>
+              </w:numPr>
+            </w:pPr>
+            <w:r>
+              <w:t xml:space="preserve">Compare those who initiated statins vs. those who did not</w:t>
+            </w:r>
+          </w:p>
+          <w:p>
+            <w:pPr>
+              <w:pStyle w:val="Compact"/>
+              <w:numPr>
+                <w:ilvl w:val="0"/>
+                <w:numId w:val="1015"/>
+              </w:numPr>
+            </w:pPr>
+            <w:r>
+              <w:t xml:space="preserve">Adjust for baseline confounders</w:t>
+            </w:r>
+            <w:r>
+              <w:t xml:space="preserve"> </w:t>
+            </w:r>
+            <m:oMath>
+              <m:r>
+                <m:t>L</m:t>
+              </m:r>
+            </m:oMath>
+            <w:r>
+              <w:t xml:space="preserve"> </w:t>
+            </w:r>
+            <w:r>
+              <w:t xml:space="preserve">(age, sex, blood pressure, smoking, etc.)</w:t>
+            </w:r>
+          </w:p>
+          <w:p>
+            <w:pPr>
+              <w:pStyle w:val="Compact"/>
+              <w:numPr>
+                <w:ilvl w:val="0"/>
+                <w:numId w:val="1015"/>
+              </w:numPr>
+            </w:pPr>
+            <w:r>
+              <w:t xml:space="preserve">Follow individuals for 5 years, censoring if they move or die from non-CVD causes</w:t>
+            </w:r>
+          </w:p>
+          <w:bookmarkEnd w:id="31"/>
+        </w:tc>
+      </w:tr>
+    </w:tbl>
     <w:p>
       <w:pPr>
         <w:pStyle w:val="FirstParagraph"/>

--- a/chapters/03-observational-studies.docx
+++ b/chapters/03-observational-studies.docx
@@ -742,10 +742,10 @@
         </m:oMathParaPr>
         <m:oMath>
           <m:r>
-            <m:t>P</m:t>
-          </m:r>
-          <m:r>
-            <m:t>r</m:t>
+            <m:rPr>
+              <m:sty m:val="p"/>
+            </m:rPr>
+            <m:t>Pr</m:t>
           </m:r>
           <m:r>
             <m:rPr>
@@ -814,10 +814,10 @@
             <m:t>=</m:t>
           </m:r>
           <m:r>
-            <m:t>P</m:t>
-          </m:r>
-          <m:r>
-            <m:t>r</m:t>
+            <m:rPr>
+              <m:sty m:val="p"/>
+            </m:rPr>
+            <m:t>Pr</m:t>
           </m:r>
           <m:r>
             <m:rPr>
@@ -886,10 +886,10 @@
             <m:t>=</m:t>
           </m:r>
           <m:r>
-            <m:t>P</m:t>
-          </m:r>
-          <m:r>
-            <m:t>r</m:t>
+            <m:rPr>
+              <m:sty m:val="p"/>
+            </m:rPr>
+            <m:t>Pr</m:t>
           </m:r>
           <m:r>
             <m:rPr>
@@ -1199,10 +1199,10 @@
               </m:oMathParaPr>
               <m:oMath>
                 <m:r>
-                  <m:t>P</m:t>
-                </m:r>
-                <m:r>
-                  <m:t>r</m:t>
+                  <m:rPr>
+                    <m:sty m:val="p"/>
+                  </m:rPr>
+                  <m:t>Pr</m:t>
                 </m:r>
                 <m:r>
                   <m:rPr>
@@ -1271,10 +1271,10 @@
                   <m:t>≠</m:t>
                 </m:r>
                 <m:r>
-                  <m:t>P</m:t>
-                </m:r>
-                <m:r>
-                  <m:t>r</m:t>
+                  <m:rPr>
+                    <m:sty m:val="p"/>
+                  </m:rPr>
+                  <m:t>Pr</m:t>
                 </m:r>
                 <m:r>
                   <m:rPr>
@@ -1710,10 +1710,10 @@
             </w:r>
             <m:oMath>
               <m:r>
-                <m:t>P</m:t>
-              </m:r>
-              <m:r>
-                <m:t>r</m:t>
+                <m:rPr>
+                  <m:sty m:val="p"/>
+                </m:rPr>
+                <m:t>Pr</m:t>
               </m:r>
               <m:r>
                 <m:rPr>
@@ -1754,10 +1754,10 @@
               </m:oMathParaPr>
               <m:oMath>
                 <m:r>
-                  <m:t>P</m:t>
-                </m:r>
-                <m:r>
-                  <m:t>r</m:t>
+                  <m:rPr>
+                    <m:sty m:val="p"/>
+                  </m:rPr>
+                  <m:t>Pr</m:t>
                 </m:r>
                 <m:r>
                   <m:rPr>
@@ -1920,10 +1920,10 @@
               </m:oMathParaPr>
               <m:oMath>
                 <m:r>
-                  <m:t>P</m:t>
-                </m:r>
-                <m:r>
-                  <m:t>r</m:t>
+                  <m:rPr>
+                    <m:sty m:val="p"/>
+                  </m:rPr>
+                  <m:t>Pr</m:t>
                 </m:r>
                 <m:r>
                   <m:rPr>
@@ -1995,23 +1995,53 @@
             </w:r>
             <m:oMath>
               <m:r>
+                <m:rPr>
+                  <m:nor/>
+                  <m:sty m:val="p"/>
+                </m:rPr>
                 <m:t>E</m:t>
               </m:r>
-              <m:r>
-                <m:rPr>
-                  <m:sty m:val="p"/>
-                </m:rPr>
-                <m:t>[</m:t>
-              </m:r>
-              <m:sSup>
+              <m:d>
+                <m:dPr>
+                  <m:begChr m:val="["/>
+                  <m:sepChr m:val=""/>
+                  <m:endChr m:val="]"/>
+                  <m:grow/>
+                </m:dPr>
                 <m:e>
+                  <m:sSup>
+                    <m:e>
+                      <m:r>
+                        <m:t>Y</m:t>
+                      </m:r>
+                    </m:e>
+                    <m:sup>
+                      <m:r>
+                        <m:t>a</m:t>
+                      </m:r>
+                      <m:r>
+                        <m:rPr>
+                          <m:sty m:val="p"/>
+                        </m:rPr>
+                        <m:t>=</m:t>
+                      </m:r>
+                      <m:r>
+                        <m:t>1</m:t>
+                      </m:r>
+                    </m:sup>
+                  </m:sSup>
                   <m:r>
-                    <m:t>Y</m:t>
+                    <m:rPr>
+                      <m:sty m:val="p"/>
+                    </m:rPr>
+                    <m:t>|</m:t>
                   </m:r>
-                </m:e>
-                <m:sup>
                   <m:r>
-                    <m:t>a</m:t>
+                    <m:rPr>
+                      <m:nor/>
+                      <m:sty m:val="p"/>
+                    </m:rPr>
+                    <m:t>Age</m:t>
                   </m:r>
                   <m:r>
                     <m:rPr>
@@ -2020,38 +2050,10 @@
                     <m:t>=</m:t>
                   </m:r>
                   <m:r>
-                    <m:t>1</m:t>
+                    <m:t>90</m:t>
                   </m:r>
-                </m:sup>
-              </m:sSup>
-              <m:r>
-                <m:rPr>
-                  <m:sty m:val="p"/>
-                </m:rPr>
-                <m:t>|</m:t>
-              </m:r>
-              <m:r>
-                <m:rPr>
-                  <m:nor/>
-                  <m:sty m:val="p"/>
-                </m:rPr>
-                <m:t>Age</m:t>
-              </m:r>
-              <m:r>
-                <m:rPr>
-                  <m:sty m:val="p"/>
-                </m:rPr>
-                <m:t>=</m:t>
-              </m:r>
-              <m:r>
-                <m:t>90</m:t>
-              </m:r>
-              <m:r>
-                <m:rPr>
-                  <m:sty m:val="p"/>
-                </m:rPr>
-                <m:t>]</m:t>
-              </m:r>
+                </m:e>
+              </m:d>
             </m:oMath>
             <w:r>
               <w:t xml:space="preserve"> </w:t>
@@ -2211,10 +2213,10 @@
       </w:r>
       <m:oMath>
         <m:r>
-          <m:t>P</m:t>
-        </m:r>
-        <m:r>
-          <m:t>r</m:t>
+          <m:rPr>
+            <m:sty m:val="p"/>
+          </m:rPr>
+          <m:t>Pr</m:t>
         </m:r>
         <m:r>
           <m:rPr>
@@ -4038,10 +4040,10 @@
             </w:r>
             <m:oMath>
               <m:r>
-                <m:t>P</m:t>
-              </m:r>
-              <m:r>
-                <m:t>r</m:t>
+                <m:rPr>
+                  <m:sty m:val="p"/>
+                </m:rPr>
+                <m:t>Pr</m:t>
               </m:r>
               <m:r>
                 <m:rPr>
@@ -4092,10 +4094,10 @@
                 <m:t>−</m:t>
               </m:r>
               <m:r>
-                <m:t>P</m:t>
-              </m:r>
-              <m:r>
-                <m:t>r</m:t>
+                <m:rPr>
+                  <m:sty m:val="p"/>
+                </m:rPr>
+                <m:t>Pr</m:t>
               </m:r>
               <m:r>
                 <m:rPr>
@@ -4444,10 +4446,10 @@
       </w:r>
       <m:oMath>
         <m:r>
-          <m:t>P</m:t>
-        </m:r>
-        <m:r>
-          <m:t>r</m:t>
+          <m:rPr>
+            <m:sty m:val="p"/>
+          </m:rPr>
+          <m:t>Pr</m:t>
         </m:r>
         <m:r>
           <m:rPr>

--- a/chapters/03-observational-studies.docx
+++ b/chapters/03-observational-studies.docx
@@ -3262,7 +3262,7 @@
             <m:sup>
               <m:r>
                 <m:rPr>
-                  <m:sty m:val="b"/>
+                  <m:sty m:val="bi"/>
                 </m:rPr>
                 <m:t>a</m:t>
               </m:r>
@@ -3364,7 +3364,7 @@
       <m:oMath>
         <m:r>
           <m:rPr>
-            <m:sty m:val="b"/>
+            <m:sty m:val="bi"/>
           </m:rPr>
           <m:t>a</m:t>
         </m:r>
